--- a/my notes paints/1.HTML My notes.docx
+++ b/my notes paints/1.HTML My notes.docx
@@ -1010,8 +1010,6 @@
               </w:rPr>
               <w:t>html file itself can load the java script file</w:t>
             </w:r>
-            <w:bookmarkStart w:id="0" w:name="_GoBack"/>
-            <w:bookmarkEnd w:id="0"/>
           </w:p>
         </w:tc>
         <w:tc>
@@ -4288,55 +4286,6 @@
             <w:tcW w:w="13537" w:type="dxa"/>
           </w:tcPr>
           <w:p>
-            <w:r>
-              <w:t>title vs label</w:t>
-            </w:r>
-          </w:p>
-          <w:p>
-            <w:r>
-              <w:rPr>
-                <w:noProof/>
-                <w:lang w:eastAsia="en-IN"/>
-              </w:rPr>
-              <w:drawing>
-                <wp:inline distT="0" distB="0" distL="0" distR="0" wp14:anchorId="652F3D36" wp14:editId="2F23611A">
-                  <wp:extent cx="2028825" cy="742950"/>
-                  <wp:effectExtent l="0" t="0" r="9525" b="0"/>
-                  <wp:docPr id="7" name="Picture 7"/>
-                  <wp:cNvGraphicFramePr>
-                    <a:graphicFrameLocks xmlns:a="http://schemas.openxmlformats.org/drawingml/2006/main" noChangeAspect="1"/>
-                  </wp:cNvGraphicFramePr>
-                  <a:graphic xmlns:a="http://schemas.openxmlformats.org/drawingml/2006/main">
-                    <a:graphicData uri="http://schemas.openxmlformats.org/drawingml/2006/picture">
-                      <pic:pic xmlns:pic="http://schemas.openxmlformats.org/drawingml/2006/picture">
-                        <pic:nvPicPr>
-                          <pic:cNvPr id="1" name=""/>
-                          <pic:cNvPicPr/>
-                        </pic:nvPicPr>
-                        <pic:blipFill>
-                          <a:blip r:embed="rId14"/>
-                          <a:stretch>
-                            <a:fillRect/>
-                          </a:stretch>
-                        </pic:blipFill>
-                        <pic:spPr>
-                          <a:xfrm>
-                            <a:off x="0" y="0"/>
-                            <a:ext cx="2028825" cy="742950"/>
-                          </a:xfrm>
-                          <a:prstGeom prst="rect">
-                            <a:avLst/>
-                          </a:prstGeom>
-                        </pic:spPr>
-                      </pic:pic>
-                    </a:graphicData>
-                  </a:graphic>
-                </wp:inline>
-              </w:drawing>
-            </w:r>
-          </w:p>
-          <w:p/>
-          <w:p>
             <w:pPr>
               <w:shd w:val="clear" w:color="auto" w:fill="FFFFFF"/>
               <w:spacing w:line="285" w:lineRule="atLeast"/>
@@ -4349,222 +4298,394 @@
               </w:rPr>
             </w:pPr>
             <w:r>
-              <w:rPr>
-                <w:rFonts w:ascii="Consolas" w:eastAsia="Times New Roman" w:hAnsi="Consolas" w:cs="Times New Roman"/>
-                <w:color w:val="24292E"/>
-                <w:sz w:val="21"/>
-                <w:szCs w:val="21"/>
-                <w:lang w:eastAsia="en-IN" w:bidi="te-IN"/>
-              </w:rPr>
-              <w:t>&lt;</w:t>
-            </w:r>
-            <w:r>
-              <w:rPr>
-                <w:rFonts w:ascii="Consolas" w:eastAsia="Times New Roman" w:hAnsi="Consolas" w:cs="Times New Roman"/>
-                <w:color w:val="22863A"/>
-                <w:sz w:val="21"/>
-                <w:szCs w:val="21"/>
-                <w:lang w:eastAsia="en-IN" w:bidi="te-IN"/>
-              </w:rPr>
-              <w:t>lightning-button</w:t>
-            </w:r>
-            <w:r>
-              <w:rPr>
-                <w:rFonts w:ascii="Consolas" w:eastAsia="Times New Roman" w:hAnsi="Consolas" w:cs="Times New Roman"/>
-                <w:color w:val="24292E"/>
-                <w:sz w:val="21"/>
-                <w:szCs w:val="21"/>
-                <w:lang w:eastAsia="en-IN" w:bidi="te-IN"/>
-              </w:rPr>
               <w:t xml:space="preserve"> </w:t>
-            </w:r>
-            <w:r>
-              <w:rPr>
-                <w:rFonts w:ascii="Consolas" w:eastAsia="Times New Roman" w:hAnsi="Consolas" w:cs="Times New Roman"/>
-                <w:color w:val="6F42C1"/>
-                <w:sz w:val="21"/>
-                <w:szCs w:val="21"/>
-                <w:lang w:eastAsia="en-IN" w:bidi="te-IN"/>
-              </w:rPr>
-              <w:t>variant</w:t>
-            </w:r>
-            <w:r>
-              <w:rPr>
-                <w:rFonts w:ascii="Consolas" w:eastAsia="Times New Roman" w:hAnsi="Consolas" w:cs="Times New Roman"/>
-                <w:color w:val="24292E"/>
-                <w:sz w:val="21"/>
-                <w:szCs w:val="21"/>
-                <w:lang w:eastAsia="en-IN" w:bidi="te-IN"/>
-              </w:rPr>
-              <w:t>=</w:t>
-            </w:r>
-            <w:r>
-              <w:rPr>
-                <w:rFonts w:ascii="Consolas" w:eastAsia="Times New Roman" w:hAnsi="Consolas" w:cs="Times New Roman"/>
-                <w:color w:val="032F62"/>
-                <w:sz w:val="21"/>
-                <w:szCs w:val="21"/>
-                <w:lang w:eastAsia="en-IN" w:bidi="te-IN"/>
-              </w:rPr>
-              <w:t>"success"</w:t>
-            </w:r>
-            <w:r>
-              <w:rPr>
-                <w:rFonts w:ascii="Consolas" w:eastAsia="Times New Roman" w:hAnsi="Consolas" w:cs="Times New Roman"/>
-                <w:color w:val="24292E"/>
-                <w:sz w:val="21"/>
-                <w:szCs w:val="21"/>
-                <w:lang w:eastAsia="en-IN" w:bidi="te-IN"/>
-              </w:rPr>
-              <w:t xml:space="preserve"> </w:t>
-            </w:r>
-            <w:r>
-              <w:rPr>
-                <w:rFonts w:ascii="Consolas" w:eastAsia="Times New Roman" w:hAnsi="Consolas" w:cs="Times New Roman"/>
-                <w:color w:val="6F42C1"/>
-                <w:sz w:val="21"/>
-                <w:szCs w:val="21"/>
-                <w:lang w:eastAsia="en-IN" w:bidi="te-IN"/>
-              </w:rPr>
-              <w:t>label</w:t>
-            </w:r>
-            <w:r>
-              <w:rPr>
-                <w:rFonts w:ascii="Consolas" w:eastAsia="Times New Roman" w:hAnsi="Consolas" w:cs="Times New Roman"/>
-                <w:color w:val="24292E"/>
-                <w:sz w:val="21"/>
-                <w:szCs w:val="21"/>
-                <w:lang w:eastAsia="en-IN" w:bidi="te-IN"/>
-              </w:rPr>
-              <w:t>=</w:t>
-            </w:r>
-            <w:r>
-              <w:rPr>
-                <w:rFonts w:ascii="Consolas" w:eastAsia="Times New Roman" w:hAnsi="Consolas" w:cs="Times New Roman"/>
-                <w:color w:val="032F62"/>
-                <w:sz w:val="21"/>
-                <w:szCs w:val="21"/>
-                <w:lang w:eastAsia="en-IN" w:bidi="te-IN"/>
-              </w:rPr>
-              <w:t>"Log All Countries"</w:t>
-            </w:r>
-            <w:r>
-              <w:rPr>
-                <w:rFonts w:ascii="Consolas" w:eastAsia="Times New Roman" w:hAnsi="Consolas" w:cs="Times New Roman"/>
-                <w:color w:val="24292E"/>
-                <w:sz w:val="21"/>
-                <w:szCs w:val="21"/>
-                <w:lang w:eastAsia="en-IN" w:bidi="te-IN"/>
-              </w:rPr>
-              <w:t xml:space="preserve"> </w:t>
-            </w:r>
-            <w:r>
-              <w:rPr>
-                <w:rFonts w:ascii="Consolas" w:eastAsia="Times New Roman" w:hAnsi="Consolas" w:cs="Times New Roman"/>
-                <w:color w:val="6F42C1"/>
-                <w:sz w:val="21"/>
-                <w:szCs w:val="21"/>
-                <w:lang w:eastAsia="en-IN" w:bidi="te-IN"/>
-              </w:rPr>
-              <w:t>onclick</w:t>
-            </w:r>
-            <w:r>
-              <w:rPr>
-                <w:rFonts w:ascii="Consolas" w:eastAsia="Times New Roman" w:hAnsi="Consolas" w:cs="Times New Roman"/>
-                <w:color w:val="24292E"/>
-                <w:sz w:val="21"/>
-                <w:szCs w:val="21"/>
-                <w:lang w:eastAsia="en-IN" w:bidi="te-IN"/>
-              </w:rPr>
-              <w:t>=</w:t>
-            </w:r>
-            <w:r>
-              <w:rPr>
-                <w:rFonts w:ascii="Consolas" w:eastAsia="Times New Roman" w:hAnsi="Consolas" w:cs="Times New Roman"/>
-                <w:color w:val="032F62"/>
-                <w:sz w:val="21"/>
-                <w:szCs w:val="21"/>
-                <w:lang w:eastAsia="en-IN" w:bidi="te-IN"/>
-              </w:rPr>
-              <w:t>{printCountryNames}</w:t>
-            </w:r>
-            <w:r>
-              <w:rPr>
-                <w:rFonts w:ascii="Consolas" w:eastAsia="Times New Roman" w:hAnsi="Consolas" w:cs="Times New Roman"/>
-                <w:color w:val="24292E"/>
-                <w:sz w:val="21"/>
-                <w:szCs w:val="21"/>
-                <w:lang w:eastAsia="en-IN" w:bidi="te-IN"/>
-              </w:rPr>
-              <w:t xml:space="preserve"> </w:t>
-            </w:r>
-            <w:r>
-              <w:rPr>
-                <w:rFonts w:ascii="Consolas" w:eastAsia="Times New Roman" w:hAnsi="Consolas" w:cs="Times New Roman"/>
-                <w:color w:val="6F42C1"/>
-                <w:sz w:val="21"/>
-                <w:szCs w:val="21"/>
-                <w:lang w:eastAsia="en-IN" w:bidi="te-IN"/>
-              </w:rPr>
-              <w:t>title</w:t>
-            </w:r>
-            <w:r>
-              <w:rPr>
-                <w:rFonts w:ascii="Consolas" w:eastAsia="Times New Roman" w:hAnsi="Consolas" w:cs="Times New Roman"/>
-                <w:color w:val="24292E"/>
-                <w:sz w:val="21"/>
-                <w:szCs w:val="21"/>
-                <w:lang w:eastAsia="en-IN" w:bidi="te-IN"/>
-              </w:rPr>
-              <w:t>=</w:t>
-            </w:r>
-            <w:r>
-              <w:rPr>
-                <w:rFonts w:ascii="Consolas" w:eastAsia="Times New Roman" w:hAnsi="Consolas" w:cs="Times New Roman"/>
-                <w:color w:val="032F62"/>
-                <w:sz w:val="21"/>
-                <w:szCs w:val="21"/>
-                <w:lang w:eastAsia="en-IN" w:bidi="te-IN"/>
-              </w:rPr>
-              <w:t>"Print CountryNames"</w:t>
-            </w:r>
-            <w:r>
-              <w:rPr>
-                <w:rFonts w:ascii="Consolas" w:eastAsia="Times New Roman" w:hAnsi="Consolas" w:cs="Times New Roman"/>
-                <w:color w:val="032F62"/>
-                <w:sz w:val="21"/>
-                <w:szCs w:val="21"/>
-                <w:lang w:eastAsia="en-IN" w:bidi="te-IN"/>
-              </w:rPr>
-              <w:t xml:space="preserve"> /&gt;</w:t>
-            </w:r>
-          </w:p>
-          <w:p>
-            <w:pPr>
-              <w:shd w:val="clear" w:color="auto" w:fill="FFFFFF"/>
-              <w:spacing w:line="285" w:lineRule="atLeast"/>
-              <w:rPr>
-                <w:rFonts w:ascii="Consolas" w:eastAsia="Times New Roman" w:hAnsi="Consolas" w:cs="Times New Roman"/>
-                <w:color w:val="032F62"/>
-                <w:sz w:val="21"/>
-                <w:szCs w:val="21"/>
-                <w:lang w:eastAsia="en-IN" w:bidi="te-IN"/>
-              </w:rPr>
-            </w:pPr>
-            <w:r>
-              <w:rPr>
-                <w:rFonts w:ascii="Consolas" w:eastAsia="Times New Roman" w:hAnsi="Consolas" w:cs="Times New Roman"/>
-                <w:color w:val="032F62"/>
-                <w:sz w:val="21"/>
-                <w:szCs w:val="21"/>
-                <w:lang w:eastAsia="en-IN" w:bidi="te-IN"/>
-              </w:rPr>
-              <w:t>label is what u see,its like a sticker, title is visible on hover</w:t>
             </w:r>
           </w:p>
           <w:p/>
         </w:tc>
       </w:tr>
+    </w:tbl>
+    <w:p/>
+    <w:p/>
+    <w:tbl>
+      <w:tblPr>
+        <w:tblStyle w:val="TableGrid"/>
+        <w:tblW w:w="0" w:type="auto"/>
+        <w:tblLook w:val="04A0" w:firstRow="1" w:lastRow="0" w:firstColumn="1" w:lastColumn="0" w:noHBand="0" w:noVBand="1"/>
+      </w:tblPr>
+      <w:tblGrid>
+        <w:gridCol w:w="11515"/>
+        <w:gridCol w:w="11515"/>
+      </w:tblGrid>
+      <w:tr>
+        <w:tc>
+          <w:tcPr>
+            <w:tcW w:w="11515" w:type="dxa"/>
+          </w:tcPr>
+          <w:p>
+            <w:r>
+              <w:t>The &lt;label&gt; tag in HTML is used to define a label for form elements like input fields, checkboxes, radio buttons, etc. It improves usability and accessibility.</w:t>
+            </w:r>
+          </w:p>
+          <w:p>
+            <w:pPr>
+              <w:rPr>
+                <w:b/>
+                <w:bCs/>
+              </w:rPr>
+            </w:pPr>
+            <w:r>
+              <w:rPr>
+                <w:rFonts w:ascii="Segoe UI Symbol" w:hAnsi="Segoe UI Symbol" w:cs="Segoe UI Symbol"/>
+                <w:b/>
+                <w:bCs/>
+              </w:rPr>
+              <w:t>🔹</w:t>
+            </w:r>
+            <w:r>
+              <w:rPr>
+                <w:b/>
+                <w:bCs/>
+              </w:rPr>
+              <w:t xml:space="preserve"> Why use &lt;label&gt;?</w:t>
+            </w:r>
+          </w:p>
+          <w:p>
+            <w:pPr>
+              <w:numPr>
+                <w:ilvl w:val="0"/>
+                <w:numId w:val="7"/>
+              </w:numPr>
+            </w:pPr>
+            <w:r>
+              <w:t xml:space="preserve">Makes forms easier to understand </w:t>
+            </w:r>
+          </w:p>
+          <w:p>
+            <w:pPr>
+              <w:numPr>
+                <w:ilvl w:val="0"/>
+                <w:numId w:val="7"/>
+              </w:numPr>
+            </w:pPr>
+            <w:r>
+              <w:t xml:space="preserve">Improves accessibility (screen readers can read labels) </w:t>
+            </w:r>
+          </w:p>
+          <w:p>
+            <w:pPr>
+              <w:numPr>
+                <w:ilvl w:val="0"/>
+                <w:numId w:val="7"/>
+              </w:numPr>
+            </w:pPr>
+            <w:r>
+              <w:t xml:space="preserve">Allows users to click the label to focus/select the input </w:t>
+            </w:r>
+          </w:p>
+          <w:p>
+            <w:r>
+              <w:pict>
+                <v:rect id="_x0000_i1025" style="width:0;height:1.5pt" o:hralign="center" o:hrstd="t" o:hr="t" fillcolor="#a0a0a0" stroked="f"/>
+              </w:pict>
+            </w:r>
+          </w:p>
+          <w:p>
+            <w:pPr>
+              <w:rPr>
+                <w:b/>
+                <w:bCs/>
+              </w:rPr>
+            </w:pPr>
+            <w:r>
+              <w:rPr>
+                <w:rFonts w:ascii="Segoe UI Symbol" w:hAnsi="Segoe UI Symbol" w:cs="Segoe UI Symbol"/>
+                <w:b/>
+                <w:bCs/>
+              </w:rPr>
+              <w:t>🔹</w:t>
+            </w:r>
+            <w:r>
+              <w:rPr>
+                <w:b/>
+                <w:bCs/>
+              </w:rPr>
+              <w:t xml:space="preserve"> Basic Syntax</w:t>
+            </w:r>
+          </w:p>
+          <w:p>
+            <w:r>
+              <w:t>&lt;label for="inputId"&gt;Label Text&lt;/label&gt;</w:t>
+            </w:r>
+            <w:r>
+              <w:br/>
+              <w:t>&lt;input type="text" id="inputId"&gt;</w:t>
+            </w:r>
+          </w:p>
+          <w:p>
+            <w:r>
+              <w:pict>
+                <v:rect id="_x0000_i1028" style="width:0;height:1.5pt" o:hralign="center" o:hrstd="t" o:hr="t" fillcolor="#a0a0a0" stroked="f"/>
+              </w:pict>
+            </w:r>
+          </w:p>
+          <w:p>
+            <w:pPr>
+              <w:rPr>
+                <w:b/>
+                <w:bCs/>
+              </w:rPr>
+            </w:pPr>
+            <w:r>
+              <w:rPr>
+                <w:rFonts w:ascii="Segoe UI Symbol" w:hAnsi="Segoe UI Symbol" w:cs="Segoe UI Symbol"/>
+                <w:b/>
+                <w:bCs/>
+              </w:rPr>
+              <w:lastRenderedPageBreak/>
+              <w:t>🔹</w:t>
+            </w:r>
+            <w:r>
+              <w:rPr>
+                <w:b/>
+                <w:bCs/>
+              </w:rPr>
+              <w:t xml:space="preserve"> Two Ways to Use &lt;label&gt;</w:t>
+            </w:r>
+          </w:p>
+          <w:p>
+            <w:pPr>
+              <w:rPr>
+                <w:b/>
+                <w:bCs/>
+              </w:rPr>
+            </w:pPr>
+            <w:r>
+              <w:rPr>
+                <w:b/>
+                <w:bCs/>
+              </w:rPr>
+              <w:t>1. Using for attribute (most common)</w:t>
+            </w:r>
+          </w:p>
+          <w:p>
+            <w:pPr>
+              <w:numPr>
+                <w:ilvl w:val="0"/>
+                <w:numId w:val="8"/>
+              </w:numPr>
+            </w:pPr>
+            <w:r>
+              <w:t xml:space="preserve">The for value must match the id of the input </w:t>
+            </w:r>
+          </w:p>
+          <w:p>
+            <w:r>
+              <w:t>&lt;label for="username"&gt;Username:&lt;/label&gt;</w:t>
+            </w:r>
+            <w:r>
+              <w:br/>
+              <w:t>&lt;input type="text" id="username"&gt;</w:t>
+            </w:r>
+          </w:p>
+          <w:p>
+            <w:r>
+              <w:rPr>
+                <w:rFonts w:ascii="Segoe UI Symbol" w:hAnsi="Segoe UI Symbol" w:cs="Segoe UI Symbol"/>
+              </w:rPr>
+              <w:t>👉</w:t>
+            </w:r>
+            <w:r>
+              <w:t xml:space="preserve"> Clicking "Username" focuses the input box.</w:t>
+            </w:r>
+          </w:p>
+          <w:p/>
+        </w:tc>
+        <w:tc>
+          <w:tcPr>
+            <w:tcW w:w="11515" w:type="dxa"/>
+          </w:tcPr>
+          <w:p/>
+          <w:p>
+            <w:pPr>
+              <w:rPr>
+                <w:b/>
+                <w:bCs/>
+                <w:color w:val="5B9BD5" w:themeColor="accent1"/>
+              </w:rPr>
+            </w:pPr>
+            <w:bookmarkStart w:id="0" w:name="_GoBack"/>
+            <w:r>
+              <w:rPr>
+                <w:b/>
+                <w:bCs/>
+                <w:color w:val="5B9BD5" w:themeColor="accent1"/>
+              </w:rPr>
+              <w:t>2. Wrapping the input inside &lt;label&gt;</w:t>
+            </w:r>
+          </w:p>
+          <w:bookmarkEnd w:id="0"/>
+          <w:p>
+            <w:r>
+              <w:t>&lt;label&gt;</w:t>
+            </w:r>
+            <w:r>
+              <w:br/>
+              <w:t xml:space="preserve">  Email:</w:t>
+            </w:r>
+            <w:r>
+              <w:br/>
+              <w:t xml:space="preserve">  &lt;input type="email"&gt;</w:t>
+            </w:r>
+            <w:r>
+              <w:br/>
+              <w:t>&lt;/label&gt;</w:t>
+            </w:r>
+          </w:p>
+          <w:p>
+            <w:r>
+              <w:rPr>
+                <w:rFonts w:ascii="Segoe UI Symbol" w:hAnsi="Segoe UI Symbol" w:cs="Segoe UI Symbol"/>
+              </w:rPr>
+              <w:t>👉</w:t>
+            </w:r>
+            <w:r>
+              <w:t xml:space="preserve"> No need for for and id.</w:t>
+            </w:r>
+          </w:p>
+          <w:p>
+            <w:r>
+              <w:pict>
+                <v:rect id="_x0000_i1026" style="width:0;height:1.5pt" o:hralign="center" o:hrstd="t" o:hr="t" fillcolor="#a0a0a0" stroked="f"/>
+              </w:pict>
+            </w:r>
+          </w:p>
+          <w:p>
+            <w:pPr>
+              <w:rPr>
+                <w:b/>
+                <w:bCs/>
+              </w:rPr>
+            </w:pPr>
+            <w:r>
+              <w:rPr>
+                <w:rFonts w:ascii="Segoe UI Symbol" w:hAnsi="Segoe UI Symbol" w:cs="Segoe UI Symbol"/>
+                <w:b/>
+                <w:bCs/>
+              </w:rPr>
+              <w:t>🔹</w:t>
+            </w:r>
+            <w:r>
+              <w:rPr>
+                <w:b/>
+                <w:bCs/>
+              </w:rPr>
+              <w:t xml:space="preserve"> Example with Checkbox</w:t>
+            </w:r>
+          </w:p>
+          <w:p>
+            <w:r>
+              <w:lastRenderedPageBreak/>
+              <w:t>&lt;label for="agree"&gt;</w:t>
+            </w:r>
+            <w:r>
+              <w:br/>
+              <w:t xml:space="preserve">  &lt;input type="checkbox" id="agree"&gt; I agree to terms</w:t>
+            </w:r>
+            <w:r>
+              <w:br/>
+              <w:t>&lt;/label&gt;</w:t>
+            </w:r>
+          </w:p>
+          <w:p>
+            <w:r>
+              <w:rPr>
+                <w:rFonts w:ascii="Segoe UI Symbol" w:hAnsi="Segoe UI Symbol" w:cs="Segoe UI Symbol"/>
+              </w:rPr>
+              <w:t>👉</w:t>
+            </w:r>
+            <w:r>
+              <w:t xml:space="preserve"> Clicking the text toggles the checkbox.</w:t>
+            </w:r>
+          </w:p>
+          <w:p>
+            <w:r>
+              <w:pict>
+                <v:rect id="_x0000_i1027" style="width:0;height:1.5pt" o:hralign="center" o:hrstd="t" o:hr="t" fillcolor="#a0a0a0" stroked="f"/>
+              </w:pict>
+            </w:r>
+          </w:p>
+          <w:p>
+            <w:pPr>
+              <w:rPr>
+                <w:b/>
+                <w:bCs/>
+              </w:rPr>
+            </w:pPr>
+            <w:r>
+              <w:rPr>
+                <w:rFonts w:ascii="Segoe UI Symbol" w:hAnsi="Segoe UI Symbol" w:cs="Segoe UI Symbol"/>
+                <w:b/>
+                <w:bCs/>
+              </w:rPr>
+              <w:t>🔹</w:t>
+            </w:r>
+            <w:r>
+              <w:rPr>
+                <w:b/>
+                <w:bCs/>
+              </w:rPr>
+              <w:t xml:space="preserve"> Key Points</w:t>
+            </w:r>
+          </w:p>
+          <w:p>
+            <w:pPr>
+              <w:numPr>
+                <w:ilvl w:val="0"/>
+                <w:numId w:val="9"/>
+              </w:numPr>
+            </w:pPr>
+            <w:r>
+              <w:t xml:space="preserve">Always associate labels with inputs for better UX </w:t>
+            </w:r>
+          </w:p>
+          <w:p>
+            <w:pPr>
+              <w:numPr>
+                <w:ilvl w:val="0"/>
+                <w:numId w:val="9"/>
+              </w:numPr>
+            </w:pPr>
+            <w:r>
+              <w:t xml:space="preserve">Helps screen readers identify form controls </w:t>
+            </w:r>
+          </w:p>
+          <w:p>
+            <w:pPr>
+              <w:numPr>
+                <w:ilvl w:val="0"/>
+                <w:numId w:val="9"/>
+              </w:numPr>
+            </w:pPr>
+            <w:r>
+              <w:t>Makes clickable area larger (important for mobile users)</w:t>
+            </w:r>
+          </w:p>
+          <w:p/>
+        </w:tc>
+      </w:tr>
+    </w:tbl>
+    <w:p/>
+    <w:tbl>
+      <w:tblPr>
+        <w:tblStyle w:val="TableGrid"/>
+        <w:tblW w:w="0" w:type="auto"/>
+        <w:tblLook w:val="04A0" w:firstRow="1" w:lastRow="0" w:firstColumn="1" w:lastColumn="0" w:noHBand="0" w:noVBand="1"/>
+      </w:tblPr>
+      <w:tblGrid>
+        <w:gridCol w:w="9493"/>
+        <w:gridCol w:w="13537"/>
+      </w:tblGrid>
       <w:tr>
         <w:tc>
           <w:tcPr>
@@ -5070,7 +5191,6 @@
                       <w:szCs w:val="24"/>
                       <w:lang w:eastAsia="en-IN"/>
                     </w:rPr>
-                    <w:lastRenderedPageBreak/>
                     <w:t>&lt;</w:t>
                   </w:r>
                   <w:r>
@@ -5983,7 +6103,6 @@
                 </w:tcPr>
                 <w:p>
                   <w:r>
-                    <w:lastRenderedPageBreak/>
                     <w:t>Result</w:t>
                   </w:r>
                 </w:p>
@@ -6067,7 +6186,6 @@
                       <w:sz w:val="27"/>
                       <w:szCs w:val="27"/>
                     </w:rPr>
-                    <w:lastRenderedPageBreak/>
                     <w:t>c++</w:t>
                   </w:r>
                 </w:p>
@@ -6242,6 +6360,18 @@
           <w:p/>
         </w:tc>
       </w:tr>
+    </w:tbl>
+    <w:p/>
+    <w:tbl>
+      <w:tblPr>
+        <w:tblStyle w:val="TableGrid"/>
+        <w:tblW w:w="0" w:type="auto"/>
+        <w:tblLook w:val="04A0" w:firstRow="1" w:lastRow="0" w:firstColumn="1" w:lastColumn="0" w:noHBand="0" w:noVBand="1"/>
+      </w:tblPr>
+      <w:tblGrid>
+        <w:gridCol w:w="9493"/>
+        <w:gridCol w:w="13537"/>
+      </w:tblGrid>
       <w:tr>
         <w:tc>
           <w:tcPr>
@@ -6263,7 +6393,6 @@
                 <w:color w:val="0000CD"/>
                 <w:szCs w:val="28"/>
               </w:rPr>
-              <w:lastRenderedPageBreak/>
               <w:t>L</w:t>
             </w:r>
             <w:r>
@@ -7098,6 +7227,18 @@
           </w:p>
         </w:tc>
       </w:tr>
+    </w:tbl>
+    <w:p/>
+    <w:tbl>
+      <w:tblPr>
+        <w:tblStyle w:val="TableGrid"/>
+        <w:tblW w:w="0" w:type="auto"/>
+        <w:tblLook w:val="04A0" w:firstRow="1" w:lastRow="0" w:firstColumn="1" w:lastColumn="0" w:noHBand="0" w:noVBand="1"/>
+      </w:tblPr>
+      <w:tblGrid>
+        <w:gridCol w:w="9493"/>
+        <w:gridCol w:w="13537"/>
+      </w:tblGrid>
       <w:tr>
         <w:tc>
           <w:tcPr>
@@ -7916,7 +8057,6 @@
                 <w:color w:val="0000CD"/>
                 <w:szCs w:val="28"/>
               </w:rPr>
-              <w:lastRenderedPageBreak/>
               <w:t>&lt;nav&gt;</w:t>
             </w:r>
           </w:p>
@@ -8509,6 +8649,739 @@
                 <w:lang w:eastAsia="en-IN"/>
               </w:rPr>
               <w:t xml:space="preserve"> // Now if you see this anchor link goes to treat details link</w:t>
+            </w:r>
+          </w:p>
+          <w:p/>
+        </w:tc>
+      </w:tr>
+    </w:tbl>
+    <w:p/>
+    <w:tbl>
+      <w:tblPr>
+        <w:tblStyle w:val="TableGrid"/>
+        <w:tblW w:w="0" w:type="auto"/>
+        <w:tblLook w:val="04A0" w:firstRow="1" w:lastRow="0" w:firstColumn="1" w:lastColumn="0" w:noHBand="0" w:noVBand="1"/>
+      </w:tblPr>
+      <w:tblGrid>
+        <w:gridCol w:w="9493"/>
+        <w:gridCol w:w="13537"/>
+      </w:tblGrid>
+      <w:tr>
+        <w:tc>
+          <w:tcPr>
+            <w:tcW w:w="9493" w:type="dxa"/>
+          </w:tcPr>
+          <w:p>
+            <w:pPr>
+              <w:rPr>
+                <w:rStyle w:val="tagcolor"/>
+                <w:rFonts w:ascii="Verdana" w:hAnsi="Verdana"/>
+                <w:color w:val="0000CD"/>
+                <w:szCs w:val="28"/>
+              </w:rPr>
+            </w:pPr>
+            <w:r>
+              <w:rPr>
+                <w:rStyle w:val="tagcolor"/>
+                <w:rFonts w:ascii="Verdana" w:hAnsi="Verdana"/>
+                <w:color w:val="0000CD"/>
+                <w:szCs w:val="28"/>
+              </w:rPr>
+              <w:t>Linking images</w:t>
+            </w:r>
+          </w:p>
+          <w:p>
+            <w:pPr>
+              <w:rPr>
+                <w:rStyle w:val="tagcolor"/>
+                <w:rFonts w:ascii="Verdana" w:hAnsi="Verdana"/>
+                <w:color w:val="0000CD"/>
+                <w:szCs w:val="28"/>
+              </w:rPr>
+            </w:pPr>
+          </w:p>
+          <w:p>
+            <w:pPr>
+              <w:rPr>
+                <w:rStyle w:val="tagcolor"/>
+                <w:rFonts w:ascii="Verdana" w:hAnsi="Verdana"/>
+                <w:color w:val="0000CD"/>
+                <w:szCs w:val="28"/>
+              </w:rPr>
+            </w:pPr>
+            <w:r>
+              <w:rPr>
+                <w:rStyle w:val="tagcolor"/>
+                <w:rFonts w:ascii="Verdana" w:hAnsi="Verdana"/>
+                <w:color w:val="0000CD"/>
+                <w:szCs w:val="28"/>
+              </w:rPr>
+              <w:t>Linking Online images also  possible</w:t>
+            </w:r>
+          </w:p>
+          <w:p>
+            <w:pPr>
+              <w:shd w:val="clear" w:color="auto" w:fill="FFFFFF"/>
+              <w:spacing w:line="330" w:lineRule="atLeast"/>
+              <w:rPr>
+                <w:rFonts w:ascii="Consolas" w:eastAsia="Times New Roman" w:hAnsi="Consolas" w:cs="Times New Roman"/>
+                <w:color w:val="24292E"/>
+                <w:sz w:val="24"/>
+                <w:szCs w:val="24"/>
+                <w:lang w:eastAsia="en-IN"/>
+              </w:rPr>
+            </w:pPr>
+            <w:r>
+              <w:rPr>
+                <w:rFonts w:ascii="Consolas" w:eastAsia="Times New Roman" w:hAnsi="Consolas" w:cs="Times New Roman"/>
+                <w:color w:val="24292E"/>
+                <w:sz w:val="24"/>
+                <w:szCs w:val="24"/>
+                <w:lang w:eastAsia="en-IN"/>
+              </w:rPr>
+              <w:lastRenderedPageBreak/>
+              <w:t>  &lt;</w:t>
+            </w:r>
+            <w:r>
+              <w:rPr>
+                <w:rFonts w:ascii="Consolas" w:eastAsia="Times New Roman" w:hAnsi="Consolas" w:cs="Times New Roman"/>
+                <w:color w:val="22863A"/>
+                <w:sz w:val="24"/>
+                <w:szCs w:val="24"/>
+                <w:lang w:eastAsia="en-IN"/>
+              </w:rPr>
+              <w:t>img</w:t>
+            </w:r>
+            <w:r>
+              <w:rPr>
+                <w:rFonts w:ascii="Consolas" w:eastAsia="Times New Roman" w:hAnsi="Consolas" w:cs="Times New Roman"/>
+                <w:color w:val="24292E"/>
+                <w:sz w:val="24"/>
+                <w:szCs w:val="24"/>
+                <w:lang w:eastAsia="en-IN"/>
+              </w:rPr>
+              <w:t xml:space="preserve"> </w:t>
+            </w:r>
+            <w:r>
+              <w:rPr>
+                <w:rFonts w:ascii="Consolas" w:eastAsia="Times New Roman" w:hAnsi="Consolas" w:cs="Times New Roman"/>
+                <w:color w:val="6F42C1"/>
+                <w:sz w:val="24"/>
+                <w:szCs w:val="24"/>
+                <w:lang w:eastAsia="en-IN"/>
+              </w:rPr>
+              <w:t>src</w:t>
+            </w:r>
+            <w:r>
+              <w:rPr>
+                <w:rFonts w:ascii="Consolas" w:eastAsia="Times New Roman" w:hAnsi="Consolas" w:cs="Times New Roman"/>
+                <w:color w:val="24292E"/>
+                <w:sz w:val="24"/>
+                <w:szCs w:val="24"/>
+                <w:lang w:eastAsia="en-IN"/>
+              </w:rPr>
+              <w:t>=</w:t>
+            </w:r>
+            <w:r>
+              <w:rPr>
+                <w:rFonts w:ascii="Consolas" w:eastAsia="Times New Roman" w:hAnsi="Consolas" w:cs="Times New Roman"/>
+                <w:color w:val="032F62"/>
+                <w:sz w:val="24"/>
+                <w:szCs w:val="24"/>
+                <w:lang w:eastAsia="en-IN"/>
+              </w:rPr>
+              <w:t>"https://www.converse.in/media/wysiwyg/aug5_slices-04.png?auto=webp&amp;format=png&amp;quality=85"</w:t>
+            </w:r>
+          </w:p>
+          <w:p>
+            <w:pPr>
+              <w:shd w:val="clear" w:color="auto" w:fill="FFFFFF"/>
+              <w:spacing w:line="330" w:lineRule="atLeast"/>
+              <w:rPr>
+                <w:rFonts w:ascii="Consolas" w:eastAsia="Times New Roman" w:hAnsi="Consolas" w:cs="Times New Roman"/>
+                <w:color w:val="24292E"/>
+                <w:sz w:val="24"/>
+                <w:szCs w:val="24"/>
+                <w:lang w:eastAsia="en-IN"/>
+              </w:rPr>
+            </w:pPr>
+            <w:r>
+              <w:rPr>
+                <w:rFonts w:ascii="Consolas" w:eastAsia="Times New Roman" w:hAnsi="Consolas" w:cs="Times New Roman"/>
+                <w:color w:val="24292E"/>
+                <w:sz w:val="24"/>
+                <w:szCs w:val="24"/>
+                <w:lang w:eastAsia="en-IN"/>
+              </w:rPr>
+              <w:t xml:space="preserve">              </w:t>
+            </w:r>
+            <w:r>
+              <w:rPr>
+                <w:rFonts w:ascii="Consolas" w:eastAsia="Times New Roman" w:hAnsi="Consolas" w:cs="Times New Roman"/>
+                <w:color w:val="6F42C1"/>
+                <w:sz w:val="24"/>
+                <w:szCs w:val="24"/>
+                <w:lang w:eastAsia="en-IN"/>
+              </w:rPr>
+              <w:t>alt</w:t>
+            </w:r>
+            <w:r>
+              <w:rPr>
+                <w:rFonts w:ascii="Consolas" w:eastAsia="Times New Roman" w:hAnsi="Consolas" w:cs="Times New Roman"/>
+                <w:color w:val="24292E"/>
+                <w:sz w:val="24"/>
+                <w:szCs w:val="24"/>
+                <w:lang w:eastAsia="en-IN"/>
+              </w:rPr>
+              <w:t>=</w:t>
+            </w:r>
+            <w:r>
+              <w:rPr>
+                <w:rFonts w:ascii="Consolas" w:eastAsia="Times New Roman" w:hAnsi="Consolas" w:cs="Times New Roman"/>
+                <w:color w:val="032F62"/>
+                <w:sz w:val="24"/>
+                <w:szCs w:val="24"/>
+                <w:lang w:eastAsia="en-IN"/>
+              </w:rPr>
+              <w:t>"Khadar vali receiving the padmashri award"</w:t>
+            </w:r>
+          </w:p>
+          <w:p>
+            <w:pPr>
+              <w:shd w:val="clear" w:color="auto" w:fill="FFFFFF"/>
+              <w:spacing w:line="330" w:lineRule="atLeast"/>
+              <w:rPr>
+                <w:rFonts w:ascii="Consolas" w:eastAsia="Times New Roman" w:hAnsi="Consolas" w:cs="Times New Roman"/>
+                <w:color w:val="24292E"/>
+                <w:sz w:val="24"/>
+                <w:szCs w:val="24"/>
+                <w:lang w:eastAsia="en-IN"/>
+              </w:rPr>
+            </w:pPr>
+            <w:r>
+              <w:rPr>
+                <w:rFonts w:ascii="Consolas" w:eastAsia="Times New Roman" w:hAnsi="Consolas" w:cs="Times New Roman"/>
+                <w:color w:val="24292E"/>
+                <w:sz w:val="24"/>
+                <w:szCs w:val="24"/>
+                <w:lang w:eastAsia="en-IN"/>
+              </w:rPr>
+              <w:t>            /&gt;</w:t>
+            </w:r>
+          </w:p>
+          <w:p>
+            <w:pPr>
+              <w:rPr>
+                <w:rStyle w:val="tagcolor"/>
+                <w:rFonts w:ascii="Verdana" w:hAnsi="Verdana"/>
+                <w:color w:val="0000CD"/>
+                <w:szCs w:val="28"/>
+              </w:rPr>
+            </w:pPr>
+          </w:p>
+        </w:tc>
+        <w:tc>
+          <w:tcPr>
+            <w:tcW w:w="13537" w:type="dxa"/>
+          </w:tcPr>
+          <w:p>
+            <w:pPr>
+              <w:shd w:val="clear" w:color="auto" w:fill="FFFFFF"/>
+              <w:spacing w:line="330" w:lineRule="atLeast"/>
+              <w:rPr>
+                <w:rFonts w:ascii="Consolas" w:eastAsia="Times New Roman" w:hAnsi="Consolas" w:cs="Times New Roman"/>
+                <w:color w:val="24292F"/>
+                <w:sz w:val="24"/>
+                <w:szCs w:val="24"/>
+                <w:lang w:eastAsia="en-IN"/>
+              </w:rPr>
+            </w:pPr>
+            <w:r>
+              <w:rPr>
+                <w:rFonts w:ascii="Consolas" w:eastAsia="Times New Roman" w:hAnsi="Consolas" w:cs="Times New Roman"/>
+                <w:color w:val="24292F"/>
+                <w:sz w:val="24"/>
+                <w:szCs w:val="24"/>
+                <w:lang w:eastAsia="en-IN"/>
+              </w:rPr>
+              <w:lastRenderedPageBreak/>
+              <w:t> &lt;</w:t>
+            </w:r>
+            <w:r>
+              <w:rPr>
+                <w:rFonts w:ascii="Consolas" w:eastAsia="Times New Roman" w:hAnsi="Consolas" w:cs="Times New Roman"/>
+                <w:color w:val="0550AE"/>
+                <w:sz w:val="24"/>
+                <w:szCs w:val="24"/>
+                <w:lang w:eastAsia="en-IN"/>
+              </w:rPr>
+              <w:t>img</w:t>
+            </w:r>
+            <w:r>
+              <w:rPr>
+                <w:rFonts w:ascii="Consolas" w:eastAsia="Times New Roman" w:hAnsi="Consolas" w:cs="Times New Roman"/>
+                <w:color w:val="24292F"/>
+                <w:sz w:val="24"/>
+                <w:szCs w:val="24"/>
+                <w:lang w:eastAsia="en-IN"/>
+              </w:rPr>
+              <w:t xml:space="preserve"> </w:t>
+            </w:r>
+            <w:r>
+              <w:rPr>
+                <w:rFonts w:ascii="Consolas" w:eastAsia="Times New Roman" w:hAnsi="Consolas" w:cs="Times New Roman"/>
+                <w:color w:val="0550AE"/>
+                <w:sz w:val="24"/>
+                <w:szCs w:val="24"/>
+                <w:lang w:eastAsia="en-IN"/>
+              </w:rPr>
+              <w:t>src</w:t>
+            </w:r>
+            <w:r>
+              <w:rPr>
+                <w:rFonts w:ascii="Consolas" w:eastAsia="Times New Roman" w:hAnsi="Consolas" w:cs="Times New Roman"/>
+                <w:color w:val="24292F"/>
+                <w:sz w:val="24"/>
+                <w:szCs w:val="24"/>
+                <w:lang w:eastAsia="en-IN"/>
+              </w:rPr>
+              <w:t>=</w:t>
+            </w:r>
+            <w:r>
+              <w:rPr>
+                <w:rFonts w:ascii="Consolas" w:eastAsia="Times New Roman" w:hAnsi="Consolas" w:cs="Times New Roman"/>
+                <w:color w:val="0A3069"/>
+                <w:sz w:val="24"/>
+                <w:szCs w:val="24"/>
+                <w:lang w:eastAsia="en-IN"/>
+              </w:rPr>
+              <w:t>"images/city.jpeg"</w:t>
+            </w:r>
+            <w:r>
+              <w:rPr>
+                <w:rFonts w:ascii="Consolas" w:eastAsia="Times New Roman" w:hAnsi="Consolas" w:cs="Times New Roman"/>
+                <w:color w:val="24292F"/>
+                <w:sz w:val="24"/>
+                <w:szCs w:val="24"/>
+                <w:lang w:eastAsia="en-IN"/>
+              </w:rPr>
+              <w:t xml:space="preserve"> </w:t>
+            </w:r>
+            <w:r>
+              <w:rPr>
+                <w:rFonts w:ascii="Consolas" w:eastAsia="Times New Roman" w:hAnsi="Consolas" w:cs="Times New Roman"/>
+                <w:color w:val="0550AE"/>
+                <w:sz w:val="24"/>
+                <w:szCs w:val="24"/>
+                <w:lang w:eastAsia="en-IN"/>
+              </w:rPr>
+              <w:t>alt</w:t>
+            </w:r>
+            <w:r>
+              <w:rPr>
+                <w:rFonts w:ascii="Consolas" w:eastAsia="Times New Roman" w:hAnsi="Consolas" w:cs="Times New Roman"/>
+                <w:color w:val="24292F"/>
+                <w:sz w:val="24"/>
+                <w:szCs w:val="24"/>
+                <w:lang w:eastAsia="en-IN"/>
+              </w:rPr>
+              <w:t>=</w:t>
+            </w:r>
+            <w:r>
+              <w:rPr>
+                <w:rFonts w:ascii="Consolas" w:eastAsia="Times New Roman" w:hAnsi="Consolas" w:cs="Times New Roman"/>
+                <w:color w:val="0A3069"/>
+                <w:sz w:val="24"/>
+                <w:szCs w:val="24"/>
+                <w:lang w:eastAsia="en-IN"/>
+              </w:rPr>
+              <w:t>"city skyline"</w:t>
+            </w:r>
+            <w:r>
+              <w:rPr>
+                <w:rFonts w:ascii="Consolas" w:eastAsia="Times New Roman" w:hAnsi="Consolas" w:cs="Times New Roman"/>
+                <w:color w:val="0A3069"/>
+                <w:sz w:val="24"/>
+                <w:szCs w:val="24"/>
+                <w:lang w:eastAsia="en-IN"/>
+              </w:rPr>
+              <w:t xml:space="preserve"> </w:t>
+            </w:r>
+            <w:r>
+              <w:rPr>
+                <w:rFonts w:ascii="Consolas" w:eastAsia="Times New Roman" w:hAnsi="Consolas" w:cs="Times New Roman"/>
+                <w:color w:val="24292E"/>
+                <w:sz w:val="24"/>
+                <w:szCs w:val="24"/>
+                <w:lang w:eastAsia="en-IN"/>
+              </w:rPr>
+              <w:t> </w:t>
+            </w:r>
+            <w:r>
+              <w:rPr>
+                <w:rFonts w:ascii="Consolas" w:eastAsia="Times New Roman" w:hAnsi="Consolas" w:cs="Times New Roman"/>
+                <w:color w:val="6F42C1"/>
+                <w:sz w:val="24"/>
+                <w:szCs w:val="24"/>
+                <w:lang w:eastAsia="en-IN"/>
+              </w:rPr>
+              <w:t>height</w:t>
+            </w:r>
+            <w:r>
+              <w:rPr>
+                <w:rFonts w:ascii="Consolas" w:eastAsia="Times New Roman" w:hAnsi="Consolas" w:cs="Times New Roman"/>
+                <w:color w:val="24292E"/>
+                <w:sz w:val="24"/>
+                <w:szCs w:val="24"/>
+                <w:lang w:eastAsia="en-IN"/>
+              </w:rPr>
+              <w:t>=</w:t>
+            </w:r>
+            <w:r>
+              <w:rPr>
+                <w:rFonts w:ascii="Consolas" w:eastAsia="Times New Roman" w:hAnsi="Consolas" w:cs="Times New Roman"/>
+                <w:color w:val="032F62"/>
+                <w:sz w:val="24"/>
+                <w:szCs w:val="24"/>
+                <w:lang w:eastAsia="en-IN"/>
+              </w:rPr>
+              <w:t>"500"</w:t>
+            </w:r>
+            <w:r>
+              <w:rPr>
+                <w:rFonts w:ascii="Consolas" w:eastAsia="Times New Roman" w:hAnsi="Consolas" w:cs="Times New Roman"/>
+                <w:color w:val="032F62"/>
+                <w:sz w:val="24"/>
+                <w:szCs w:val="24"/>
+                <w:lang w:eastAsia="en-IN"/>
+              </w:rPr>
+              <w:t xml:space="preserve"> </w:t>
+            </w:r>
+            <w:r>
+              <w:rPr>
+                <w:rFonts w:ascii="Consolas" w:eastAsia="Times New Roman" w:hAnsi="Consolas" w:cs="Times New Roman"/>
+                <w:color w:val="6F42C1"/>
+                <w:sz w:val="24"/>
+                <w:szCs w:val="24"/>
+                <w:lang w:eastAsia="en-IN"/>
+              </w:rPr>
+              <w:t>width</w:t>
+            </w:r>
+            <w:r>
+              <w:rPr>
+                <w:rFonts w:ascii="Consolas" w:eastAsia="Times New Roman" w:hAnsi="Consolas" w:cs="Times New Roman"/>
+                <w:color w:val="24292E"/>
+                <w:sz w:val="24"/>
+                <w:szCs w:val="24"/>
+                <w:lang w:eastAsia="en-IN"/>
+              </w:rPr>
+              <w:t>=</w:t>
+            </w:r>
+            <w:r>
+              <w:rPr>
+                <w:rFonts w:ascii="Consolas" w:eastAsia="Times New Roman" w:hAnsi="Consolas" w:cs="Times New Roman"/>
+                <w:color w:val="032F62"/>
+                <w:sz w:val="24"/>
+                <w:szCs w:val="24"/>
+                <w:lang w:eastAsia="en-IN"/>
+              </w:rPr>
+              <w:t>"547"</w:t>
+            </w:r>
+            <w:r>
+              <w:rPr>
+                <w:rFonts w:ascii="Consolas" w:eastAsia="Times New Roman" w:hAnsi="Consolas" w:cs="Times New Roman"/>
+                <w:color w:val="24292F"/>
+                <w:sz w:val="24"/>
+                <w:szCs w:val="24"/>
+                <w:lang w:eastAsia="en-IN"/>
+              </w:rPr>
+              <w:t>/&gt;</w:t>
+            </w:r>
+          </w:p>
+          <w:p>
+            <w:pPr>
+              <w:shd w:val="clear" w:color="auto" w:fill="FFFFFF"/>
+              <w:spacing w:line="330" w:lineRule="atLeast"/>
+              <w:rPr>
+                <w:rFonts w:ascii="Consolas" w:eastAsia="Times New Roman" w:hAnsi="Consolas" w:cs="Times New Roman"/>
+                <w:color w:val="24292F"/>
+                <w:sz w:val="24"/>
+                <w:szCs w:val="24"/>
+                <w:lang w:eastAsia="en-IN"/>
+              </w:rPr>
+            </w:pPr>
+            <w:r>
+              <w:rPr>
+                <w:rFonts w:ascii="Consolas" w:eastAsia="Times New Roman" w:hAnsi="Consolas" w:cs="Times New Roman"/>
+                <w:color w:val="24292F"/>
+                <w:sz w:val="24"/>
+                <w:szCs w:val="24"/>
+                <w:lang w:eastAsia="en-IN"/>
+              </w:rPr>
+              <w:t>    &lt;</w:t>
+            </w:r>
+            <w:r>
+              <w:rPr>
+                <w:rFonts w:ascii="Consolas" w:eastAsia="Times New Roman" w:hAnsi="Consolas" w:cs="Times New Roman"/>
+                <w:color w:val="0550AE"/>
+                <w:sz w:val="24"/>
+                <w:szCs w:val="24"/>
+                <w:lang w:eastAsia="en-IN"/>
+              </w:rPr>
+              <w:t>img</w:t>
+            </w:r>
+            <w:r>
+              <w:rPr>
+                <w:rFonts w:ascii="Consolas" w:eastAsia="Times New Roman" w:hAnsi="Consolas" w:cs="Times New Roman"/>
+                <w:color w:val="24292F"/>
+                <w:sz w:val="24"/>
+                <w:szCs w:val="24"/>
+                <w:lang w:eastAsia="en-IN"/>
+              </w:rPr>
+              <w:t xml:space="preserve"> </w:t>
+            </w:r>
+            <w:r>
+              <w:rPr>
+                <w:rFonts w:ascii="Consolas" w:eastAsia="Times New Roman" w:hAnsi="Consolas" w:cs="Times New Roman"/>
+                <w:color w:val="0550AE"/>
+                <w:sz w:val="24"/>
+                <w:szCs w:val="24"/>
+                <w:lang w:eastAsia="en-IN"/>
+              </w:rPr>
+              <w:t>src</w:t>
+            </w:r>
+            <w:r>
+              <w:rPr>
+                <w:rFonts w:ascii="Consolas" w:eastAsia="Times New Roman" w:hAnsi="Consolas" w:cs="Times New Roman"/>
+                <w:color w:val="24292F"/>
+                <w:sz w:val="24"/>
+                <w:szCs w:val="24"/>
+                <w:lang w:eastAsia="en-IN"/>
+              </w:rPr>
+              <w:t>=</w:t>
+            </w:r>
+            <w:r>
+              <w:rPr>
+                <w:rFonts w:ascii="Consolas" w:eastAsia="Times New Roman" w:hAnsi="Consolas" w:cs="Times New Roman"/>
+                <w:color w:val="0A3069"/>
+                <w:sz w:val="24"/>
+                <w:szCs w:val="24"/>
+                <w:lang w:eastAsia="en-IN"/>
+              </w:rPr>
+              <w:t>"images/cake.avif"</w:t>
+            </w:r>
+            <w:r>
+              <w:rPr>
+                <w:rFonts w:ascii="Consolas" w:eastAsia="Times New Roman" w:hAnsi="Consolas" w:cs="Times New Roman"/>
+                <w:color w:val="24292F"/>
+                <w:sz w:val="24"/>
+                <w:szCs w:val="24"/>
+                <w:lang w:eastAsia="en-IN"/>
+              </w:rPr>
+              <w:t xml:space="preserve"> </w:t>
+            </w:r>
+            <w:r>
+              <w:rPr>
+                <w:rFonts w:ascii="Consolas" w:eastAsia="Times New Roman" w:hAnsi="Consolas" w:cs="Times New Roman"/>
+                <w:color w:val="0550AE"/>
+                <w:sz w:val="24"/>
+                <w:szCs w:val="24"/>
+                <w:lang w:eastAsia="en-IN"/>
+              </w:rPr>
+              <w:t>alt</w:t>
+            </w:r>
+            <w:r>
+              <w:rPr>
+                <w:rFonts w:ascii="Consolas" w:eastAsia="Times New Roman" w:hAnsi="Consolas" w:cs="Times New Roman"/>
+                <w:color w:val="24292F"/>
+                <w:sz w:val="24"/>
+                <w:szCs w:val="24"/>
+                <w:lang w:eastAsia="en-IN"/>
+              </w:rPr>
+              <w:t>=</w:t>
+            </w:r>
+            <w:r>
+              <w:rPr>
+                <w:rFonts w:ascii="Consolas" w:eastAsia="Times New Roman" w:hAnsi="Consolas" w:cs="Times New Roman"/>
+                <w:color w:val="0A3069"/>
+                <w:sz w:val="24"/>
+                <w:szCs w:val="24"/>
+                <w:lang w:eastAsia="en-IN"/>
+              </w:rPr>
+              <w:t>"slice of birthday cake"</w:t>
+            </w:r>
+            <w:r>
+              <w:rPr>
+                <w:rFonts w:ascii="Consolas" w:eastAsia="Times New Roman" w:hAnsi="Consolas" w:cs="Times New Roman"/>
+                <w:color w:val="24292F"/>
+                <w:sz w:val="24"/>
+                <w:szCs w:val="24"/>
+                <w:lang w:eastAsia="en-IN"/>
+              </w:rPr>
+              <w:t xml:space="preserve"> /&gt;</w:t>
+            </w:r>
+          </w:p>
+          <w:p>
+            <w:pPr>
+              <w:shd w:val="clear" w:color="auto" w:fill="FFFFFF"/>
+              <w:spacing w:line="330" w:lineRule="atLeast"/>
+              <w:rPr>
+                <w:rFonts w:ascii="Consolas" w:eastAsia="Times New Roman" w:hAnsi="Consolas" w:cs="Times New Roman"/>
+                <w:color w:val="24292F"/>
+                <w:sz w:val="24"/>
+                <w:szCs w:val="24"/>
+                <w:lang w:eastAsia="en-IN"/>
+              </w:rPr>
+            </w:pPr>
+            <w:r>
+              <w:rPr>
+                <w:rFonts w:ascii="Consolas" w:eastAsia="Times New Roman" w:hAnsi="Consolas" w:cs="Times New Roman"/>
+                <w:color w:val="24292F"/>
+                <w:sz w:val="24"/>
+                <w:szCs w:val="24"/>
+                <w:lang w:eastAsia="en-IN"/>
+              </w:rPr>
+              <w:t>    &lt;</w:t>
+            </w:r>
+            <w:r>
+              <w:rPr>
+                <w:rFonts w:ascii="Consolas" w:eastAsia="Times New Roman" w:hAnsi="Consolas" w:cs="Times New Roman"/>
+                <w:color w:val="0550AE"/>
+                <w:sz w:val="24"/>
+                <w:szCs w:val="24"/>
+                <w:lang w:eastAsia="en-IN"/>
+              </w:rPr>
+              <w:t>img</w:t>
+            </w:r>
+          </w:p>
+          <w:p>
+            <w:pPr>
+              <w:shd w:val="clear" w:color="auto" w:fill="FFFFFF"/>
+              <w:spacing w:line="330" w:lineRule="atLeast"/>
+              <w:rPr>
+                <w:rFonts w:ascii="Consolas" w:eastAsia="Times New Roman" w:hAnsi="Consolas" w:cs="Times New Roman"/>
+                <w:color w:val="24292F"/>
+                <w:sz w:val="24"/>
+                <w:szCs w:val="24"/>
+                <w:lang w:eastAsia="en-IN"/>
+              </w:rPr>
+            </w:pPr>
+            <w:r>
+              <w:rPr>
+                <w:rFonts w:ascii="Consolas" w:eastAsia="Times New Roman" w:hAnsi="Consolas" w:cs="Times New Roman"/>
+                <w:color w:val="24292F"/>
+                <w:sz w:val="24"/>
+                <w:szCs w:val="24"/>
+                <w:lang w:eastAsia="en-IN"/>
+              </w:rPr>
+              <w:lastRenderedPageBreak/>
+              <w:t xml:space="preserve">      </w:t>
+            </w:r>
+            <w:r>
+              <w:rPr>
+                <w:rFonts w:ascii="Consolas" w:eastAsia="Times New Roman" w:hAnsi="Consolas" w:cs="Times New Roman"/>
+                <w:color w:val="0550AE"/>
+                <w:sz w:val="24"/>
+                <w:szCs w:val="24"/>
+                <w:lang w:eastAsia="en-IN"/>
+              </w:rPr>
+              <w:t>src</w:t>
+            </w:r>
+            <w:r>
+              <w:rPr>
+                <w:rFonts w:ascii="Consolas" w:eastAsia="Times New Roman" w:hAnsi="Consolas" w:cs="Times New Roman"/>
+                <w:color w:val="24292F"/>
+                <w:sz w:val="24"/>
+                <w:szCs w:val="24"/>
+                <w:lang w:eastAsia="en-IN"/>
+              </w:rPr>
+              <w:t>=</w:t>
+            </w:r>
+            <w:r>
+              <w:rPr>
+                <w:rFonts w:ascii="Consolas" w:eastAsia="Times New Roman" w:hAnsi="Consolas" w:cs="Times New Roman"/>
+                <w:color w:val="0A3069"/>
+                <w:sz w:val="24"/>
+                <w:szCs w:val="24"/>
+                <w:lang w:eastAsia="en-IN"/>
+              </w:rPr>
+              <w:t>"https://images.unsplash.com/photo-1667481020991-31186b791c13?ixlib=rb-4.0.3&amp;ixid=MnwxMjA3fDB8MHxwaG90by1wYWdlfHx8fGVufDB8fHx8&amp;auto=format&amp;fit=crop&amp;w=2070&amp;q=80"</w:t>
+            </w:r>
+          </w:p>
+          <w:p>
+            <w:pPr>
+              <w:shd w:val="clear" w:color="auto" w:fill="FFFFFF"/>
+              <w:spacing w:line="330" w:lineRule="atLeast"/>
+              <w:rPr>
+                <w:rFonts w:ascii="Consolas" w:eastAsia="Times New Roman" w:hAnsi="Consolas" w:cs="Times New Roman"/>
+                <w:color w:val="24292F"/>
+                <w:sz w:val="24"/>
+                <w:szCs w:val="24"/>
+                <w:lang w:eastAsia="en-IN"/>
+              </w:rPr>
+            </w:pPr>
+            <w:r>
+              <w:rPr>
+                <w:rFonts w:ascii="Consolas" w:eastAsia="Times New Roman" w:hAnsi="Consolas" w:cs="Times New Roman"/>
+                <w:color w:val="24292F"/>
+                <w:sz w:val="24"/>
+                <w:szCs w:val="24"/>
+                <w:lang w:eastAsia="en-IN"/>
+              </w:rPr>
+              <w:t xml:space="preserve">      </w:t>
+            </w:r>
+            <w:r>
+              <w:rPr>
+                <w:rFonts w:ascii="Consolas" w:eastAsia="Times New Roman" w:hAnsi="Consolas" w:cs="Times New Roman"/>
+                <w:color w:val="0550AE"/>
+                <w:sz w:val="24"/>
+                <w:szCs w:val="24"/>
+                <w:lang w:eastAsia="en-IN"/>
+              </w:rPr>
+              <w:t>alt</w:t>
+            </w:r>
+            <w:r>
+              <w:rPr>
+                <w:rFonts w:ascii="Consolas" w:eastAsia="Times New Roman" w:hAnsi="Consolas" w:cs="Times New Roman"/>
+                <w:color w:val="24292F"/>
+                <w:sz w:val="24"/>
+                <w:szCs w:val="24"/>
+                <w:lang w:eastAsia="en-IN"/>
+              </w:rPr>
+              <w:t>=</w:t>
+            </w:r>
+            <w:r>
+              <w:rPr>
+                <w:rFonts w:ascii="Consolas" w:eastAsia="Times New Roman" w:hAnsi="Consolas" w:cs="Times New Roman"/>
+                <w:color w:val="0A3069"/>
+                <w:sz w:val="24"/>
+                <w:szCs w:val="24"/>
+                <w:lang w:eastAsia="en-IN"/>
+              </w:rPr>
+              <w:t>"desert landscape"</w:t>
+            </w:r>
+          </w:p>
+          <w:p>
+            <w:pPr>
+              <w:shd w:val="clear" w:color="auto" w:fill="FFFFFF"/>
+              <w:spacing w:line="330" w:lineRule="atLeast"/>
+              <w:rPr>
+                <w:rFonts w:ascii="Consolas" w:eastAsia="Times New Roman" w:hAnsi="Consolas" w:cs="Times New Roman"/>
+                <w:color w:val="24292F"/>
+                <w:sz w:val="24"/>
+                <w:szCs w:val="24"/>
+                <w:lang w:eastAsia="en-IN"/>
+              </w:rPr>
+            </w:pPr>
+            <w:r>
+              <w:rPr>
+                <w:rFonts w:ascii="Consolas" w:eastAsia="Times New Roman" w:hAnsi="Consolas" w:cs="Times New Roman"/>
+                <w:color w:val="24292F"/>
+                <w:sz w:val="24"/>
+                <w:szCs w:val="24"/>
+                <w:lang w:eastAsia="en-IN"/>
+              </w:rPr>
+              <w:t>    /&gt;</w:t>
             </w:r>
           </w:p>
           <w:p/>
@@ -8535,18 +9408,18 @@
                 <w:color w:val="0000CD"/>
                 <w:szCs w:val="28"/>
               </w:rPr>
-              <w:t>Linking images</w:t>
-            </w:r>
-          </w:p>
-          <w:p>
-            <w:pPr>
+              <w:lastRenderedPageBreak/>
+              <w:t>&lt;header&gt;</w:t>
+            </w:r>
+            <w:r>
               <w:rPr>
                 <w:rStyle w:val="tagcolor"/>
                 <w:rFonts w:ascii="Verdana" w:hAnsi="Verdana"/>
                 <w:color w:val="0000CD"/>
                 <w:szCs w:val="28"/>
               </w:rPr>
-            </w:pPr>
+              <w:t xml:space="preserve"> </w:t>
+            </w:r>
           </w:p>
           <w:p>
             <w:pPr>
@@ -8564,167 +9437,108 @@
                 <w:color w:val="0000CD"/>
                 <w:szCs w:val="28"/>
               </w:rPr>
-              <w:t>Linking Online images also  possible</w:t>
-            </w:r>
-          </w:p>
-          <w:p>
-            <w:pPr>
-              <w:shd w:val="clear" w:color="auto" w:fill="FFFFFF"/>
-              <w:spacing w:line="330" w:lineRule="atLeast"/>
-              <w:rPr>
-                <w:rFonts w:ascii="Consolas" w:eastAsia="Times New Roman" w:hAnsi="Consolas" w:cs="Times New Roman"/>
-                <w:color w:val="24292E"/>
-                <w:sz w:val="24"/>
-                <w:szCs w:val="24"/>
-                <w:lang w:eastAsia="en-IN"/>
-              </w:rPr>
-            </w:pPr>
-            <w:r>
-              <w:rPr>
-                <w:rFonts w:ascii="Consolas" w:eastAsia="Times New Roman" w:hAnsi="Consolas" w:cs="Times New Roman"/>
-                <w:color w:val="24292E"/>
-                <w:sz w:val="24"/>
-                <w:szCs w:val="24"/>
-                <w:lang w:eastAsia="en-IN"/>
-              </w:rPr>
-              <w:t>  &lt;</w:t>
-            </w:r>
-            <w:r>
-              <w:rPr>
-                <w:rFonts w:ascii="Consolas" w:eastAsia="Times New Roman" w:hAnsi="Consolas" w:cs="Times New Roman"/>
-                <w:color w:val="22863A"/>
-                <w:sz w:val="24"/>
-                <w:szCs w:val="24"/>
-                <w:lang w:eastAsia="en-IN"/>
-              </w:rPr>
-              <w:t>img</w:t>
-            </w:r>
-            <w:r>
-              <w:rPr>
-                <w:rFonts w:ascii="Consolas" w:eastAsia="Times New Roman" w:hAnsi="Consolas" w:cs="Times New Roman"/>
-                <w:color w:val="24292E"/>
-                <w:sz w:val="24"/>
-                <w:szCs w:val="24"/>
-                <w:lang w:eastAsia="en-IN"/>
-              </w:rPr>
-              <w:t xml:space="preserve"> </w:t>
-            </w:r>
-            <w:r>
-              <w:rPr>
-                <w:rFonts w:ascii="Consolas" w:eastAsia="Times New Roman" w:hAnsi="Consolas" w:cs="Times New Roman"/>
-                <w:color w:val="6F42C1"/>
-                <w:sz w:val="24"/>
-                <w:szCs w:val="24"/>
-                <w:lang w:eastAsia="en-IN"/>
-              </w:rPr>
-              <w:t>src</w:t>
-            </w:r>
-            <w:r>
-              <w:rPr>
-                <w:rFonts w:ascii="Consolas" w:eastAsia="Times New Roman" w:hAnsi="Consolas" w:cs="Times New Roman"/>
-                <w:color w:val="24292E"/>
-                <w:sz w:val="24"/>
-                <w:szCs w:val="24"/>
-                <w:lang w:eastAsia="en-IN"/>
-              </w:rPr>
-              <w:t>=</w:t>
-            </w:r>
-            <w:r>
-              <w:rPr>
-                <w:rFonts w:ascii="Consolas" w:eastAsia="Times New Roman" w:hAnsi="Consolas" w:cs="Times New Roman"/>
-                <w:color w:val="032F62"/>
-                <w:sz w:val="24"/>
-                <w:szCs w:val="24"/>
-                <w:lang w:eastAsia="en-IN"/>
-              </w:rPr>
-              <w:t>"https://www.converse.in/media/wysiwyg/aug5_slices-04.png?auto=webp&amp;format=png&amp;quality=85"</w:t>
-            </w:r>
-          </w:p>
-          <w:p>
-            <w:pPr>
-              <w:shd w:val="clear" w:color="auto" w:fill="FFFFFF"/>
-              <w:spacing w:line="330" w:lineRule="atLeast"/>
-              <w:rPr>
-                <w:rFonts w:ascii="Consolas" w:eastAsia="Times New Roman" w:hAnsi="Consolas" w:cs="Times New Roman"/>
-                <w:color w:val="24292E"/>
-                <w:sz w:val="24"/>
-                <w:szCs w:val="24"/>
-                <w:lang w:eastAsia="en-IN"/>
-              </w:rPr>
-            </w:pPr>
-            <w:r>
-              <w:rPr>
-                <w:rFonts w:ascii="Consolas" w:eastAsia="Times New Roman" w:hAnsi="Consolas" w:cs="Times New Roman"/>
-                <w:color w:val="24292E"/>
-                <w:sz w:val="24"/>
-                <w:szCs w:val="24"/>
-                <w:lang w:eastAsia="en-IN"/>
-              </w:rPr>
-              <w:t xml:space="preserve">              </w:t>
-            </w:r>
-            <w:r>
-              <w:rPr>
-                <w:rFonts w:ascii="Consolas" w:eastAsia="Times New Roman" w:hAnsi="Consolas" w:cs="Times New Roman"/>
-                <w:color w:val="6F42C1"/>
-                <w:sz w:val="24"/>
-                <w:szCs w:val="24"/>
-                <w:lang w:eastAsia="en-IN"/>
-              </w:rPr>
-              <w:t>alt</w:t>
-            </w:r>
-            <w:r>
-              <w:rPr>
-                <w:rFonts w:ascii="Consolas" w:eastAsia="Times New Roman" w:hAnsi="Consolas" w:cs="Times New Roman"/>
-                <w:color w:val="24292E"/>
-                <w:sz w:val="24"/>
-                <w:szCs w:val="24"/>
-                <w:lang w:eastAsia="en-IN"/>
-              </w:rPr>
-              <w:t>=</w:t>
-            </w:r>
-            <w:r>
-              <w:rPr>
-                <w:rFonts w:ascii="Consolas" w:eastAsia="Times New Roman" w:hAnsi="Consolas" w:cs="Times New Roman"/>
-                <w:color w:val="032F62"/>
-                <w:sz w:val="24"/>
-                <w:szCs w:val="24"/>
-                <w:lang w:eastAsia="en-IN"/>
-              </w:rPr>
-              <w:t>"Khadar vali receiving the padmashri award"</w:t>
-            </w:r>
-          </w:p>
-          <w:p>
-            <w:pPr>
-              <w:shd w:val="clear" w:color="auto" w:fill="FFFFFF"/>
-              <w:spacing w:line="330" w:lineRule="atLeast"/>
-              <w:rPr>
-                <w:rFonts w:ascii="Consolas" w:eastAsia="Times New Roman" w:hAnsi="Consolas" w:cs="Times New Roman"/>
-                <w:color w:val="24292E"/>
-                <w:sz w:val="24"/>
-                <w:szCs w:val="24"/>
-                <w:lang w:eastAsia="en-IN"/>
-              </w:rPr>
-            </w:pPr>
-            <w:r>
-              <w:rPr>
-                <w:rFonts w:ascii="Consolas" w:eastAsia="Times New Roman" w:hAnsi="Consolas" w:cs="Times New Roman"/>
-                <w:color w:val="24292E"/>
-                <w:sz w:val="24"/>
-                <w:szCs w:val="24"/>
-                <w:lang w:eastAsia="en-IN"/>
-              </w:rPr>
-              <w:t>            /&gt;</w:t>
-            </w:r>
-          </w:p>
-          <w:p>
-            <w:pPr>
+              <w:t xml:space="preserve">&lt;article&gt; </w:t>
+            </w:r>
+            <w:r>
               <w:rPr>
                 <w:rStyle w:val="tagcolor"/>
                 <w:rFonts w:ascii="Verdana" w:hAnsi="Verdana"/>
                 <w:color w:val="0000CD"/>
                 <w:szCs w:val="28"/>
               </w:rPr>
-            </w:pPr>
+              <w:t xml:space="preserve"> -- This is where we should place actual content</w:t>
+            </w:r>
+          </w:p>
+          <w:p>
+            <w:pPr>
+              <w:rPr>
+                <w:rStyle w:val="tagcolor"/>
+                <w:rFonts w:ascii="Verdana" w:hAnsi="Verdana"/>
+                <w:color w:val="0000CD"/>
+                <w:szCs w:val="28"/>
+              </w:rPr>
+            </w:pPr>
+            <w:r>
+              <w:rPr>
+                <w:rStyle w:val="tagcolor"/>
+                <w:rFonts w:ascii="Verdana" w:hAnsi="Verdana"/>
+                <w:color w:val="0000CD"/>
+                <w:szCs w:val="28"/>
+              </w:rPr>
+              <w:t xml:space="preserve">&lt;aside&gt; </w:t>
+            </w:r>
+            <w:r>
+              <w:rPr>
+                <w:rStyle w:val="tagcolor"/>
+                <w:rFonts w:ascii="Verdana" w:hAnsi="Verdana"/>
+                <w:color w:val="0000CD"/>
+                <w:szCs w:val="28"/>
+              </w:rPr>
+              <w:t>-- here we will write side conten</w:t>
+            </w:r>
+            <w:r>
+              <w:rPr>
+                <w:rStyle w:val="tagcolor"/>
+                <w:rFonts w:ascii="Verdana" w:hAnsi="Verdana"/>
+                <w:color w:val="0000CD"/>
+                <w:szCs w:val="28"/>
+              </w:rPr>
+              <w:t>t</w:t>
+            </w:r>
+          </w:p>
+          <w:p>
+            <w:pPr>
+              <w:rPr>
+                <w:rStyle w:val="tagcolor"/>
+                <w:rFonts w:ascii="Verdana" w:hAnsi="Verdana"/>
+                <w:color w:val="0000CD"/>
+                <w:szCs w:val="28"/>
+              </w:rPr>
+            </w:pPr>
+            <w:r>
+              <w:rPr>
+                <w:rStyle w:val="tagcolor"/>
+                <w:rFonts w:ascii="Verdana" w:hAnsi="Verdana"/>
+                <w:color w:val="0000CD"/>
+                <w:szCs w:val="28"/>
+              </w:rPr>
+              <w:t>&lt;footer&gt;</w:t>
+            </w:r>
+          </w:p>
+          <w:p>
+            <w:pPr>
+              <w:rPr>
+                <w:rStyle w:val="tagcolor"/>
+                <w:rFonts w:ascii="Verdana" w:hAnsi="Verdana"/>
+                <w:color w:val="0000CD"/>
+                <w:szCs w:val="28"/>
+              </w:rPr>
+            </w:pPr>
+            <w:r>
+              <w:rPr>
+                <w:rStyle w:val="tagcolor"/>
+                <w:rFonts w:ascii="Verdana" w:hAnsi="Verdana"/>
+                <w:color w:val="0000CD"/>
+                <w:szCs w:val="28"/>
+              </w:rPr>
+              <w:t>&lt;article&gt;</w:t>
+            </w:r>
+          </w:p>
+          <w:p>
+            <w:pPr>
+              <w:rPr>
+                <w:rStyle w:val="tagcolor"/>
+                <w:rFonts w:ascii="Verdana" w:hAnsi="Verdana"/>
+                <w:color w:val="0000CD"/>
+                <w:szCs w:val="28"/>
+              </w:rPr>
+            </w:pPr>
+            <w:r>
+              <w:t>visually there will not be any change of using these tags, these are also just empty boxes like &lt;div&gt; &lt;p&gt;</w:t>
+            </w:r>
+            <w:r>
+              <w:t>, these are for search engines</w:t>
+            </w:r>
           </w:p>
         </w:tc>
         <w:tc>
@@ -8751,12 +9565,618 @@
                 <w:szCs w:val="24"/>
                 <w:lang w:eastAsia="en-IN"/>
               </w:rPr>
-              <w:t> &lt;</w:t>
-            </w:r>
-            <w:r>
-              <w:rPr>
-                <w:rFonts w:ascii="Consolas" w:eastAsia="Times New Roman" w:hAnsi="Consolas" w:cs="Times New Roman"/>
-                <w:color w:val="0550AE"/>
+              <w:t xml:space="preserve">The purpose of creating these new elements is </w:t>
+            </w:r>
+          </w:p>
+          <w:p>
+            <w:pPr>
+              <w:shd w:val="clear" w:color="auto" w:fill="FFFFFF"/>
+              <w:spacing w:line="330" w:lineRule="atLeast"/>
+            </w:pPr>
+            <w:r>
+              <w:t>screen reader software might allow users to ignore headers and footers and get straight to the content</w:t>
+            </w:r>
+          </w:p>
+          <w:p>
+            <w:pPr>
+              <w:shd w:val="clear" w:color="auto" w:fill="FFFFFF"/>
+              <w:spacing w:line="330" w:lineRule="atLeast"/>
+            </w:pPr>
+            <w:r>
+              <w:t>similarly,</w:t>
+            </w:r>
+            <w:r>
+              <w:t xml:space="preserve">  </w:t>
+            </w:r>
+            <w:r>
+              <w:t xml:space="preserve"> search engines might focus on searching elements present in content in a &lt;article&gt;</w:t>
+            </w:r>
+          </w:p>
+          <w:p>
+            <w:pPr>
+              <w:shd w:val="clear" w:color="auto" w:fill="FFFFFF"/>
+              <w:spacing w:line="330" w:lineRule="atLeast"/>
+            </w:pPr>
+            <w:r>
+              <w:t>instead of &lt;header&gt; &lt;footer&gt;</w:t>
+            </w:r>
+          </w:p>
+          <w:p>
+            <w:pPr>
+              <w:shd w:val="clear" w:color="auto" w:fill="FFFFFF"/>
+              <w:spacing w:line="330" w:lineRule="atLeast"/>
+              <w:rPr>
+                <w:rFonts w:ascii="Consolas" w:eastAsia="Times New Roman" w:hAnsi="Consolas" w:cs="Times New Roman"/>
+                <w:color w:val="24292E"/>
+                <w:sz w:val="24"/>
+                <w:szCs w:val="24"/>
+                <w:lang w:eastAsia="en-IN"/>
+              </w:rPr>
+            </w:pPr>
+            <w:r>
+              <w:rPr>
+                <w:rFonts w:ascii="Consolas" w:eastAsia="Times New Roman" w:hAnsi="Consolas" w:cs="Times New Roman"/>
+                <w:color w:val="24292E"/>
+                <w:sz w:val="24"/>
+                <w:szCs w:val="24"/>
+                <w:lang w:eastAsia="en-IN"/>
+              </w:rPr>
+              <w:t>&lt;</w:t>
+            </w:r>
+            <w:r>
+              <w:rPr>
+                <w:rFonts w:ascii="Consolas" w:eastAsia="Times New Roman" w:hAnsi="Consolas" w:cs="Times New Roman"/>
+                <w:color w:val="22863A"/>
+                <w:sz w:val="24"/>
+                <w:szCs w:val="24"/>
+                <w:lang w:eastAsia="en-IN"/>
+              </w:rPr>
+              <w:t>header</w:t>
+            </w:r>
+            <w:r>
+              <w:rPr>
+                <w:rFonts w:ascii="Consolas" w:eastAsia="Times New Roman" w:hAnsi="Consolas" w:cs="Times New Roman"/>
+                <w:color w:val="24292E"/>
+                <w:sz w:val="24"/>
+                <w:szCs w:val="24"/>
+                <w:lang w:eastAsia="en-IN"/>
+              </w:rPr>
+              <w:t>&gt;</w:t>
+            </w:r>
+          </w:p>
+          <w:p>
+            <w:pPr>
+              <w:shd w:val="clear" w:color="auto" w:fill="FFFFFF"/>
+              <w:spacing w:line="330" w:lineRule="atLeast"/>
+              <w:rPr>
+                <w:rFonts w:ascii="Consolas" w:eastAsia="Times New Roman" w:hAnsi="Consolas" w:cs="Times New Roman"/>
+                <w:color w:val="24292E"/>
+                <w:sz w:val="24"/>
+                <w:szCs w:val="24"/>
+                <w:lang w:eastAsia="en-IN"/>
+              </w:rPr>
+            </w:pPr>
+            <w:r>
+              <w:rPr>
+                <w:rFonts w:ascii="Consolas" w:eastAsia="Times New Roman" w:hAnsi="Consolas" w:cs="Times New Roman"/>
+                <w:color w:val="24292E"/>
+                <w:sz w:val="24"/>
+                <w:szCs w:val="24"/>
+                <w:lang w:eastAsia="en-IN"/>
+              </w:rPr>
+              <w:t>      &lt;</w:t>
+            </w:r>
+            <w:r>
+              <w:rPr>
+                <w:rFonts w:ascii="Consolas" w:eastAsia="Times New Roman" w:hAnsi="Consolas" w:cs="Times New Roman"/>
+                <w:color w:val="22863A"/>
+                <w:sz w:val="24"/>
+                <w:szCs w:val="24"/>
+                <w:lang w:eastAsia="en-IN"/>
+              </w:rPr>
+              <w:t>nav</w:t>
+            </w:r>
+            <w:r>
+              <w:rPr>
+                <w:rFonts w:ascii="Consolas" w:eastAsia="Times New Roman" w:hAnsi="Consolas" w:cs="Times New Roman"/>
+                <w:color w:val="24292E"/>
+                <w:sz w:val="24"/>
+                <w:szCs w:val="24"/>
+                <w:lang w:eastAsia="en-IN"/>
+              </w:rPr>
+              <w:t>&gt;</w:t>
+            </w:r>
+          </w:p>
+          <w:p>
+            <w:pPr>
+              <w:shd w:val="clear" w:color="auto" w:fill="FFFFFF"/>
+              <w:spacing w:line="330" w:lineRule="atLeast"/>
+              <w:rPr>
+                <w:rFonts w:ascii="Consolas" w:eastAsia="Times New Roman" w:hAnsi="Consolas" w:cs="Times New Roman"/>
+                <w:color w:val="24292E"/>
+                <w:sz w:val="24"/>
+                <w:szCs w:val="24"/>
+                <w:lang w:eastAsia="en-IN"/>
+              </w:rPr>
+            </w:pPr>
+            <w:r>
+              <w:rPr>
+                <w:rFonts w:ascii="Consolas" w:eastAsia="Times New Roman" w:hAnsi="Consolas" w:cs="Times New Roman"/>
+                <w:color w:val="24292E"/>
+                <w:sz w:val="24"/>
+                <w:szCs w:val="24"/>
+                <w:lang w:eastAsia="en-IN"/>
+              </w:rPr>
+              <w:t>        &lt;</w:t>
+            </w:r>
+            <w:r>
+              <w:rPr>
+                <w:rFonts w:ascii="Consolas" w:eastAsia="Times New Roman" w:hAnsi="Consolas" w:cs="Times New Roman"/>
+                <w:color w:val="22863A"/>
+                <w:sz w:val="24"/>
+                <w:szCs w:val="24"/>
+                <w:lang w:eastAsia="en-IN"/>
+              </w:rPr>
+              <w:t>a</w:t>
+            </w:r>
+            <w:r>
+              <w:rPr>
+                <w:rFonts w:ascii="Consolas" w:eastAsia="Times New Roman" w:hAnsi="Consolas" w:cs="Times New Roman"/>
+                <w:color w:val="24292E"/>
+                <w:sz w:val="24"/>
+                <w:szCs w:val="24"/>
+                <w:lang w:eastAsia="en-IN"/>
+              </w:rPr>
+              <w:t xml:space="preserve"> </w:t>
+            </w:r>
+            <w:r>
+              <w:rPr>
+                <w:rFonts w:ascii="Consolas" w:eastAsia="Times New Roman" w:hAnsi="Consolas" w:cs="Times New Roman"/>
+                <w:color w:val="6F42C1"/>
+                <w:sz w:val="24"/>
+                <w:szCs w:val="24"/>
+                <w:lang w:eastAsia="en-IN"/>
+              </w:rPr>
+              <w:t>href</w:t>
+            </w:r>
+            <w:r>
+              <w:rPr>
+                <w:rFonts w:ascii="Consolas" w:eastAsia="Times New Roman" w:hAnsi="Consolas" w:cs="Times New Roman"/>
+                <w:color w:val="24292E"/>
+                <w:sz w:val="24"/>
+                <w:szCs w:val="24"/>
+                <w:lang w:eastAsia="en-IN"/>
+              </w:rPr>
+              <w:t>=</w:t>
+            </w:r>
+            <w:r>
+              <w:rPr>
+                <w:rFonts w:ascii="Consolas" w:eastAsia="Times New Roman" w:hAnsi="Consolas" w:cs="Times New Roman"/>
+                <w:color w:val="032F62"/>
+                <w:sz w:val="24"/>
+                <w:szCs w:val="24"/>
+                <w:lang w:eastAsia="en-IN"/>
+              </w:rPr>
+              <w:t>"https://www.google.com"</w:t>
+            </w:r>
+            <w:r>
+              <w:rPr>
+                <w:rFonts w:ascii="Consolas" w:eastAsia="Times New Roman" w:hAnsi="Consolas" w:cs="Times New Roman"/>
+                <w:color w:val="24292E"/>
+                <w:sz w:val="24"/>
+                <w:szCs w:val="24"/>
+                <w:lang w:eastAsia="en-IN"/>
+              </w:rPr>
+              <w:t xml:space="preserve"> </w:t>
+            </w:r>
+            <w:r>
+              <w:rPr>
+                <w:rFonts w:ascii="Consolas" w:eastAsia="Times New Roman" w:hAnsi="Consolas" w:cs="Times New Roman"/>
+                <w:color w:val="6F42C1"/>
+                <w:sz w:val="24"/>
+                <w:szCs w:val="24"/>
+                <w:lang w:eastAsia="en-IN"/>
+              </w:rPr>
+              <w:t>target</w:t>
+            </w:r>
+            <w:r>
+              <w:rPr>
+                <w:rFonts w:ascii="Consolas" w:eastAsia="Times New Roman" w:hAnsi="Consolas" w:cs="Times New Roman"/>
+                <w:color w:val="24292E"/>
+                <w:sz w:val="24"/>
+                <w:szCs w:val="24"/>
+                <w:lang w:eastAsia="en-IN"/>
+              </w:rPr>
+              <w:t>=</w:t>
+            </w:r>
+            <w:r>
+              <w:rPr>
+                <w:rFonts w:ascii="Consolas" w:eastAsia="Times New Roman" w:hAnsi="Consolas" w:cs="Times New Roman"/>
+                <w:color w:val="032F62"/>
+                <w:sz w:val="24"/>
+                <w:szCs w:val="24"/>
+                <w:lang w:eastAsia="en-IN"/>
+              </w:rPr>
+              <w:t>"_blank"</w:t>
+            </w:r>
+            <w:r>
+              <w:rPr>
+                <w:rFonts w:ascii="Consolas" w:eastAsia="Times New Roman" w:hAnsi="Consolas" w:cs="Times New Roman"/>
+                <w:color w:val="24292E"/>
+                <w:sz w:val="24"/>
+                <w:szCs w:val="24"/>
+                <w:lang w:eastAsia="en-IN"/>
+              </w:rPr>
+              <w:t>&gt;</w:t>
+            </w:r>
+          </w:p>
+          <w:p>
+            <w:pPr>
+              <w:shd w:val="clear" w:color="auto" w:fill="FFFFFF"/>
+              <w:spacing w:line="330" w:lineRule="atLeast"/>
+              <w:rPr>
+                <w:rFonts w:ascii="Consolas" w:eastAsia="Times New Roman" w:hAnsi="Consolas" w:cs="Times New Roman"/>
+                <w:color w:val="24292E"/>
+                <w:sz w:val="24"/>
+                <w:szCs w:val="24"/>
+                <w:lang w:eastAsia="en-IN"/>
+              </w:rPr>
+            </w:pPr>
+            <w:r>
+              <w:rPr>
+                <w:rFonts w:ascii="Consolas" w:eastAsia="Times New Roman" w:hAnsi="Consolas" w:cs="Times New Roman"/>
+                <w:color w:val="24292E"/>
+                <w:sz w:val="24"/>
+                <w:szCs w:val="24"/>
+                <w:lang w:eastAsia="en-IN"/>
+              </w:rPr>
+              <w:t>          Dr.Khadar vali won padma shri award&lt;/</w:t>
+            </w:r>
+            <w:r>
+              <w:rPr>
+                <w:rFonts w:ascii="Consolas" w:eastAsia="Times New Roman" w:hAnsi="Consolas" w:cs="Times New Roman"/>
+                <w:color w:val="22863A"/>
+                <w:sz w:val="24"/>
+                <w:szCs w:val="24"/>
+                <w:lang w:eastAsia="en-IN"/>
+              </w:rPr>
+              <w:t>a</w:t>
+            </w:r>
+          </w:p>
+          <w:p>
+            <w:pPr>
+              <w:shd w:val="clear" w:color="auto" w:fill="FFFFFF"/>
+              <w:spacing w:line="330" w:lineRule="atLeast"/>
+              <w:rPr>
+                <w:rFonts w:ascii="Consolas" w:eastAsia="Times New Roman" w:hAnsi="Consolas" w:cs="Times New Roman"/>
+                <w:color w:val="24292E"/>
+                <w:sz w:val="24"/>
+                <w:szCs w:val="24"/>
+                <w:lang w:eastAsia="en-IN"/>
+              </w:rPr>
+            </w:pPr>
+            <w:r>
+              <w:rPr>
+                <w:rFonts w:ascii="Consolas" w:eastAsia="Times New Roman" w:hAnsi="Consolas" w:cs="Times New Roman"/>
+                <w:color w:val="24292E"/>
+                <w:sz w:val="24"/>
+                <w:szCs w:val="24"/>
+                <w:lang w:eastAsia="en-IN"/>
+              </w:rPr>
+              <w:t>        &gt;</w:t>
+            </w:r>
+          </w:p>
+          <w:p>
+            <w:pPr>
+              <w:shd w:val="clear" w:color="auto" w:fill="FFFFFF"/>
+              <w:spacing w:line="330" w:lineRule="atLeast"/>
+              <w:rPr>
+                <w:rFonts w:ascii="Consolas" w:eastAsia="Times New Roman" w:hAnsi="Consolas" w:cs="Times New Roman"/>
+                <w:color w:val="24292E"/>
+                <w:sz w:val="24"/>
+                <w:szCs w:val="24"/>
+                <w:lang w:eastAsia="en-IN"/>
+              </w:rPr>
+            </w:pPr>
+            <w:r>
+              <w:rPr>
+                <w:rFonts w:ascii="Consolas" w:eastAsia="Times New Roman" w:hAnsi="Consolas" w:cs="Times New Roman"/>
+                <w:color w:val="24292E"/>
+                <w:sz w:val="24"/>
+                <w:szCs w:val="24"/>
+                <w:lang w:eastAsia="en-IN"/>
+              </w:rPr>
+              <w:t>      &lt;/</w:t>
+            </w:r>
+            <w:r>
+              <w:rPr>
+                <w:rFonts w:ascii="Consolas" w:eastAsia="Times New Roman" w:hAnsi="Consolas" w:cs="Times New Roman"/>
+                <w:color w:val="22863A"/>
+                <w:sz w:val="24"/>
+                <w:szCs w:val="24"/>
+                <w:lang w:eastAsia="en-IN"/>
+              </w:rPr>
+              <w:t>nav</w:t>
+            </w:r>
+            <w:r>
+              <w:rPr>
+                <w:rFonts w:ascii="Consolas" w:eastAsia="Times New Roman" w:hAnsi="Consolas" w:cs="Times New Roman"/>
+                <w:color w:val="24292E"/>
+                <w:sz w:val="24"/>
+                <w:szCs w:val="24"/>
+                <w:lang w:eastAsia="en-IN"/>
+              </w:rPr>
+              <w:t>&gt;</w:t>
+            </w:r>
+          </w:p>
+          <w:p>
+            <w:pPr>
+              <w:shd w:val="clear" w:color="auto" w:fill="FFFFFF"/>
+              <w:spacing w:line="330" w:lineRule="atLeast"/>
+              <w:rPr>
+                <w:rFonts w:ascii="Consolas" w:eastAsia="Times New Roman" w:hAnsi="Consolas" w:cs="Times New Roman"/>
+                <w:color w:val="24292E"/>
+                <w:sz w:val="24"/>
+                <w:szCs w:val="24"/>
+                <w:lang w:eastAsia="en-IN"/>
+              </w:rPr>
+            </w:pPr>
+            <w:r>
+              <w:rPr>
+                <w:rFonts w:ascii="Consolas" w:eastAsia="Times New Roman" w:hAnsi="Consolas" w:cs="Times New Roman"/>
+                <w:color w:val="24292E"/>
+                <w:sz w:val="24"/>
+                <w:szCs w:val="24"/>
+                <w:lang w:eastAsia="en-IN"/>
+              </w:rPr>
+              <w:t>    &lt;/</w:t>
+            </w:r>
+            <w:r>
+              <w:rPr>
+                <w:rFonts w:ascii="Consolas" w:eastAsia="Times New Roman" w:hAnsi="Consolas" w:cs="Times New Roman"/>
+                <w:color w:val="22863A"/>
+                <w:sz w:val="24"/>
+                <w:szCs w:val="24"/>
+                <w:lang w:eastAsia="en-IN"/>
+              </w:rPr>
+              <w:t>header</w:t>
+            </w:r>
+            <w:r>
+              <w:rPr>
+                <w:rFonts w:ascii="Consolas" w:eastAsia="Times New Roman" w:hAnsi="Consolas" w:cs="Times New Roman"/>
+                <w:color w:val="24292E"/>
+                <w:sz w:val="24"/>
+                <w:szCs w:val="24"/>
+                <w:lang w:eastAsia="en-IN"/>
+              </w:rPr>
+              <w:t>&gt;</w:t>
+            </w:r>
+          </w:p>
+          <w:p>
+            <w:pPr>
+              <w:shd w:val="clear" w:color="auto" w:fill="FFFFFF"/>
+              <w:spacing w:line="330" w:lineRule="atLeast"/>
+              <w:rPr>
+                <w:rFonts w:ascii="Consolas" w:eastAsia="Times New Roman" w:hAnsi="Consolas" w:cs="Times New Roman"/>
+                <w:color w:val="24292E"/>
+                <w:sz w:val="24"/>
+                <w:szCs w:val="24"/>
+                <w:lang w:eastAsia="en-IN"/>
+              </w:rPr>
+            </w:pPr>
+          </w:p>
+          <w:p>
+            <w:pPr>
+              <w:shd w:val="clear" w:color="auto" w:fill="FFFFFF"/>
+              <w:spacing w:line="330" w:lineRule="atLeast"/>
+              <w:rPr>
+                <w:rFonts w:ascii="Consolas" w:eastAsia="Times New Roman" w:hAnsi="Consolas" w:cs="Times New Roman"/>
+                <w:color w:val="24292E"/>
+                <w:sz w:val="24"/>
+                <w:szCs w:val="24"/>
+                <w:lang w:eastAsia="en-IN"/>
+              </w:rPr>
+            </w:pPr>
+            <w:r>
+              <w:rPr>
+                <w:rFonts w:ascii="Consolas" w:eastAsia="Times New Roman" w:hAnsi="Consolas" w:cs="Times New Roman"/>
+                <w:color w:val="24292E"/>
+                <w:sz w:val="24"/>
+                <w:szCs w:val="24"/>
+                <w:lang w:eastAsia="en-IN"/>
+              </w:rPr>
+              <w:t>    &lt;</w:t>
+            </w:r>
+            <w:r>
+              <w:rPr>
+                <w:rFonts w:ascii="Consolas" w:eastAsia="Times New Roman" w:hAnsi="Consolas" w:cs="Times New Roman"/>
+                <w:color w:val="22863A"/>
+                <w:sz w:val="24"/>
+                <w:szCs w:val="24"/>
+                <w:lang w:eastAsia="en-IN"/>
+              </w:rPr>
+              <w:t>article</w:t>
+            </w:r>
+            <w:r>
+              <w:rPr>
+                <w:rFonts w:ascii="Consolas" w:eastAsia="Times New Roman" w:hAnsi="Consolas" w:cs="Times New Roman"/>
+                <w:color w:val="24292E"/>
+                <w:sz w:val="24"/>
+                <w:szCs w:val="24"/>
+                <w:lang w:eastAsia="en-IN"/>
+              </w:rPr>
+              <w:t xml:space="preserve"> </w:t>
+            </w:r>
+            <w:r>
+              <w:rPr>
+                <w:rFonts w:ascii="Consolas" w:eastAsia="Times New Roman" w:hAnsi="Consolas" w:cs="Times New Roman"/>
+                <w:color w:val="6F42C1"/>
+                <w:sz w:val="24"/>
+                <w:szCs w:val="24"/>
+                <w:lang w:eastAsia="en-IN"/>
+              </w:rPr>
+              <w:t>style</w:t>
+            </w:r>
+            <w:r>
+              <w:rPr>
+                <w:rFonts w:ascii="Consolas" w:eastAsia="Times New Roman" w:hAnsi="Consolas" w:cs="Times New Roman"/>
+                <w:color w:val="24292E"/>
+                <w:sz w:val="24"/>
+                <w:szCs w:val="24"/>
+                <w:lang w:eastAsia="en-IN"/>
+              </w:rPr>
+              <w:t>=</w:t>
+            </w:r>
+            <w:r>
+              <w:rPr>
+                <w:rFonts w:ascii="Consolas" w:eastAsia="Times New Roman" w:hAnsi="Consolas" w:cs="Times New Roman"/>
+                <w:color w:val="032F62"/>
+                <w:sz w:val="24"/>
+                <w:szCs w:val="24"/>
+                <w:lang w:eastAsia="en-IN"/>
+              </w:rPr>
+              <w:t>"background-color: antiquewhite"</w:t>
+            </w:r>
+            <w:r>
+              <w:rPr>
+                <w:rFonts w:ascii="Consolas" w:eastAsia="Times New Roman" w:hAnsi="Consolas" w:cs="Times New Roman"/>
+                <w:color w:val="24292E"/>
+                <w:sz w:val="24"/>
+                <w:szCs w:val="24"/>
+                <w:lang w:eastAsia="en-IN"/>
+              </w:rPr>
+              <w:t>&gt;</w:t>
+            </w:r>
+          </w:p>
+          <w:p>
+            <w:pPr>
+              <w:shd w:val="clear" w:color="auto" w:fill="FFFFFF"/>
+              <w:spacing w:line="330" w:lineRule="atLeast"/>
+              <w:rPr>
+                <w:rFonts w:ascii="Consolas" w:eastAsia="Times New Roman" w:hAnsi="Consolas" w:cs="Times New Roman"/>
+                <w:color w:val="24292E"/>
+                <w:sz w:val="24"/>
+                <w:szCs w:val="24"/>
+                <w:lang w:eastAsia="en-IN"/>
+              </w:rPr>
+            </w:pPr>
+            <w:r>
+              <w:rPr>
+                <w:rFonts w:ascii="Consolas" w:eastAsia="Times New Roman" w:hAnsi="Consolas" w:cs="Times New Roman"/>
+                <w:color w:val="24292E"/>
+                <w:sz w:val="24"/>
+                <w:szCs w:val="24"/>
+                <w:lang w:eastAsia="en-IN"/>
+              </w:rPr>
+              <w:t>      &lt;</w:t>
+            </w:r>
+            <w:r>
+              <w:rPr>
+                <w:rFonts w:ascii="Consolas" w:eastAsia="Times New Roman" w:hAnsi="Consolas" w:cs="Times New Roman"/>
+                <w:color w:val="22863A"/>
+                <w:sz w:val="24"/>
+                <w:szCs w:val="24"/>
+                <w:lang w:eastAsia="en-IN"/>
+              </w:rPr>
+              <w:t>div</w:t>
+            </w:r>
+            <w:r>
+              <w:rPr>
+                <w:rFonts w:ascii="Consolas" w:eastAsia="Times New Roman" w:hAnsi="Consolas" w:cs="Times New Roman"/>
+                <w:color w:val="24292E"/>
+                <w:sz w:val="24"/>
+                <w:szCs w:val="24"/>
+                <w:lang w:eastAsia="en-IN"/>
+              </w:rPr>
+              <w:t xml:space="preserve"> </w:t>
+            </w:r>
+            <w:r>
+              <w:rPr>
+                <w:rFonts w:ascii="Consolas" w:eastAsia="Times New Roman" w:hAnsi="Consolas" w:cs="Times New Roman"/>
+                <w:color w:val="6F42C1"/>
+                <w:sz w:val="24"/>
+                <w:szCs w:val="24"/>
+                <w:lang w:eastAsia="en-IN"/>
+              </w:rPr>
+              <w:t>id</w:t>
+            </w:r>
+            <w:r>
+              <w:rPr>
+                <w:rFonts w:ascii="Consolas" w:eastAsia="Times New Roman" w:hAnsi="Consolas" w:cs="Times New Roman"/>
+                <w:color w:val="24292E"/>
+                <w:sz w:val="24"/>
+                <w:szCs w:val="24"/>
+                <w:lang w:eastAsia="en-IN"/>
+              </w:rPr>
+              <w:t>=</w:t>
+            </w:r>
+            <w:r>
+              <w:rPr>
+                <w:rFonts w:ascii="Consolas" w:eastAsia="Times New Roman" w:hAnsi="Consolas" w:cs="Times New Roman"/>
+                <w:color w:val="032F62"/>
+                <w:sz w:val="24"/>
+                <w:szCs w:val="24"/>
+                <w:lang w:eastAsia="en-IN"/>
+              </w:rPr>
+              <w:t>"content"</w:t>
+            </w:r>
+            <w:r>
+              <w:rPr>
+                <w:rFonts w:ascii="Consolas" w:eastAsia="Times New Roman" w:hAnsi="Consolas" w:cs="Times New Roman"/>
+                <w:color w:val="24292E"/>
+                <w:sz w:val="24"/>
+                <w:szCs w:val="24"/>
+                <w:lang w:eastAsia="en-IN"/>
+              </w:rPr>
+              <w:t>&gt;Khadar vali is the millet man of india&lt;/</w:t>
+            </w:r>
+            <w:r>
+              <w:rPr>
+                <w:rFonts w:ascii="Consolas" w:eastAsia="Times New Roman" w:hAnsi="Consolas" w:cs="Times New Roman"/>
+                <w:color w:val="22863A"/>
+                <w:sz w:val="24"/>
+                <w:szCs w:val="24"/>
+                <w:lang w:eastAsia="en-IN"/>
+              </w:rPr>
+              <w:t>div</w:t>
+            </w:r>
+            <w:r>
+              <w:rPr>
+                <w:rFonts w:ascii="Consolas" w:eastAsia="Times New Roman" w:hAnsi="Consolas" w:cs="Times New Roman"/>
+                <w:color w:val="24292E"/>
+                <w:sz w:val="24"/>
+                <w:szCs w:val="24"/>
+                <w:lang w:eastAsia="en-IN"/>
+              </w:rPr>
+              <w:t>&gt;</w:t>
+            </w:r>
+          </w:p>
+          <w:p>
+            <w:pPr>
+              <w:shd w:val="clear" w:color="auto" w:fill="FFFFFF"/>
+              <w:spacing w:line="330" w:lineRule="atLeast"/>
+              <w:rPr>
+                <w:rFonts w:ascii="Consolas" w:eastAsia="Times New Roman" w:hAnsi="Consolas" w:cs="Times New Roman"/>
+                <w:color w:val="24292E"/>
+                <w:sz w:val="24"/>
+                <w:szCs w:val="24"/>
+                <w:lang w:eastAsia="en-IN"/>
+              </w:rPr>
+            </w:pPr>
+            <w:r>
+              <w:rPr>
+                <w:rFonts w:ascii="Consolas" w:eastAsia="Times New Roman" w:hAnsi="Consolas" w:cs="Times New Roman"/>
+                <w:color w:val="24292E"/>
+                <w:sz w:val="24"/>
+                <w:szCs w:val="24"/>
+                <w:lang w:eastAsia="en-IN"/>
+              </w:rPr>
+              <w:t>      &lt;</w:t>
+            </w:r>
+            <w:r>
+              <w:rPr>
+                <w:rFonts w:ascii="Consolas" w:eastAsia="Times New Roman" w:hAnsi="Consolas" w:cs="Times New Roman"/>
+                <w:color w:val="22863A"/>
                 <w:sz w:val="24"/>
                 <w:szCs w:val="24"/>
                 <w:lang w:eastAsia="en-IN"/>
@@ -8766,7 +10186,7 @@
             <w:r>
               <w:rPr>
                 <w:rFonts w:ascii="Consolas" w:eastAsia="Times New Roman" w:hAnsi="Consolas" w:cs="Times New Roman"/>
-                <w:color w:val="24292F"/>
+                <w:color w:val="24292E"/>
                 <w:sz w:val="24"/>
                 <w:szCs w:val="24"/>
                 <w:lang w:eastAsia="en-IN"/>
@@ -8776,7 +10196,7 @@
             <w:r>
               <w:rPr>
                 <w:rFonts w:ascii="Consolas" w:eastAsia="Times New Roman" w:hAnsi="Consolas" w:cs="Times New Roman"/>
-                <w:color w:val="0550AE"/>
+                <w:color w:val="6F42C1"/>
                 <w:sz w:val="24"/>
                 <w:szCs w:val="24"/>
                 <w:lang w:eastAsia="en-IN"/>
@@ -8786,7 +10206,7 @@
             <w:r>
               <w:rPr>
                 <w:rFonts w:ascii="Consolas" w:eastAsia="Times New Roman" w:hAnsi="Consolas" w:cs="Times New Roman"/>
-                <w:color w:val="24292F"/>
+                <w:color w:val="24292E"/>
                 <w:sz w:val="24"/>
                 <w:szCs w:val="24"/>
                 <w:lang w:eastAsia="en-IN"/>
@@ -8796,17 +10216,17 @@
             <w:r>
               <w:rPr>
                 <w:rFonts w:ascii="Consolas" w:eastAsia="Times New Roman" w:hAnsi="Consolas" w:cs="Times New Roman"/>
-                <w:color w:val="0A3069"/>
-                <w:sz w:val="24"/>
-                <w:szCs w:val="24"/>
-                <w:lang w:eastAsia="en-IN"/>
-              </w:rPr>
-              <w:t>"images/city.jpeg"</w:t>
-            </w:r>
-            <w:r>
-              <w:rPr>
-                <w:rFonts w:ascii="Consolas" w:eastAsia="Times New Roman" w:hAnsi="Consolas" w:cs="Times New Roman"/>
-                <w:color w:val="24292F"/>
+                <w:color w:val="032F62"/>
+                <w:sz w:val="24"/>
+                <w:szCs w:val="24"/>
+                <w:lang w:eastAsia="en-IN"/>
+              </w:rPr>
+              <w:t>"images/padma.PNG"</w:t>
+            </w:r>
+            <w:r>
+              <w:rPr>
+                <w:rFonts w:ascii="Consolas" w:eastAsia="Times New Roman" w:hAnsi="Consolas" w:cs="Times New Roman"/>
+                <w:color w:val="24292E"/>
                 <w:sz w:val="24"/>
                 <w:szCs w:val="24"/>
                 <w:lang w:eastAsia="en-IN"/>
@@ -8816,7 +10236,7 @@
             <w:r>
               <w:rPr>
                 <w:rFonts w:ascii="Consolas" w:eastAsia="Times New Roman" w:hAnsi="Consolas" w:cs="Times New Roman"/>
-                <w:color w:val="0550AE"/>
+                <w:color w:val="6F42C1"/>
                 <w:sz w:val="24"/>
                 <w:szCs w:val="24"/>
                 <w:lang w:eastAsia="en-IN"/>
@@ -8826,7 +10246,7 @@
             <w:r>
               <w:rPr>
                 <w:rFonts w:ascii="Consolas" w:eastAsia="Times New Roman" w:hAnsi="Consolas" w:cs="Times New Roman"/>
-                <w:color w:val="24292F"/>
+                <w:color w:val="24292E"/>
                 <w:sz w:val="24"/>
                 <w:szCs w:val="24"/>
                 <w:lang w:eastAsia="en-IN"/>
@@ -8836,17 +10256,60 @@
             <w:r>
               <w:rPr>
                 <w:rFonts w:ascii="Consolas" w:eastAsia="Times New Roman" w:hAnsi="Consolas" w:cs="Times New Roman"/>
-                <w:color w:val="0A3069"/>
-                <w:sz w:val="24"/>
-                <w:szCs w:val="24"/>
-                <w:lang w:eastAsia="en-IN"/>
-              </w:rPr>
-              <w:t>"city skyline"</w:t>
-            </w:r>
-            <w:r>
-              <w:rPr>
-                <w:rFonts w:ascii="Consolas" w:eastAsia="Times New Roman" w:hAnsi="Consolas" w:cs="Times New Roman"/>
-                <w:color w:val="0A3069"/>
+                <w:color w:val="032F62"/>
+                <w:sz w:val="24"/>
+                <w:szCs w:val="24"/>
+                <w:lang w:eastAsia="en-IN"/>
+              </w:rPr>
+              <w:t>"Khadar vali receiving the padmashri award"</w:t>
+            </w:r>
+            <w:r>
+              <w:rPr>
+                <w:rFonts w:ascii="Consolas" w:eastAsia="Times New Roman" w:hAnsi="Consolas" w:cs="Times New Roman"/>
+                <w:color w:val="24292E"/>
+                <w:sz w:val="24"/>
+                <w:szCs w:val="24"/>
+                <w:lang w:eastAsia="en-IN"/>
+              </w:rPr>
+              <w:t xml:space="preserve"> /&gt;</w:t>
+            </w:r>
+          </w:p>
+          <w:p>
+            <w:pPr>
+              <w:shd w:val="clear" w:color="auto" w:fill="FFFFFF"/>
+              <w:spacing w:line="330" w:lineRule="atLeast"/>
+              <w:rPr>
+                <w:rFonts w:ascii="Consolas" w:eastAsia="Times New Roman" w:hAnsi="Consolas" w:cs="Times New Roman"/>
+                <w:color w:val="24292E"/>
+                <w:sz w:val="24"/>
+                <w:szCs w:val="24"/>
+                <w:lang w:eastAsia="en-IN"/>
+              </w:rPr>
+            </w:pPr>
+            <w:r>
+              <w:rPr>
+                <w:rFonts w:ascii="Consolas" w:eastAsia="Times New Roman" w:hAnsi="Consolas" w:cs="Times New Roman"/>
+                <w:color w:val="24292E"/>
+                <w:sz w:val="24"/>
+                <w:szCs w:val="24"/>
+                <w:lang w:eastAsia="en-IN"/>
+              </w:rPr>
+              <w:t>      &lt;</w:t>
+            </w:r>
+            <w:r>
+              <w:rPr>
+                <w:rFonts w:ascii="Consolas" w:eastAsia="Times New Roman" w:hAnsi="Consolas" w:cs="Times New Roman"/>
+                <w:color w:val="22863A"/>
+                <w:sz w:val="24"/>
+                <w:szCs w:val="24"/>
+                <w:lang w:eastAsia="en-IN"/>
+              </w:rPr>
+              <w:t>p</w:t>
+            </w:r>
+            <w:r>
+              <w:rPr>
+                <w:rFonts w:ascii="Consolas" w:eastAsia="Times New Roman" w:hAnsi="Consolas" w:cs="Times New Roman"/>
+                <w:color w:val="24292E"/>
                 <w:sz w:val="24"/>
                 <w:szCs w:val="24"/>
                 <w:lang w:eastAsia="en-IN"/>
@@ -8856,22 +10319,12 @@
             <w:r>
               <w:rPr>
                 <w:rFonts w:ascii="Consolas" w:eastAsia="Times New Roman" w:hAnsi="Consolas" w:cs="Times New Roman"/>
-                <w:color w:val="24292E"/>
-                <w:sz w:val="24"/>
-                <w:szCs w:val="24"/>
-                <w:lang w:eastAsia="en-IN"/>
-              </w:rPr>
-              <w:t> </w:t>
-            </w:r>
-            <w:r>
-              <w:rPr>
-                <w:rFonts w:ascii="Consolas" w:eastAsia="Times New Roman" w:hAnsi="Consolas" w:cs="Times New Roman"/>
                 <w:color w:val="6F42C1"/>
                 <w:sz w:val="24"/>
                 <w:szCs w:val="24"/>
                 <w:lang w:eastAsia="en-IN"/>
               </w:rPr>
-              <w:t>height</w:t>
+              <w:t>style</w:t>
             </w:r>
             <w:r>
               <w:rPr>
@@ -8891,7 +10344,199 @@
                 <w:szCs w:val="24"/>
                 <w:lang w:eastAsia="en-IN"/>
               </w:rPr>
-              <w:t>"500"</w:t>
+              <w:t>"border: 100cap"</w:t>
+            </w:r>
+            <w:r>
+              <w:rPr>
+                <w:rFonts w:ascii="Consolas" w:eastAsia="Times New Roman" w:hAnsi="Consolas" w:cs="Times New Roman"/>
+                <w:color w:val="24292E"/>
+                <w:sz w:val="24"/>
+                <w:szCs w:val="24"/>
+                <w:lang w:eastAsia="en-IN"/>
+              </w:rPr>
+              <w:t>&gt;Trusted by&lt;/</w:t>
+            </w:r>
+            <w:r>
+              <w:rPr>
+                <w:rFonts w:ascii="Consolas" w:eastAsia="Times New Roman" w:hAnsi="Consolas" w:cs="Times New Roman"/>
+                <w:color w:val="22863A"/>
+                <w:sz w:val="24"/>
+                <w:szCs w:val="24"/>
+                <w:lang w:eastAsia="en-IN"/>
+              </w:rPr>
+              <w:t>p</w:t>
+            </w:r>
+            <w:r>
+              <w:rPr>
+                <w:rFonts w:ascii="Consolas" w:eastAsia="Times New Roman" w:hAnsi="Consolas" w:cs="Times New Roman"/>
+                <w:color w:val="24292E"/>
+                <w:sz w:val="24"/>
+                <w:szCs w:val="24"/>
+                <w:lang w:eastAsia="en-IN"/>
+              </w:rPr>
+              <w:t>&gt;</w:t>
+            </w:r>
+          </w:p>
+          <w:p>
+            <w:pPr>
+              <w:shd w:val="clear" w:color="auto" w:fill="FFFFFF"/>
+              <w:spacing w:line="330" w:lineRule="atLeast"/>
+              <w:rPr>
+                <w:rFonts w:ascii="Consolas" w:eastAsia="Times New Roman" w:hAnsi="Consolas" w:cs="Times New Roman"/>
+                <w:color w:val="24292E"/>
+                <w:sz w:val="24"/>
+                <w:szCs w:val="24"/>
+                <w:lang w:eastAsia="en-IN"/>
+              </w:rPr>
+            </w:pPr>
+            <w:r>
+              <w:rPr>
+                <w:rFonts w:ascii="Consolas" w:eastAsia="Times New Roman" w:hAnsi="Consolas" w:cs="Times New Roman"/>
+                <w:color w:val="24292E"/>
+                <w:sz w:val="24"/>
+                <w:szCs w:val="24"/>
+                <w:lang w:eastAsia="en-IN"/>
+              </w:rPr>
+              <w:t>    &lt;/</w:t>
+            </w:r>
+            <w:r>
+              <w:rPr>
+                <w:rFonts w:ascii="Consolas" w:eastAsia="Times New Roman" w:hAnsi="Consolas" w:cs="Times New Roman"/>
+                <w:color w:val="22863A"/>
+                <w:sz w:val="24"/>
+                <w:szCs w:val="24"/>
+                <w:lang w:eastAsia="en-IN"/>
+              </w:rPr>
+              <w:t>article</w:t>
+            </w:r>
+            <w:r>
+              <w:rPr>
+                <w:rFonts w:ascii="Consolas" w:eastAsia="Times New Roman" w:hAnsi="Consolas" w:cs="Times New Roman"/>
+                <w:color w:val="24292E"/>
+                <w:sz w:val="24"/>
+                <w:szCs w:val="24"/>
+                <w:lang w:eastAsia="en-IN"/>
+              </w:rPr>
+              <w:t>&gt;</w:t>
+            </w:r>
+          </w:p>
+          <w:p>
+            <w:pPr>
+              <w:shd w:val="clear" w:color="auto" w:fill="FFFFFF"/>
+              <w:spacing w:line="330" w:lineRule="atLeast"/>
+              <w:rPr>
+                <w:rFonts w:ascii="Consolas" w:eastAsia="Times New Roman" w:hAnsi="Consolas" w:cs="Times New Roman"/>
+                <w:color w:val="24292E"/>
+                <w:sz w:val="24"/>
+                <w:szCs w:val="24"/>
+                <w:lang w:eastAsia="en-IN"/>
+              </w:rPr>
+            </w:pPr>
+          </w:p>
+          <w:p>
+            <w:pPr>
+              <w:shd w:val="clear" w:color="auto" w:fill="FFFFFF"/>
+              <w:spacing w:line="330" w:lineRule="atLeast"/>
+              <w:rPr>
+                <w:rFonts w:ascii="Consolas" w:eastAsia="Times New Roman" w:hAnsi="Consolas" w:cs="Times New Roman"/>
+                <w:color w:val="24292E"/>
+                <w:sz w:val="24"/>
+                <w:szCs w:val="24"/>
+                <w:lang w:eastAsia="en-IN"/>
+              </w:rPr>
+            </w:pPr>
+            <w:r>
+              <w:rPr>
+                <w:rFonts w:ascii="Consolas" w:eastAsia="Times New Roman" w:hAnsi="Consolas" w:cs="Times New Roman"/>
+                <w:color w:val="24292E"/>
+                <w:sz w:val="24"/>
+                <w:szCs w:val="24"/>
+                <w:lang w:eastAsia="en-IN"/>
+              </w:rPr>
+              <w:t>    &lt;</w:t>
+            </w:r>
+            <w:r>
+              <w:rPr>
+                <w:rFonts w:ascii="Consolas" w:eastAsia="Times New Roman" w:hAnsi="Consolas" w:cs="Times New Roman"/>
+                <w:color w:val="22863A"/>
+                <w:sz w:val="24"/>
+                <w:szCs w:val="24"/>
+                <w:lang w:eastAsia="en-IN"/>
+              </w:rPr>
+              <w:t>footer</w:t>
+            </w:r>
+            <w:r>
+              <w:rPr>
+                <w:rFonts w:ascii="Consolas" w:eastAsia="Times New Roman" w:hAnsi="Consolas" w:cs="Times New Roman"/>
+                <w:color w:val="24292E"/>
+                <w:sz w:val="24"/>
+                <w:szCs w:val="24"/>
+                <w:lang w:eastAsia="en-IN"/>
+              </w:rPr>
+              <w:t>&gt;</w:t>
+            </w:r>
+          </w:p>
+          <w:p>
+            <w:pPr>
+              <w:shd w:val="clear" w:color="auto" w:fill="FFFFFF"/>
+              <w:spacing w:line="330" w:lineRule="atLeast"/>
+              <w:rPr>
+                <w:rFonts w:ascii="Consolas" w:eastAsia="Times New Roman" w:hAnsi="Consolas" w:cs="Times New Roman"/>
+                <w:color w:val="24292E"/>
+                <w:sz w:val="24"/>
+                <w:szCs w:val="24"/>
+                <w:lang w:eastAsia="en-IN"/>
+              </w:rPr>
+            </w:pPr>
+            <w:r>
+              <w:rPr>
+                <w:rFonts w:ascii="Consolas" w:eastAsia="Times New Roman" w:hAnsi="Consolas" w:cs="Times New Roman"/>
+                <w:color w:val="24292E"/>
+                <w:sz w:val="24"/>
+                <w:szCs w:val="24"/>
+                <w:lang w:eastAsia="en-IN"/>
+              </w:rPr>
+              <w:t>      &lt;</w:t>
+            </w:r>
+            <w:r>
+              <w:rPr>
+                <w:rFonts w:ascii="Consolas" w:eastAsia="Times New Roman" w:hAnsi="Consolas" w:cs="Times New Roman"/>
+                <w:color w:val="22863A"/>
+                <w:sz w:val="24"/>
+                <w:szCs w:val="24"/>
+                <w:lang w:eastAsia="en-IN"/>
+              </w:rPr>
+              <w:t>div</w:t>
+            </w:r>
+            <w:r>
+              <w:rPr>
+                <w:rFonts w:ascii="Consolas" w:eastAsia="Times New Roman" w:hAnsi="Consolas" w:cs="Times New Roman"/>
+                <w:color w:val="24292E"/>
+                <w:sz w:val="24"/>
+                <w:szCs w:val="24"/>
+                <w:lang w:eastAsia="en-IN"/>
+              </w:rPr>
+              <w:t xml:space="preserve"> </w:t>
+            </w:r>
+            <w:r>
+              <w:rPr>
+                <w:rFonts w:ascii="Consolas" w:eastAsia="Times New Roman" w:hAnsi="Consolas" w:cs="Times New Roman"/>
+                <w:color w:val="6F42C1"/>
+                <w:sz w:val="24"/>
+                <w:szCs w:val="24"/>
+                <w:lang w:eastAsia="en-IN"/>
+              </w:rPr>
+              <w:t>style</w:t>
+            </w:r>
+            <w:r>
+              <w:rPr>
+                <w:rFonts w:ascii="Consolas" w:eastAsia="Times New Roman" w:hAnsi="Consolas" w:cs="Times New Roman"/>
+                <w:color w:val="24292E"/>
+                <w:sz w:val="24"/>
+                <w:szCs w:val="24"/>
+                <w:lang w:eastAsia="en-IN"/>
+              </w:rPr>
+              <w:t>=</w:t>
             </w:r>
             <w:r>
               <w:rPr>
@@ -8901,337 +10546,155 @@
                 <w:szCs w:val="24"/>
                 <w:lang w:eastAsia="en-IN"/>
               </w:rPr>
-              <w:t xml:space="preserve"> </w:t>
-            </w:r>
-            <w:r>
-              <w:rPr>
-                <w:rFonts w:ascii="Consolas" w:eastAsia="Times New Roman" w:hAnsi="Consolas" w:cs="Times New Roman"/>
-                <w:color w:val="6F42C1"/>
-                <w:sz w:val="24"/>
-                <w:szCs w:val="24"/>
-                <w:lang w:eastAsia="en-IN"/>
-              </w:rPr>
-              <w:t>width</w:t>
-            </w:r>
-            <w:r>
-              <w:rPr>
-                <w:rFonts w:ascii="Consolas" w:eastAsia="Times New Roman" w:hAnsi="Consolas" w:cs="Times New Roman"/>
-                <w:color w:val="24292E"/>
-                <w:sz w:val="24"/>
-                <w:szCs w:val="24"/>
-                <w:lang w:eastAsia="en-IN"/>
-              </w:rPr>
-              <w:t>=</w:t>
-            </w:r>
-            <w:r>
-              <w:rPr>
-                <w:rFonts w:ascii="Consolas" w:eastAsia="Times New Roman" w:hAnsi="Consolas" w:cs="Times New Roman"/>
-                <w:color w:val="032F62"/>
-                <w:sz w:val="24"/>
-                <w:szCs w:val="24"/>
-                <w:lang w:eastAsia="en-IN"/>
-              </w:rPr>
-              <w:t>"547"</w:t>
-            </w:r>
-            <w:r>
-              <w:rPr>
-                <w:rFonts w:ascii="Consolas" w:eastAsia="Times New Roman" w:hAnsi="Consolas" w:cs="Times New Roman"/>
-                <w:color w:val="24292F"/>
-                <w:sz w:val="24"/>
-                <w:szCs w:val="24"/>
-                <w:lang w:eastAsia="en-IN"/>
-              </w:rPr>
-              <w:t>/&gt;</w:t>
-            </w:r>
-          </w:p>
-          <w:p>
-            <w:pPr>
-              <w:shd w:val="clear" w:color="auto" w:fill="FFFFFF"/>
-              <w:spacing w:line="330" w:lineRule="atLeast"/>
-              <w:rPr>
-                <w:rFonts w:ascii="Consolas" w:eastAsia="Times New Roman" w:hAnsi="Consolas" w:cs="Times New Roman"/>
-                <w:color w:val="24292F"/>
-                <w:sz w:val="24"/>
-                <w:szCs w:val="24"/>
-                <w:lang w:eastAsia="en-IN"/>
-              </w:rPr>
-            </w:pPr>
-            <w:r>
-              <w:rPr>
-                <w:rFonts w:ascii="Consolas" w:eastAsia="Times New Roman" w:hAnsi="Consolas" w:cs="Times New Roman"/>
-                <w:color w:val="24292F"/>
-                <w:sz w:val="24"/>
-                <w:szCs w:val="24"/>
-                <w:lang w:eastAsia="en-IN"/>
-              </w:rPr>
-              <w:t>    &lt;</w:t>
-            </w:r>
-            <w:r>
-              <w:rPr>
-                <w:rFonts w:ascii="Consolas" w:eastAsia="Times New Roman" w:hAnsi="Consolas" w:cs="Times New Roman"/>
-                <w:color w:val="0550AE"/>
-                <w:sz w:val="24"/>
-                <w:szCs w:val="24"/>
-                <w:lang w:eastAsia="en-IN"/>
-              </w:rPr>
-              <w:t>img</w:t>
-            </w:r>
-            <w:r>
-              <w:rPr>
-                <w:rFonts w:ascii="Consolas" w:eastAsia="Times New Roman" w:hAnsi="Consolas" w:cs="Times New Roman"/>
-                <w:color w:val="24292F"/>
-                <w:sz w:val="24"/>
-                <w:szCs w:val="24"/>
-                <w:lang w:eastAsia="en-IN"/>
-              </w:rPr>
-              <w:t xml:space="preserve"> </w:t>
-            </w:r>
-            <w:r>
-              <w:rPr>
-                <w:rFonts w:ascii="Consolas" w:eastAsia="Times New Roman" w:hAnsi="Consolas" w:cs="Times New Roman"/>
-                <w:color w:val="0550AE"/>
-                <w:sz w:val="24"/>
-                <w:szCs w:val="24"/>
-                <w:lang w:eastAsia="en-IN"/>
-              </w:rPr>
-              <w:t>src</w:t>
-            </w:r>
-            <w:r>
-              <w:rPr>
-                <w:rFonts w:ascii="Consolas" w:eastAsia="Times New Roman" w:hAnsi="Consolas" w:cs="Times New Roman"/>
-                <w:color w:val="24292F"/>
-                <w:sz w:val="24"/>
-                <w:szCs w:val="24"/>
-                <w:lang w:eastAsia="en-IN"/>
-              </w:rPr>
-              <w:t>=</w:t>
-            </w:r>
-            <w:r>
-              <w:rPr>
-                <w:rFonts w:ascii="Consolas" w:eastAsia="Times New Roman" w:hAnsi="Consolas" w:cs="Times New Roman"/>
-                <w:color w:val="0A3069"/>
-                <w:sz w:val="24"/>
-                <w:szCs w:val="24"/>
-                <w:lang w:eastAsia="en-IN"/>
-              </w:rPr>
-              <w:t>"images/cake.avif"</w:t>
-            </w:r>
-            <w:r>
-              <w:rPr>
-                <w:rFonts w:ascii="Consolas" w:eastAsia="Times New Roman" w:hAnsi="Consolas" w:cs="Times New Roman"/>
-                <w:color w:val="24292F"/>
-                <w:sz w:val="24"/>
-                <w:szCs w:val="24"/>
-                <w:lang w:eastAsia="en-IN"/>
-              </w:rPr>
-              <w:t xml:space="preserve"> </w:t>
-            </w:r>
-            <w:r>
-              <w:rPr>
-                <w:rFonts w:ascii="Consolas" w:eastAsia="Times New Roman" w:hAnsi="Consolas" w:cs="Times New Roman"/>
-                <w:color w:val="0550AE"/>
-                <w:sz w:val="24"/>
-                <w:szCs w:val="24"/>
-                <w:lang w:eastAsia="en-IN"/>
-              </w:rPr>
-              <w:t>alt</w:t>
-            </w:r>
-            <w:r>
-              <w:rPr>
-                <w:rFonts w:ascii="Consolas" w:eastAsia="Times New Roman" w:hAnsi="Consolas" w:cs="Times New Roman"/>
-                <w:color w:val="24292F"/>
-                <w:sz w:val="24"/>
-                <w:szCs w:val="24"/>
-                <w:lang w:eastAsia="en-IN"/>
-              </w:rPr>
-              <w:t>=</w:t>
-            </w:r>
-            <w:r>
-              <w:rPr>
-                <w:rFonts w:ascii="Consolas" w:eastAsia="Times New Roman" w:hAnsi="Consolas" w:cs="Times New Roman"/>
-                <w:color w:val="0A3069"/>
-                <w:sz w:val="24"/>
-                <w:szCs w:val="24"/>
-                <w:lang w:eastAsia="en-IN"/>
-              </w:rPr>
-              <w:t>"slice of birthday cake"</w:t>
-            </w:r>
-            <w:r>
-              <w:rPr>
-                <w:rFonts w:ascii="Consolas" w:eastAsia="Times New Roman" w:hAnsi="Consolas" w:cs="Times New Roman"/>
-                <w:color w:val="24292F"/>
-                <w:sz w:val="24"/>
-                <w:szCs w:val="24"/>
-                <w:lang w:eastAsia="en-IN"/>
-              </w:rPr>
-              <w:t xml:space="preserve"> /&gt;</w:t>
-            </w:r>
-          </w:p>
-          <w:p>
-            <w:pPr>
-              <w:shd w:val="clear" w:color="auto" w:fill="FFFFFF"/>
-              <w:spacing w:line="330" w:lineRule="atLeast"/>
-              <w:rPr>
-                <w:rFonts w:ascii="Consolas" w:eastAsia="Times New Roman" w:hAnsi="Consolas" w:cs="Times New Roman"/>
-                <w:color w:val="24292F"/>
-                <w:sz w:val="24"/>
-                <w:szCs w:val="24"/>
-                <w:lang w:eastAsia="en-IN"/>
-              </w:rPr>
-            </w:pPr>
-            <w:r>
-              <w:rPr>
-                <w:rFonts w:ascii="Consolas" w:eastAsia="Times New Roman" w:hAnsi="Consolas" w:cs="Times New Roman"/>
-                <w:color w:val="24292F"/>
-                <w:sz w:val="24"/>
-                <w:szCs w:val="24"/>
-                <w:lang w:eastAsia="en-IN"/>
-              </w:rPr>
-              <w:t>    &lt;</w:t>
-            </w:r>
-            <w:r>
-              <w:rPr>
-                <w:rFonts w:ascii="Consolas" w:eastAsia="Times New Roman" w:hAnsi="Consolas" w:cs="Times New Roman"/>
-                <w:color w:val="0550AE"/>
-                <w:sz w:val="24"/>
-                <w:szCs w:val="24"/>
-                <w:lang w:eastAsia="en-IN"/>
-              </w:rPr>
-              <w:t>img</w:t>
-            </w:r>
-          </w:p>
-          <w:p>
-            <w:pPr>
-              <w:shd w:val="clear" w:color="auto" w:fill="FFFFFF"/>
-              <w:spacing w:line="330" w:lineRule="atLeast"/>
-              <w:rPr>
-                <w:rFonts w:ascii="Consolas" w:eastAsia="Times New Roman" w:hAnsi="Consolas" w:cs="Times New Roman"/>
-                <w:color w:val="24292F"/>
-                <w:sz w:val="24"/>
-                <w:szCs w:val="24"/>
-                <w:lang w:eastAsia="en-IN"/>
-              </w:rPr>
-            </w:pPr>
-            <w:r>
-              <w:rPr>
-                <w:rFonts w:ascii="Consolas" w:eastAsia="Times New Roman" w:hAnsi="Consolas" w:cs="Times New Roman"/>
-                <w:color w:val="24292F"/>
-                <w:sz w:val="24"/>
-                <w:szCs w:val="24"/>
-                <w:lang w:eastAsia="en-IN"/>
-              </w:rPr>
-              <w:t xml:space="preserve">      </w:t>
-            </w:r>
-            <w:r>
-              <w:rPr>
-                <w:rFonts w:ascii="Consolas" w:eastAsia="Times New Roman" w:hAnsi="Consolas" w:cs="Times New Roman"/>
-                <w:color w:val="0550AE"/>
-                <w:sz w:val="24"/>
-                <w:szCs w:val="24"/>
-                <w:lang w:eastAsia="en-IN"/>
-              </w:rPr>
-              <w:t>src</w:t>
-            </w:r>
-            <w:r>
-              <w:rPr>
-                <w:rFonts w:ascii="Consolas" w:eastAsia="Times New Roman" w:hAnsi="Consolas" w:cs="Times New Roman"/>
-                <w:color w:val="24292F"/>
-                <w:sz w:val="24"/>
-                <w:szCs w:val="24"/>
-                <w:lang w:eastAsia="en-IN"/>
-              </w:rPr>
-              <w:t>=</w:t>
-            </w:r>
-            <w:r>
-              <w:rPr>
-                <w:rFonts w:ascii="Consolas" w:eastAsia="Times New Roman" w:hAnsi="Consolas" w:cs="Times New Roman"/>
-                <w:color w:val="0A3069"/>
-                <w:sz w:val="24"/>
-                <w:szCs w:val="24"/>
-                <w:lang w:eastAsia="en-IN"/>
-              </w:rPr>
-              <w:t>"https://images.unsplash.com/photo-1667481020991-31186b791c13?ixlib=rb-4.0.3&amp;ixid=MnwxMjA3fDB8MHxwaG90by1wYWdlfHx8fGVufDB8fHx8&amp;auto=format&amp;fit=crop&amp;w=2070&amp;q=80"</w:t>
-            </w:r>
-          </w:p>
-          <w:p>
-            <w:pPr>
-              <w:shd w:val="clear" w:color="auto" w:fill="FFFFFF"/>
-              <w:spacing w:line="330" w:lineRule="atLeast"/>
-              <w:rPr>
-                <w:rFonts w:ascii="Consolas" w:eastAsia="Times New Roman" w:hAnsi="Consolas" w:cs="Times New Roman"/>
-                <w:color w:val="24292F"/>
-                <w:sz w:val="24"/>
-                <w:szCs w:val="24"/>
-                <w:lang w:eastAsia="en-IN"/>
-              </w:rPr>
-            </w:pPr>
-            <w:r>
-              <w:rPr>
-                <w:rFonts w:ascii="Consolas" w:eastAsia="Times New Roman" w:hAnsi="Consolas" w:cs="Times New Roman"/>
-                <w:color w:val="24292F"/>
-                <w:sz w:val="24"/>
-                <w:szCs w:val="24"/>
-                <w:lang w:eastAsia="en-IN"/>
-              </w:rPr>
-              <w:t xml:space="preserve">      </w:t>
-            </w:r>
-            <w:r>
-              <w:rPr>
-                <w:rFonts w:ascii="Consolas" w:eastAsia="Times New Roman" w:hAnsi="Consolas" w:cs="Times New Roman"/>
-                <w:color w:val="0550AE"/>
-                <w:sz w:val="24"/>
-                <w:szCs w:val="24"/>
-                <w:lang w:eastAsia="en-IN"/>
-              </w:rPr>
-              <w:t>alt</w:t>
-            </w:r>
-            <w:r>
-              <w:rPr>
-                <w:rFonts w:ascii="Consolas" w:eastAsia="Times New Roman" w:hAnsi="Consolas" w:cs="Times New Roman"/>
-                <w:color w:val="24292F"/>
-                <w:sz w:val="24"/>
-                <w:szCs w:val="24"/>
-                <w:lang w:eastAsia="en-IN"/>
-              </w:rPr>
-              <w:t>=</w:t>
-            </w:r>
-            <w:r>
-              <w:rPr>
-                <w:rFonts w:ascii="Consolas" w:eastAsia="Times New Roman" w:hAnsi="Consolas" w:cs="Times New Roman"/>
-                <w:color w:val="0A3069"/>
-                <w:sz w:val="24"/>
-                <w:szCs w:val="24"/>
-                <w:lang w:eastAsia="en-IN"/>
-              </w:rPr>
-              <w:t>"desert landscape"</w:t>
-            </w:r>
-          </w:p>
-          <w:p>
-            <w:pPr>
-              <w:shd w:val="clear" w:color="auto" w:fill="FFFFFF"/>
-              <w:spacing w:line="330" w:lineRule="atLeast"/>
-              <w:rPr>
-                <w:rFonts w:ascii="Consolas" w:eastAsia="Times New Roman" w:hAnsi="Consolas" w:cs="Times New Roman"/>
-                <w:color w:val="24292F"/>
-                <w:sz w:val="24"/>
-                <w:szCs w:val="24"/>
-                <w:lang w:eastAsia="en-IN"/>
-              </w:rPr>
-            </w:pPr>
-            <w:r>
-              <w:rPr>
-                <w:rFonts w:ascii="Consolas" w:eastAsia="Times New Roman" w:hAnsi="Consolas" w:cs="Times New Roman"/>
-                <w:color w:val="24292F"/>
-                <w:sz w:val="24"/>
-                <w:szCs w:val="24"/>
-                <w:lang w:eastAsia="en-IN"/>
-              </w:rPr>
-              <w:t>    /&gt;</w:t>
-            </w:r>
-          </w:p>
-          <w:p/>
+              <w:t>"background-color: aquamarine"</w:t>
+            </w:r>
+            <w:r>
+              <w:rPr>
+                <w:rFonts w:ascii="Consolas" w:eastAsia="Times New Roman" w:hAnsi="Consolas" w:cs="Times New Roman"/>
+                <w:color w:val="24292E"/>
+                <w:sz w:val="24"/>
+                <w:szCs w:val="24"/>
+                <w:lang w:eastAsia="en-IN"/>
+              </w:rPr>
+              <w:t>&gt;</w:t>
+            </w:r>
+          </w:p>
+          <w:p>
+            <w:pPr>
+              <w:shd w:val="clear" w:color="auto" w:fill="FFFFFF"/>
+              <w:spacing w:line="330" w:lineRule="atLeast"/>
+              <w:rPr>
+                <w:rFonts w:ascii="Consolas" w:eastAsia="Times New Roman" w:hAnsi="Consolas" w:cs="Times New Roman"/>
+                <w:color w:val="24292E"/>
+                <w:sz w:val="24"/>
+                <w:szCs w:val="24"/>
+                <w:lang w:eastAsia="en-IN"/>
+              </w:rPr>
+            </w:pPr>
+            <w:r>
+              <w:rPr>
+                <w:rFonts w:ascii="Consolas" w:eastAsia="Times New Roman" w:hAnsi="Consolas" w:cs="Times New Roman"/>
+                <w:color w:val="24292E"/>
+                <w:sz w:val="24"/>
+                <w:szCs w:val="24"/>
+                <w:lang w:eastAsia="en-IN"/>
+              </w:rPr>
+              <w:t>        He is the man born for healthy india</w:t>
+            </w:r>
+          </w:p>
+          <w:p>
+            <w:pPr>
+              <w:shd w:val="clear" w:color="auto" w:fill="FFFFFF"/>
+              <w:spacing w:line="330" w:lineRule="atLeast"/>
+              <w:rPr>
+                <w:rFonts w:ascii="Consolas" w:eastAsia="Times New Roman" w:hAnsi="Consolas" w:cs="Times New Roman"/>
+                <w:color w:val="24292E"/>
+                <w:sz w:val="24"/>
+                <w:szCs w:val="24"/>
+                <w:lang w:eastAsia="en-IN"/>
+              </w:rPr>
+            </w:pPr>
+            <w:r>
+              <w:rPr>
+                <w:rFonts w:ascii="Consolas" w:eastAsia="Times New Roman" w:hAnsi="Consolas" w:cs="Times New Roman"/>
+                <w:color w:val="24292E"/>
+                <w:sz w:val="24"/>
+                <w:szCs w:val="24"/>
+                <w:lang w:eastAsia="en-IN"/>
+              </w:rPr>
+              <w:t>      &lt;/</w:t>
+            </w:r>
+            <w:r>
+              <w:rPr>
+                <w:rFonts w:ascii="Consolas" w:eastAsia="Times New Roman" w:hAnsi="Consolas" w:cs="Times New Roman"/>
+                <w:color w:val="22863A"/>
+                <w:sz w:val="24"/>
+                <w:szCs w:val="24"/>
+                <w:lang w:eastAsia="en-IN"/>
+              </w:rPr>
+              <w:t>div</w:t>
+            </w:r>
+            <w:r>
+              <w:rPr>
+                <w:rFonts w:ascii="Consolas" w:eastAsia="Times New Roman" w:hAnsi="Consolas" w:cs="Times New Roman"/>
+                <w:color w:val="24292E"/>
+                <w:sz w:val="24"/>
+                <w:szCs w:val="24"/>
+                <w:lang w:eastAsia="en-IN"/>
+              </w:rPr>
+              <w:t>&gt;</w:t>
+            </w:r>
+          </w:p>
+          <w:p>
+            <w:pPr>
+              <w:shd w:val="clear" w:color="auto" w:fill="FFFFFF"/>
+              <w:spacing w:line="330" w:lineRule="atLeast"/>
+              <w:rPr>
+                <w:rFonts w:ascii="Consolas" w:eastAsia="Times New Roman" w:hAnsi="Consolas" w:cs="Times New Roman"/>
+                <w:color w:val="24292E"/>
+                <w:sz w:val="24"/>
+                <w:szCs w:val="24"/>
+                <w:lang w:eastAsia="en-IN"/>
+              </w:rPr>
+            </w:pPr>
+            <w:r>
+              <w:rPr>
+                <w:rFonts w:ascii="Consolas" w:eastAsia="Times New Roman" w:hAnsi="Consolas" w:cs="Times New Roman"/>
+                <w:color w:val="24292E"/>
+                <w:sz w:val="24"/>
+                <w:szCs w:val="24"/>
+                <w:lang w:eastAsia="en-IN"/>
+              </w:rPr>
+              <w:t>    &lt;/</w:t>
+            </w:r>
+            <w:r>
+              <w:rPr>
+                <w:rFonts w:ascii="Consolas" w:eastAsia="Times New Roman" w:hAnsi="Consolas" w:cs="Times New Roman"/>
+                <w:color w:val="22863A"/>
+                <w:sz w:val="24"/>
+                <w:szCs w:val="24"/>
+                <w:lang w:eastAsia="en-IN"/>
+              </w:rPr>
+              <w:t>footer</w:t>
+            </w:r>
+            <w:r>
+              <w:rPr>
+                <w:rFonts w:ascii="Consolas" w:eastAsia="Times New Roman" w:hAnsi="Consolas" w:cs="Times New Roman"/>
+                <w:color w:val="24292E"/>
+                <w:sz w:val="24"/>
+                <w:szCs w:val="24"/>
+                <w:lang w:eastAsia="en-IN"/>
+              </w:rPr>
+              <w:t>&gt;</w:t>
+            </w:r>
+          </w:p>
+          <w:p>
+            <w:pPr>
+              <w:shd w:val="clear" w:color="auto" w:fill="FFFFFF"/>
+              <w:spacing w:line="330" w:lineRule="atLeast"/>
+              <w:rPr>
+                <w:rFonts w:ascii="Consolas" w:eastAsia="Times New Roman" w:hAnsi="Consolas" w:cs="Times New Roman"/>
+                <w:color w:val="24292F"/>
+                <w:sz w:val="24"/>
+                <w:szCs w:val="24"/>
+                <w:lang w:eastAsia="en-IN"/>
+              </w:rPr>
+            </w:pPr>
+          </w:p>
         </w:tc>
       </w:tr>
+    </w:tbl>
+    <w:p/>
+    <w:tbl>
+      <w:tblPr>
+        <w:tblStyle w:val="TableGrid"/>
+        <w:tblW w:w="0" w:type="auto"/>
+        <w:tblLook w:val="04A0" w:firstRow="1" w:lastRow="0" w:firstColumn="1" w:lastColumn="0" w:noHBand="0" w:noVBand="1"/>
+      </w:tblPr>
+      <w:tblGrid>
+        <w:gridCol w:w="9493"/>
+        <w:gridCol w:w="13537"/>
+      </w:tblGrid>
       <w:tr>
         <w:tc>
           <w:tcPr>
@@ -9253,1302 +10716,6 @@
                 <w:color w:val="0000CD"/>
                 <w:szCs w:val="28"/>
               </w:rPr>
-              <w:t>&lt;header&gt;</w:t>
-            </w:r>
-            <w:r>
-              <w:rPr>
-                <w:rStyle w:val="tagcolor"/>
-                <w:rFonts w:ascii="Verdana" w:hAnsi="Verdana"/>
-                <w:color w:val="0000CD"/>
-                <w:szCs w:val="28"/>
-              </w:rPr>
-              <w:t xml:space="preserve"> </w:t>
-            </w:r>
-          </w:p>
-          <w:p>
-            <w:pPr>
-              <w:rPr>
-                <w:rStyle w:val="tagcolor"/>
-                <w:rFonts w:ascii="Verdana" w:hAnsi="Verdana"/>
-                <w:color w:val="0000CD"/>
-                <w:szCs w:val="28"/>
-              </w:rPr>
-            </w:pPr>
-            <w:r>
-              <w:rPr>
-                <w:rStyle w:val="tagcolor"/>
-                <w:rFonts w:ascii="Verdana" w:hAnsi="Verdana"/>
-                <w:color w:val="0000CD"/>
-                <w:szCs w:val="28"/>
-              </w:rPr>
-              <w:t xml:space="preserve">&lt;article&gt; </w:t>
-            </w:r>
-            <w:r>
-              <w:rPr>
-                <w:rStyle w:val="tagcolor"/>
-                <w:rFonts w:ascii="Verdana" w:hAnsi="Verdana"/>
-                <w:color w:val="0000CD"/>
-                <w:szCs w:val="28"/>
-              </w:rPr>
-              <w:t xml:space="preserve"> -- This is where we should place actual content</w:t>
-            </w:r>
-          </w:p>
-          <w:p>
-            <w:pPr>
-              <w:rPr>
-                <w:rStyle w:val="tagcolor"/>
-                <w:rFonts w:ascii="Verdana" w:hAnsi="Verdana"/>
-                <w:color w:val="0000CD"/>
-                <w:szCs w:val="28"/>
-              </w:rPr>
-            </w:pPr>
-            <w:r>
-              <w:rPr>
-                <w:rStyle w:val="tagcolor"/>
-                <w:rFonts w:ascii="Verdana" w:hAnsi="Verdana"/>
-                <w:color w:val="0000CD"/>
-                <w:szCs w:val="28"/>
-              </w:rPr>
-              <w:t xml:space="preserve">&lt;aside&gt; </w:t>
-            </w:r>
-            <w:r>
-              <w:rPr>
-                <w:rStyle w:val="tagcolor"/>
-                <w:rFonts w:ascii="Verdana" w:hAnsi="Verdana"/>
-                <w:color w:val="0000CD"/>
-                <w:szCs w:val="28"/>
-              </w:rPr>
-              <w:t>-- here we will write side conten</w:t>
-            </w:r>
-            <w:r>
-              <w:rPr>
-                <w:rStyle w:val="tagcolor"/>
-                <w:rFonts w:ascii="Verdana" w:hAnsi="Verdana"/>
-                <w:color w:val="0000CD"/>
-                <w:szCs w:val="28"/>
-              </w:rPr>
-              <w:t>t</w:t>
-            </w:r>
-          </w:p>
-          <w:p>
-            <w:pPr>
-              <w:rPr>
-                <w:rStyle w:val="tagcolor"/>
-                <w:rFonts w:ascii="Verdana" w:hAnsi="Verdana"/>
-                <w:color w:val="0000CD"/>
-                <w:szCs w:val="28"/>
-              </w:rPr>
-            </w:pPr>
-            <w:r>
-              <w:rPr>
-                <w:rStyle w:val="tagcolor"/>
-                <w:rFonts w:ascii="Verdana" w:hAnsi="Verdana"/>
-                <w:color w:val="0000CD"/>
-                <w:szCs w:val="28"/>
-              </w:rPr>
-              <w:t>&lt;footer&gt;</w:t>
-            </w:r>
-          </w:p>
-          <w:p>
-            <w:pPr>
-              <w:rPr>
-                <w:rStyle w:val="tagcolor"/>
-                <w:rFonts w:ascii="Verdana" w:hAnsi="Verdana"/>
-                <w:color w:val="0000CD"/>
-                <w:szCs w:val="28"/>
-              </w:rPr>
-            </w:pPr>
-            <w:r>
-              <w:rPr>
-                <w:rStyle w:val="tagcolor"/>
-                <w:rFonts w:ascii="Verdana" w:hAnsi="Verdana"/>
-                <w:color w:val="0000CD"/>
-                <w:szCs w:val="28"/>
-              </w:rPr>
-              <w:t>&lt;article&gt;</w:t>
-            </w:r>
-          </w:p>
-          <w:p>
-            <w:pPr>
-              <w:rPr>
-                <w:rStyle w:val="tagcolor"/>
-                <w:rFonts w:ascii="Verdana" w:hAnsi="Verdana"/>
-                <w:color w:val="0000CD"/>
-                <w:szCs w:val="28"/>
-              </w:rPr>
-            </w:pPr>
-            <w:r>
-              <w:t>visually there will not be any change of using these tags, these are also just empty boxes like &lt;div&gt; &lt;p&gt;</w:t>
-            </w:r>
-            <w:r>
-              <w:t>, these are for search engines</w:t>
-            </w:r>
-          </w:p>
-        </w:tc>
-        <w:tc>
-          <w:tcPr>
-            <w:tcW w:w="13537" w:type="dxa"/>
-          </w:tcPr>
-          <w:p>
-            <w:pPr>
-              <w:shd w:val="clear" w:color="auto" w:fill="FFFFFF"/>
-              <w:spacing w:line="330" w:lineRule="atLeast"/>
-              <w:rPr>
-                <w:rFonts w:ascii="Consolas" w:eastAsia="Times New Roman" w:hAnsi="Consolas" w:cs="Times New Roman"/>
-                <w:color w:val="24292F"/>
-                <w:sz w:val="24"/>
-                <w:szCs w:val="24"/>
-                <w:lang w:eastAsia="en-IN"/>
-              </w:rPr>
-            </w:pPr>
-            <w:r>
-              <w:rPr>
-                <w:rFonts w:ascii="Consolas" w:eastAsia="Times New Roman" w:hAnsi="Consolas" w:cs="Times New Roman"/>
-                <w:color w:val="24292F"/>
-                <w:sz w:val="24"/>
-                <w:szCs w:val="24"/>
-                <w:lang w:eastAsia="en-IN"/>
-              </w:rPr>
-              <w:t xml:space="preserve">The purpose of creating these new elements is </w:t>
-            </w:r>
-          </w:p>
-          <w:p>
-            <w:pPr>
-              <w:shd w:val="clear" w:color="auto" w:fill="FFFFFF"/>
-              <w:spacing w:line="330" w:lineRule="atLeast"/>
-            </w:pPr>
-            <w:r>
-              <w:t>screen reader software might allow users to ignore headers and footers and get straight to the content</w:t>
-            </w:r>
-          </w:p>
-          <w:p>
-            <w:pPr>
-              <w:shd w:val="clear" w:color="auto" w:fill="FFFFFF"/>
-              <w:spacing w:line="330" w:lineRule="atLeast"/>
-            </w:pPr>
-            <w:r>
-              <w:t>similarly,</w:t>
-            </w:r>
-            <w:r>
-              <w:t xml:space="preserve">  </w:t>
-            </w:r>
-            <w:r>
-              <w:t xml:space="preserve"> search engines might focus on searching elements present in content in a &lt;article&gt;</w:t>
-            </w:r>
-          </w:p>
-          <w:p>
-            <w:pPr>
-              <w:shd w:val="clear" w:color="auto" w:fill="FFFFFF"/>
-              <w:spacing w:line="330" w:lineRule="atLeast"/>
-            </w:pPr>
-            <w:r>
-              <w:t>instead of &lt;header&gt; &lt;footer&gt;</w:t>
-            </w:r>
-          </w:p>
-          <w:p>
-            <w:pPr>
-              <w:shd w:val="clear" w:color="auto" w:fill="FFFFFF"/>
-              <w:spacing w:line="330" w:lineRule="atLeast"/>
-              <w:rPr>
-                <w:rFonts w:ascii="Consolas" w:eastAsia="Times New Roman" w:hAnsi="Consolas" w:cs="Times New Roman"/>
-                <w:color w:val="24292E"/>
-                <w:sz w:val="24"/>
-                <w:szCs w:val="24"/>
-                <w:lang w:eastAsia="en-IN"/>
-              </w:rPr>
-            </w:pPr>
-            <w:r>
-              <w:rPr>
-                <w:rFonts w:ascii="Consolas" w:eastAsia="Times New Roman" w:hAnsi="Consolas" w:cs="Times New Roman"/>
-                <w:color w:val="24292E"/>
-                <w:sz w:val="24"/>
-                <w:szCs w:val="24"/>
-                <w:lang w:eastAsia="en-IN"/>
-              </w:rPr>
-              <w:t>&lt;</w:t>
-            </w:r>
-            <w:r>
-              <w:rPr>
-                <w:rFonts w:ascii="Consolas" w:eastAsia="Times New Roman" w:hAnsi="Consolas" w:cs="Times New Roman"/>
-                <w:color w:val="22863A"/>
-                <w:sz w:val="24"/>
-                <w:szCs w:val="24"/>
-                <w:lang w:eastAsia="en-IN"/>
-              </w:rPr>
-              <w:t>header</w:t>
-            </w:r>
-            <w:r>
-              <w:rPr>
-                <w:rFonts w:ascii="Consolas" w:eastAsia="Times New Roman" w:hAnsi="Consolas" w:cs="Times New Roman"/>
-                <w:color w:val="24292E"/>
-                <w:sz w:val="24"/>
-                <w:szCs w:val="24"/>
-                <w:lang w:eastAsia="en-IN"/>
-              </w:rPr>
-              <w:t>&gt;</w:t>
-            </w:r>
-          </w:p>
-          <w:p>
-            <w:pPr>
-              <w:shd w:val="clear" w:color="auto" w:fill="FFFFFF"/>
-              <w:spacing w:line="330" w:lineRule="atLeast"/>
-              <w:rPr>
-                <w:rFonts w:ascii="Consolas" w:eastAsia="Times New Roman" w:hAnsi="Consolas" w:cs="Times New Roman"/>
-                <w:color w:val="24292E"/>
-                <w:sz w:val="24"/>
-                <w:szCs w:val="24"/>
-                <w:lang w:eastAsia="en-IN"/>
-              </w:rPr>
-            </w:pPr>
-            <w:r>
-              <w:rPr>
-                <w:rFonts w:ascii="Consolas" w:eastAsia="Times New Roman" w:hAnsi="Consolas" w:cs="Times New Roman"/>
-                <w:color w:val="24292E"/>
-                <w:sz w:val="24"/>
-                <w:szCs w:val="24"/>
-                <w:lang w:eastAsia="en-IN"/>
-              </w:rPr>
-              <w:t>      &lt;</w:t>
-            </w:r>
-            <w:r>
-              <w:rPr>
-                <w:rFonts w:ascii="Consolas" w:eastAsia="Times New Roman" w:hAnsi="Consolas" w:cs="Times New Roman"/>
-                <w:color w:val="22863A"/>
-                <w:sz w:val="24"/>
-                <w:szCs w:val="24"/>
-                <w:lang w:eastAsia="en-IN"/>
-              </w:rPr>
-              <w:t>nav</w:t>
-            </w:r>
-            <w:r>
-              <w:rPr>
-                <w:rFonts w:ascii="Consolas" w:eastAsia="Times New Roman" w:hAnsi="Consolas" w:cs="Times New Roman"/>
-                <w:color w:val="24292E"/>
-                <w:sz w:val="24"/>
-                <w:szCs w:val="24"/>
-                <w:lang w:eastAsia="en-IN"/>
-              </w:rPr>
-              <w:t>&gt;</w:t>
-            </w:r>
-          </w:p>
-          <w:p>
-            <w:pPr>
-              <w:shd w:val="clear" w:color="auto" w:fill="FFFFFF"/>
-              <w:spacing w:line="330" w:lineRule="atLeast"/>
-              <w:rPr>
-                <w:rFonts w:ascii="Consolas" w:eastAsia="Times New Roman" w:hAnsi="Consolas" w:cs="Times New Roman"/>
-                <w:color w:val="24292E"/>
-                <w:sz w:val="24"/>
-                <w:szCs w:val="24"/>
-                <w:lang w:eastAsia="en-IN"/>
-              </w:rPr>
-            </w:pPr>
-            <w:r>
-              <w:rPr>
-                <w:rFonts w:ascii="Consolas" w:eastAsia="Times New Roman" w:hAnsi="Consolas" w:cs="Times New Roman"/>
-                <w:color w:val="24292E"/>
-                <w:sz w:val="24"/>
-                <w:szCs w:val="24"/>
-                <w:lang w:eastAsia="en-IN"/>
-              </w:rPr>
-              <w:t>        &lt;</w:t>
-            </w:r>
-            <w:r>
-              <w:rPr>
-                <w:rFonts w:ascii="Consolas" w:eastAsia="Times New Roman" w:hAnsi="Consolas" w:cs="Times New Roman"/>
-                <w:color w:val="22863A"/>
-                <w:sz w:val="24"/>
-                <w:szCs w:val="24"/>
-                <w:lang w:eastAsia="en-IN"/>
-              </w:rPr>
-              <w:t>a</w:t>
-            </w:r>
-            <w:r>
-              <w:rPr>
-                <w:rFonts w:ascii="Consolas" w:eastAsia="Times New Roman" w:hAnsi="Consolas" w:cs="Times New Roman"/>
-                <w:color w:val="24292E"/>
-                <w:sz w:val="24"/>
-                <w:szCs w:val="24"/>
-                <w:lang w:eastAsia="en-IN"/>
-              </w:rPr>
-              <w:t xml:space="preserve"> </w:t>
-            </w:r>
-            <w:r>
-              <w:rPr>
-                <w:rFonts w:ascii="Consolas" w:eastAsia="Times New Roman" w:hAnsi="Consolas" w:cs="Times New Roman"/>
-                <w:color w:val="6F42C1"/>
-                <w:sz w:val="24"/>
-                <w:szCs w:val="24"/>
-                <w:lang w:eastAsia="en-IN"/>
-              </w:rPr>
-              <w:t>href</w:t>
-            </w:r>
-            <w:r>
-              <w:rPr>
-                <w:rFonts w:ascii="Consolas" w:eastAsia="Times New Roman" w:hAnsi="Consolas" w:cs="Times New Roman"/>
-                <w:color w:val="24292E"/>
-                <w:sz w:val="24"/>
-                <w:szCs w:val="24"/>
-                <w:lang w:eastAsia="en-IN"/>
-              </w:rPr>
-              <w:t>=</w:t>
-            </w:r>
-            <w:r>
-              <w:rPr>
-                <w:rFonts w:ascii="Consolas" w:eastAsia="Times New Roman" w:hAnsi="Consolas" w:cs="Times New Roman"/>
-                <w:color w:val="032F62"/>
-                <w:sz w:val="24"/>
-                <w:szCs w:val="24"/>
-                <w:lang w:eastAsia="en-IN"/>
-              </w:rPr>
-              <w:t>"https://www.google.com"</w:t>
-            </w:r>
-            <w:r>
-              <w:rPr>
-                <w:rFonts w:ascii="Consolas" w:eastAsia="Times New Roman" w:hAnsi="Consolas" w:cs="Times New Roman"/>
-                <w:color w:val="24292E"/>
-                <w:sz w:val="24"/>
-                <w:szCs w:val="24"/>
-                <w:lang w:eastAsia="en-IN"/>
-              </w:rPr>
-              <w:t xml:space="preserve"> </w:t>
-            </w:r>
-            <w:r>
-              <w:rPr>
-                <w:rFonts w:ascii="Consolas" w:eastAsia="Times New Roman" w:hAnsi="Consolas" w:cs="Times New Roman"/>
-                <w:color w:val="6F42C1"/>
-                <w:sz w:val="24"/>
-                <w:szCs w:val="24"/>
-                <w:lang w:eastAsia="en-IN"/>
-              </w:rPr>
-              <w:t>target</w:t>
-            </w:r>
-            <w:r>
-              <w:rPr>
-                <w:rFonts w:ascii="Consolas" w:eastAsia="Times New Roman" w:hAnsi="Consolas" w:cs="Times New Roman"/>
-                <w:color w:val="24292E"/>
-                <w:sz w:val="24"/>
-                <w:szCs w:val="24"/>
-                <w:lang w:eastAsia="en-IN"/>
-              </w:rPr>
-              <w:t>=</w:t>
-            </w:r>
-            <w:r>
-              <w:rPr>
-                <w:rFonts w:ascii="Consolas" w:eastAsia="Times New Roman" w:hAnsi="Consolas" w:cs="Times New Roman"/>
-                <w:color w:val="032F62"/>
-                <w:sz w:val="24"/>
-                <w:szCs w:val="24"/>
-                <w:lang w:eastAsia="en-IN"/>
-              </w:rPr>
-              <w:t>"_blank"</w:t>
-            </w:r>
-            <w:r>
-              <w:rPr>
-                <w:rFonts w:ascii="Consolas" w:eastAsia="Times New Roman" w:hAnsi="Consolas" w:cs="Times New Roman"/>
-                <w:color w:val="24292E"/>
-                <w:sz w:val="24"/>
-                <w:szCs w:val="24"/>
-                <w:lang w:eastAsia="en-IN"/>
-              </w:rPr>
-              <w:t>&gt;</w:t>
-            </w:r>
-          </w:p>
-          <w:p>
-            <w:pPr>
-              <w:shd w:val="clear" w:color="auto" w:fill="FFFFFF"/>
-              <w:spacing w:line="330" w:lineRule="atLeast"/>
-              <w:rPr>
-                <w:rFonts w:ascii="Consolas" w:eastAsia="Times New Roman" w:hAnsi="Consolas" w:cs="Times New Roman"/>
-                <w:color w:val="24292E"/>
-                <w:sz w:val="24"/>
-                <w:szCs w:val="24"/>
-                <w:lang w:eastAsia="en-IN"/>
-              </w:rPr>
-            </w:pPr>
-            <w:r>
-              <w:rPr>
-                <w:rFonts w:ascii="Consolas" w:eastAsia="Times New Roman" w:hAnsi="Consolas" w:cs="Times New Roman"/>
-                <w:color w:val="24292E"/>
-                <w:sz w:val="24"/>
-                <w:szCs w:val="24"/>
-                <w:lang w:eastAsia="en-IN"/>
-              </w:rPr>
-              <w:t>          Dr.Khadar vali won padma shri award&lt;/</w:t>
-            </w:r>
-            <w:r>
-              <w:rPr>
-                <w:rFonts w:ascii="Consolas" w:eastAsia="Times New Roman" w:hAnsi="Consolas" w:cs="Times New Roman"/>
-                <w:color w:val="22863A"/>
-                <w:sz w:val="24"/>
-                <w:szCs w:val="24"/>
-                <w:lang w:eastAsia="en-IN"/>
-              </w:rPr>
-              <w:t>a</w:t>
-            </w:r>
-          </w:p>
-          <w:p>
-            <w:pPr>
-              <w:shd w:val="clear" w:color="auto" w:fill="FFFFFF"/>
-              <w:spacing w:line="330" w:lineRule="atLeast"/>
-              <w:rPr>
-                <w:rFonts w:ascii="Consolas" w:eastAsia="Times New Roman" w:hAnsi="Consolas" w:cs="Times New Roman"/>
-                <w:color w:val="24292E"/>
-                <w:sz w:val="24"/>
-                <w:szCs w:val="24"/>
-                <w:lang w:eastAsia="en-IN"/>
-              </w:rPr>
-            </w:pPr>
-            <w:r>
-              <w:rPr>
-                <w:rFonts w:ascii="Consolas" w:eastAsia="Times New Roman" w:hAnsi="Consolas" w:cs="Times New Roman"/>
-                <w:color w:val="24292E"/>
-                <w:sz w:val="24"/>
-                <w:szCs w:val="24"/>
-                <w:lang w:eastAsia="en-IN"/>
-              </w:rPr>
-              <w:t>        &gt;</w:t>
-            </w:r>
-          </w:p>
-          <w:p>
-            <w:pPr>
-              <w:shd w:val="clear" w:color="auto" w:fill="FFFFFF"/>
-              <w:spacing w:line="330" w:lineRule="atLeast"/>
-              <w:rPr>
-                <w:rFonts w:ascii="Consolas" w:eastAsia="Times New Roman" w:hAnsi="Consolas" w:cs="Times New Roman"/>
-                <w:color w:val="24292E"/>
-                <w:sz w:val="24"/>
-                <w:szCs w:val="24"/>
-                <w:lang w:eastAsia="en-IN"/>
-              </w:rPr>
-            </w:pPr>
-            <w:r>
-              <w:rPr>
-                <w:rFonts w:ascii="Consolas" w:eastAsia="Times New Roman" w:hAnsi="Consolas" w:cs="Times New Roman"/>
-                <w:color w:val="24292E"/>
-                <w:sz w:val="24"/>
-                <w:szCs w:val="24"/>
-                <w:lang w:eastAsia="en-IN"/>
-              </w:rPr>
-              <w:t>      &lt;/</w:t>
-            </w:r>
-            <w:r>
-              <w:rPr>
-                <w:rFonts w:ascii="Consolas" w:eastAsia="Times New Roman" w:hAnsi="Consolas" w:cs="Times New Roman"/>
-                <w:color w:val="22863A"/>
-                <w:sz w:val="24"/>
-                <w:szCs w:val="24"/>
-                <w:lang w:eastAsia="en-IN"/>
-              </w:rPr>
-              <w:t>nav</w:t>
-            </w:r>
-            <w:r>
-              <w:rPr>
-                <w:rFonts w:ascii="Consolas" w:eastAsia="Times New Roman" w:hAnsi="Consolas" w:cs="Times New Roman"/>
-                <w:color w:val="24292E"/>
-                <w:sz w:val="24"/>
-                <w:szCs w:val="24"/>
-                <w:lang w:eastAsia="en-IN"/>
-              </w:rPr>
-              <w:t>&gt;</w:t>
-            </w:r>
-          </w:p>
-          <w:p>
-            <w:pPr>
-              <w:shd w:val="clear" w:color="auto" w:fill="FFFFFF"/>
-              <w:spacing w:line="330" w:lineRule="atLeast"/>
-              <w:rPr>
-                <w:rFonts w:ascii="Consolas" w:eastAsia="Times New Roman" w:hAnsi="Consolas" w:cs="Times New Roman"/>
-                <w:color w:val="24292E"/>
-                <w:sz w:val="24"/>
-                <w:szCs w:val="24"/>
-                <w:lang w:eastAsia="en-IN"/>
-              </w:rPr>
-            </w:pPr>
-            <w:r>
-              <w:rPr>
-                <w:rFonts w:ascii="Consolas" w:eastAsia="Times New Roman" w:hAnsi="Consolas" w:cs="Times New Roman"/>
-                <w:color w:val="24292E"/>
-                <w:sz w:val="24"/>
-                <w:szCs w:val="24"/>
-                <w:lang w:eastAsia="en-IN"/>
-              </w:rPr>
-              <w:t>    &lt;/</w:t>
-            </w:r>
-            <w:r>
-              <w:rPr>
-                <w:rFonts w:ascii="Consolas" w:eastAsia="Times New Roman" w:hAnsi="Consolas" w:cs="Times New Roman"/>
-                <w:color w:val="22863A"/>
-                <w:sz w:val="24"/>
-                <w:szCs w:val="24"/>
-                <w:lang w:eastAsia="en-IN"/>
-              </w:rPr>
-              <w:t>header</w:t>
-            </w:r>
-            <w:r>
-              <w:rPr>
-                <w:rFonts w:ascii="Consolas" w:eastAsia="Times New Roman" w:hAnsi="Consolas" w:cs="Times New Roman"/>
-                <w:color w:val="24292E"/>
-                <w:sz w:val="24"/>
-                <w:szCs w:val="24"/>
-                <w:lang w:eastAsia="en-IN"/>
-              </w:rPr>
-              <w:t>&gt;</w:t>
-            </w:r>
-          </w:p>
-          <w:p>
-            <w:pPr>
-              <w:shd w:val="clear" w:color="auto" w:fill="FFFFFF"/>
-              <w:spacing w:line="330" w:lineRule="atLeast"/>
-              <w:rPr>
-                <w:rFonts w:ascii="Consolas" w:eastAsia="Times New Roman" w:hAnsi="Consolas" w:cs="Times New Roman"/>
-                <w:color w:val="24292E"/>
-                <w:sz w:val="24"/>
-                <w:szCs w:val="24"/>
-                <w:lang w:eastAsia="en-IN"/>
-              </w:rPr>
-            </w:pPr>
-          </w:p>
-          <w:p>
-            <w:pPr>
-              <w:shd w:val="clear" w:color="auto" w:fill="FFFFFF"/>
-              <w:spacing w:line="330" w:lineRule="atLeast"/>
-              <w:rPr>
-                <w:rFonts w:ascii="Consolas" w:eastAsia="Times New Roman" w:hAnsi="Consolas" w:cs="Times New Roman"/>
-                <w:color w:val="24292E"/>
-                <w:sz w:val="24"/>
-                <w:szCs w:val="24"/>
-                <w:lang w:eastAsia="en-IN"/>
-              </w:rPr>
-            </w:pPr>
-            <w:r>
-              <w:rPr>
-                <w:rFonts w:ascii="Consolas" w:eastAsia="Times New Roman" w:hAnsi="Consolas" w:cs="Times New Roman"/>
-                <w:color w:val="24292E"/>
-                <w:sz w:val="24"/>
-                <w:szCs w:val="24"/>
-                <w:lang w:eastAsia="en-IN"/>
-              </w:rPr>
-              <w:t>    &lt;</w:t>
-            </w:r>
-            <w:r>
-              <w:rPr>
-                <w:rFonts w:ascii="Consolas" w:eastAsia="Times New Roman" w:hAnsi="Consolas" w:cs="Times New Roman"/>
-                <w:color w:val="22863A"/>
-                <w:sz w:val="24"/>
-                <w:szCs w:val="24"/>
-                <w:lang w:eastAsia="en-IN"/>
-              </w:rPr>
-              <w:t>article</w:t>
-            </w:r>
-            <w:r>
-              <w:rPr>
-                <w:rFonts w:ascii="Consolas" w:eastAsia="Times New Roman" w:hAnsi="Consolas" w:cs="Times New Roman"/>
-                <w:color w:val="24292E"/>
-                <w:sz w:val="24"/>
-                <w:szCs w:val="24"/>
-                <w:lang w:eastAsia="en-IN"/>
-              </w:rPr>
-              <w:t xml:space="preserve"> </w:t>
-            </w:r>
-            <w:r>
-              <w:rPr>
-                <w:rFonts w:ascii="Consolas" w:eastAsia="Times New Roman" w:hAnsi="Consolas" w:cs="Times New Roman"/>
-                <w:color w:val="6F42C1"/>
-                <w:sz w:val="24"/>
-                <w:szCs w:val="24"/>
-                <w:lang w:eastAsia="en-IN"/>
-              </w:rPr>
-              <w:t>style</w:t>
-            </w:r>
-            <w:r>
-              <w:rPr>
-                <w:rFonts w:ascii="Consolas" w:eastAsia="Times New Roman" w:hAnsi="Consolas" w:cs="Times New Roman"/>
-                <w:color w:val="24292E"/>
-                <w:sz w:val="24"/>
-                <w:szCs w:val="24"/>
-                <w:lang w:eastAsia="en-IN"/>
-              </w:rPr>
-              <w:t>=</w:t>
-            </w:r>
-            <w:r>
-              <w:rPr>
-                <w:rFonts w:ascii="Consolas" w:eastAsia="Times New Roman" w:hAnsi="Consolas" w:cs="Times New Roman"/>
-                <w:color w:val="032F62"/>
-                <w:sz w:val="24"/>
-                <w:szCs w:val="24"/>
-                <w:lang w:eastAsia="en-IN"/>
-              </w:rPr>
-              <w:t>"background-color: antiquewhite"</w:t>
-            </w:r>
-            <w:r>
-              <w:rPr>
-                <w:rFonts w:ascii="Consolas" w:eastAsia="Times New Roman" w:hAnsi="Consolas" w:cs="Times New Roman"/>
-                <w:color w:val="24292E"/>
-                <w:sz w:val="24"/>
-                <w:szCs w:val="24"/>
-                <w:lang w:eastAsia="en-IN"/>
-              </w:rPr>
-              <w:t>&gt;</w:t>
-            </w:r>
-          </w:p>
-          <w:p>
-            <w:pPr>
-              <w:shd w:val="clear" w:color="auto" w:fill="FFFFFF"/>
-              <w:spacing w:line="330" w:lineRule="atLeast"/>
-              <w:rPr>
-                <w:rFonts w:ascii="Consolas" w:eastAsia="Times New Roman" w:hAnsi="Consolas" w:cs="Times New Roman"/>
-                <w:color w:val="24292E"/>
-                <w:sz w:val="24"/>
-                <w:szCs w:val="24"/>
-                <w:lang w:eastAsia="en-IN"/>
-              </w:rPr>
-            </w:pPr>
-            <w:r>
-              <w:rPr>
-                <w:rFonts w:ascii="Consolas" w:eastAsia="Times New Roman" w:hAnsi="Consolas" w:cs="Times New Roman"/>
-                <w:color w:val="24292E"/>
-                <w:sz w:val="24"/>
-                <w:szCs w:val="24"/>
-                <w:lang w:eastAsia="en-IN"/>
-              </w:rPr>
-              <w:t>      &lt;</w:t>
-            </w:r>
-            <w:r>
-              <w:rPr>
-                <w:rFonts w:ascii="Consolas" w:eastAsia="Times New Roman" w:hAnsi="Consolas" w:cs="Times New Roman"/>
-                <w:color w:val="22863A"/>
-                <w:sz w:val="24"/>
-                <w:szCs w:val="24"/>
-                <w:lang w:eastAsia="en-IN"/>
-              </w:rPr>
-              <w:t>div</w:t>
-            </w:r>
-            <w:r>
-              <w:rPr>
-                <w:rFonts w:ascii="Consolas" w:eastAsia="Times New Roman" w:hAnsi="Consolas" w:cs="Times New Roman"/>
-                <w:color w:val="24292E"/>
-                <w:sz w:val="24"/>
-                <w:szCs w:val="24"/>
-                <w:lang w:eastAsia="en-IN"/>
-              </w:rPr>
-              <w:t xml:space="preserve"> </w:t>
-            </w:r>
-            <w:r>
-              <w:rPr>
-                <w:rFonts w:ascii="Consolas" w:eastAsia="Times New Roman" w:hAnsi="Consolas" w:cs="Times New Roman"/>
-                <w:color w:val="6F42C1"/>
-                <w:sz w:val="24"/>
-                <w:szCs w:val="24"/>
-                <w:lang w:eastAsia="en-IN"/>
-              </w:rPr>
-              <w:t>id</w:t>
-            </w:r>
-            <w:r>
-              <w:rPr>
-                <w:rFonts w:ascii="Consolas" w:eastAsia="Times New Roman" w:hAnsi="Consolas" w:cs="Times New Roman"/>
-                <w:color w:val="24292E"/>
-                <w:sz w:val="24"/>
-                <w:szCs w:val="24"/>
-                <w:lang w:eastAsia="en-IN"/>
-              </w:rPr>
-              <w:t>=</w:t>
-            </w:r>
-            <w:r>
-              <w:rPr>
-                <w:rFonts w:ascii="Consolas" w:eastAsia="Times New Roman" w:hAnsi="Consolas" w:cs="Times New Roman"/>
-                <w:color w:val="032F62"/>
-                <w:sz w:val="24"/>
-                <w:szCs w:val="24"/>
-                <w:lang w:eastAsia="en-IN"/>
-              </w:rPr>
-              <w:t>"content"</w:t>
-            </w:r>
-            <w:r>
-              <w:rPr>
-                <w:rFonts w:ascii="Consolas" w:eastAsia="Times New Roman" w:hAnsi="Consolas" w:cs="Times New Roman"/>
-                <w:color w:val="24292E"/>
-                <w:sz w:val="24"/>
-                <w:szCs w:val="24"/>
-                <w:lang w:eastAsia="en-IN"/>
-              </w:rPr>
-              <w:t>&gt;Khadar vali is the millet man of india&lt;/</w:t>
-            </w:r>
-            <w:r>
-              <w:rPr>
-                <w:rFonts w:ascii="Consolas" w:eastAsia="Times New Roman" w:hAnsi="Consolas" w:cs="Times New Roman"/>
-                <w:color w:val="22863A"/>
-                <w:sz w:val="24"/>
-                <w:szCs w:val="24"/>
-                <w:lang w:eastAsia="en-IN"/>
-              </w:rPr>
-              <w:t>div</w:t>
-            </w:r>
-            <w:r>
-              <w:rPr>
-                <w:rFonts w:ascii="Consolas" w:eastAsia="Times New Roman" w:hAnsi="Consolas" w:cs="Times New Roman"/>
-                <w:color w:val="24292E"/>
-                <w:sz w:val="24"/>
-                <w:szCs w:val="24"/>
-                <w:lang w:eastAsia="en-IN"/>
-              </w:rPr>
-              <w:t>&gt;</w:t>
-            </w:r>
-          </w:p>
-          <w:p>
-            <w:pPr>
-              <w:shd w:val="clear" w:color="auto" w:fill="FFFFFF"/>
-              <w:spacing w:line="330" w:lineRule="atLeast"/>
-              <w:rPr>
-                <w:rFonts w:ascii="Consolas" w:eastAsia="Times New Roman" w:hAnsi="Consolas" w:cs="Times New Roman"/>
-                <w:color w:val="24292E"/>
-                <w:sz w:val="24"/>
-                <w:szCs w:val="24"/>
-                <w:lang w:eastAsia="en-IN"/>
-              </w:rPr>
-            </w:pPr>
-            <w:r>
-              <w:rPr>
-                <w:rFonts w:ascii="Consolas" w:eastAsia="Times New Roman" w:hAnsi="Consolas" w:cs="Times New Roman"/>
-                <w:color w:val="24292E"/>
-                <w:sz w:val="24"/>
-                <w:szCs w:val="24"/>
-                <w:lang w:eastAsia="en-IN"/>
-              </w:rPr>
-              <w:t>      &lt;</w:t>
-            </w:r>
-            <w:r>
-              <w:rPr>
-                <w:rFonts w:ascii="Consolas" w:eastAsia="Times New Roman" w:hAnsi="Consolas" w:cs="Times New Roman"/>
-                <w:color w:val="22863A"/>
-                <w:sz w:val="24"/>
-                <w:szCs w:val="24"/>
-                <w:lang w:eastAsia="en-IN"/>
-              </w:rPr>
-              <w:t>img</w:t>
-            </w:r>
-            <w:r>
-              <w:rPr>
-                <w:rFonts w:ascii="Consolas" w:eastAsia="Times New Roman" w:hAnsi="Consolas" w:cs="Times New Roman"/>
-                <w:color w:val="24292E"/>
-                <w:sz w:val="24"/>
-                <w:szCs w:val="24"/>
-                <w:lang w:eastAsia="en-IN"/>
-              </w:rPr>
-              <w:t xml:space="preserve"> </w:t>
-            </w:r>
-            <w:r>
-              <w:rPr>
-                <w:rFonts w:ascii="Consolas" w:eastAsia="Times New Roman" w:hAnsi="Consolas" w:cs="Times New Roman"/>
-                <w:color w:val="6F42C1"/>
-                <w:sz w:val="24"/>
-                <w:szCs w:val="24"/>
-                <w:lang w:eastAsia="en-IN"/>
-              </w:rPr>
-              <w:t>src</w:t>
-            </w:r>
-            <w:r>
-              <w:rPr>
-                <w:rFonts w:ascii="Consolas" w:eastAsia="Times New Roman" w:hAnsi="Consolas" w:cs="Times New Roman"/>
-                <w:color w:val="24292E"/>
-                <w:sz w:val="24"/>
-                <w:szCs w:val="24"/>
-                <w:lang w:eastAsia="en-IN"/>
-              </w:rPr>
-              <w:t>=</w:t>
-            </w:r>
-            <w:r>
-              <w:rPr>
-                <w:rFonts w:ascii="Consolas" w:eastAsia="Times New Roman" w:hAnsi="Consolas" w:cs="Times New Roman"/>
-                <w:color w:val="032F62"/>
-                <w:sz w:val="24"/>
-                <w:szCs w:val="24"/>
-                <w:lang w:eastAsia="en-IN"/>
-              </w:rPr>
-              <w:t>"images/padma.PNG"</w:t>
-            </w:r>
-            <w:r>
-              <w:rPr>
-                <w:rFonts w:ascii="Consolas" w:eastAsia="Times New Roman" w:hAnsi="Consolas" w:cs="Times New Roman"/>
-                <w:color w:val="24292E"/>
-                <w:sz w:val="24"/>
-                <w:szCs w:val="24"/>
-                <w:lang w:eastAsia="en-IN"/>
-              </w:rPr>
-              <w:t xml:space="preserve"> </w:t>
-            </w:r>
-            <w:r>
-              <w:rPr>
-                <w:rFonts w:ascii="Consolas" w:eastAsia="Times New Roman" w:hAnsi="Consolas" w:cs="Times New Roman"/>
-                <w:color w:val="6F42C1"/>
-                <w:sz w:val="24"/>
-                <w:szCs w:val="24"/>
-                <w:lang w:eastAsia="en-IN"/>
-              </w:rPr>
-              <w:t>alt</w:t>
-            </w:r>
-            <w:r>
-              <w:rPr>
-                <w:rFonts w:ascii="Consolas" w:eastAsia="Times New Roman" w:hAnsi="Consolas" w:cs="Times New Roman"/>
-                <w:color w:val="24292E"/>
-                <w:sz w:val="24"/>
-                <w:szCs w:val="24"/>
-                <w:lang w:eastAsia="en-IN"/>
-              </w:rPr>
-              <w:t>=</w:t>
-            </w:r>
-            <w:r>
-              <w:rPr>
-                <w:rFonts w:ascii="Consolas" w:eastAsia="Times New Roman" w:hAnsi="Consolas" w:cs="Times New Roman"/>
-                <w:color w:val="032F62"/>
-                <w:sz w:val="24"/>
-                <w:szCs w:val="24"/>
-                <w:lang w:eastAsia="en-IN"/>
-              </w:rPr>
-              <w:t>"Khadar vali receiving the padmashri award"</w:t>
-            </w:r>
-            <w:r>
-              <w:rPr>
-                <w:rFonts w:ascii="Consolas" w:eastAsia="Times New Roman" w:hAnsi="Consolas" w:cs="Times New Roman"/>
-                <w:color w:val="24292E"/>
-                <w:sz w:val="24"/>
-                <w:szCs w:val="24"/>
-                <w:lang w:eastAsia="en-IN"/>
-              </w:rPr>
-              <w:t xml:space="preserve"> /&gt;</w:t>
-            </w:r>
-          </w:p>
-          <w:p>
-            <w:pPr>
-              <w:shd w:val="clear" w:color="auto" w:fill="FFFFFF"/>
-              <w:spacing w:line="330" w:lineRule="atLeast"/>
-              <w:rPr>
-                <w:rFonts w:ascii="Consolas" w:eastAsia="Times New Roman" w:hAnsi="Consolas" w:cs="Times New Roman"/>
-                <w:color w:val="24292E"/>
-                <w:sz w:val="24"/>
-                <w:szCs w:val="24"/>
-                <w:lang w:eastAsia="en-IN"/>
-              </w:rPr>
-            </w:pPr>
-            <w:r>
-              <w:rPr>
-                <w:rFonts w:ascii="Consolas" w:eastAsia="Times New Roman" w:hAnsi="Consolas" w:cs="Times New Roman"/>
-                <w:color w:val="24292E"/>
-                <w:sz w:val="24"/>
-                <w:szCs w:val="24"/>
-                <w:lang w:eastAsia="en-IN"/>
-              </w:rPr>
-              <w:t>      &lt;</w:t>
-            </w:r>
-            <w:r>
-              <w:rPr>
-                <w:rFonts w:ascii="Consolas" w:eastAsia="Times New Roman" w:hAnsi="Consolas" w:cs="Times New Roman"/>
-                <w:color w:val="22863A"/>
-                <w:sz w:val="24"/>
-                <w:szCs w:val="24"/>
-                <w:lang w:eastAsia="en-IN"/>
-              </w:rPr>
-              <w:t>p</w:t>
-            </w:r>
-            <w:r>
-              <w:rPr>
-                <w:rFonts w:ascii="Consolas" w:eastAsia="Times New Roman" w:hAnsi="Consolas" w:cs="Times New Roman"/>
-                <w:color w:val="24292E"/>
-                <w:sz w:val="24"/>
-                <w:szCs w:val="24"/>
-                <w:lang w:eastAsia="en-IN"/>
-              </w:rPr>
-              <w:t xml:space="preserve"> </w:t>
-            </w:r>
-            <w:r>
-              <w:rPr>
-                <w:rFonts w:ascii="Consolas" w:eastAsia="Times New Roman" w:hAnsi="Consolas" w:cs="Times New Roman"/>
-                <w:color w:val="6F42C1"/>
-                <w:sz w:val="24"/>
-                <w:szCs w:val="24"/>
-                <w:lang w:eastAsia="en-IN"/>
-              </w:rPr>
-              <w:t>style</w:t>
-            </w:r>
-            <w:r>
-              <w:rPr>
-                <w:rFonts w:ascii="Consolas" w:eastAsia="Times New Roman" w:hAnsi="Consolas" w:cs="Times New Roman"/>
-                <w:color w:val="24292E"/>
-                <w:sz w:val="24"/>
-                <w:szCs w:val="24"/>
-                <w:lang w:eastAsia="en-IN"/>
-              </w:rPr>
-              <w:t>=</w:t>
-            </w:r>
-            <w:r>
-              <w:rPr>
-                <w:rFonts w:ascii="Consolas" w:eastAsia="Times New Roman" w:hAnsi="Consolas" w:cs="Times New Roman"/>
-                <w:color w:val="032F62"/>
-                <w:sz w:val="24"/>
-                <w:szCs w:val="24"/>
-                <w:lang w:eastAsia="en-IN"/>
-              </w:rPr>
-              <w:t>"border: 100cap"</w:t>
-            </w:r>
-            <w:r>
-              <w:rPr>
-                <w:rFonts w:ascii="Consolas" w:eastAsia="Times New Roman" w:hAnsi="Consolas" w:cs="Times New Roman"/>
-                <w:color w:val="24292E"/>
-                <w:sz w:val="24"/>
-                <w:szCs w:val="24"/>
-                <w:lang w:eastAsia="en-IN"/>
-              </w:rPr>
-              <w:t>&gt;Trusted by&lt;/</w:t>
-            </w:r>
-            <w:r>
-              <w:rPr>
-                <w:rFonts w:ascii="Consolas" w:eastAsia="Times New Roman" w:hAnsi="Consolas" w:cs="Times New Roman"/>
-                <w:color w:val="22863A"/>
-                <w:sz w:val="24"/>
-                <w:szCs w:val="24"/>
-                <w:lang w:eastAsia="en-IN"/>
-              </w:rPr>
-              <w:t>p</w:t>
-            </w:r>
-            <w:r>
-              <w:rPr>
-                <w:rFonts w:ascii="Consolas" w:eastAsia="Times New Roman" w:hAnsi="Consolas" w:cs="Times New Roman"/>
-                <w:color w:val="24292E"/>
-                <w:sz w:val="24"/>
-                <w:szCs w:val="24"/>
-                <w:lang w:eastAsia="en-IN"/>
-              </w:rPr>
-              <w:t>&gt;</w:t>
-            </w:r>
-          </w:p>
-          <w:p>
-            <w:pPr>
-              <w:shd w:val="clear" w:color="auto" w:fill="FFFFFF"/>
-              <w:spacing w:line="330" w:lineRule="atLeast"/>
-              <w:rPr>
-                <w:rFonts w:ascii="Consolas" w:eastAsia="Times New Roman" w:hAnsi="Consolas" w:cs="Times New Roman"/>
-                <w:color w:val="24292E"/>
-                <w:sz w:val="24"/>
-                <w:szCs w:val="24"/>
-                <w:lang w:eastAsia="en-IN"/>
-              </w:rPr>
-            </w:pPr>
-            <w:r>
-              <w:rPr>
-                <w:rFonts w:ascii="Consolas" w:eastAsia="Times New Roman" w:hAnsi="Consolas" w:cs="Times New Roman"/>
-                <w:color w:val="24292E"/>
-                <w:sz w:val="24"/>
-                <w:szCs w:val="24"/>
-                <w:lang w:eastAsia="en-IN"/>
-              </w:rPr>
-              <w:t>    &lt;/</w:t>
-            </w:r>
-            <w:r>
-              <w:rPr>
-                <w:rFonts w:ascii="Consolas" w:eastAsia="Times New Roman" w:hAnsi="Consolas" w:cs="Times New Roman"/>
-                <w:color w:val="22863A"/>
-                <w:sz w:val="24"/>
-                <w:szCs w:val="24"/>
-                <w:lang w:eastAsia="en-IN"/>
-              </w:rPr>
-              <w:t>article</w:t>
-            </w:r>
-            <w:r>
-              <w:rPr>
-                <w:rFonts w:ascii="Consolas" w:eastAsia="Times New Roman" w:hAnsi="Consolas" w:cs="Times New Roman"/>
-                <w:color w:val="24292E"/>
-                <w:sz w:val="24"/>
-                <w:szCs w:val="24"/>
-                <w:lang w:eastAsia="en-IN"/>
-              </w:rPr>
-              <w:t>&gt;</w:t>
-            </w:r>
-          </w:p>
-          <w:p>
-            <w:pPr>
-              <w:shd w:val="clear" w:color="auto" w:fill="FFFFFF"/>
-              <w:spacing w:line="330" w:lineRule="atLeast"/>
-              <w:rPr>
-                <w:rFonts w:ascii="Consolas" w:eastAsia="Times New Roman" w:hAnsi="Consolas" w:cs="Times New Roman"/>
-                <w:color w:val="24292E"/>
-                <w:sz w:val="24"/>
-                <w:szCs w:val="24"/>
-                <w:lang w:eastAsia="en-IN"/>
-              </w:rPr>
-            </w:pPr>
-          </w:p>
-          <w:p>
-            <w:pPr>
-              <w:shd w:val="clear" w:color="auto" w:fill="FFFFFF"/>
-              <w:spacing w:line="330" w:lineRule="atLeast"/>
-              <w:rPr>
-                <w:rFonts w:ascii="Consolas" w:eastAsia="Times New Roman" w:hAnsi="Consolas" w:cs="Times New Roman"/>
-                <w:color w:val="24292E"/>
-                <w:sz w:val="24"/>
-                <w:szCs w:val="24"/>
-                <w:lang w:eastAsia="en-IN"/>
-              </w:rPr>
-            </w:pPr>
-            <w:r>
-              <w:rPr>
-                <w:rFonts w:ascii="Consolas" w:eastAsia="Times New Roman" w:hAnsi="Consolas" w:cs="Times New Roman"/>
-                <w:color w:val="24292E"/>
-                <w:sz w:val="24"/>
-                <w:szCs w:val="24"/>
-                <w:lang w:eastAsia="en-IN"/>
-              </w:rPr>
-              <w:t>    &lt;</w:t>
-            </w:r>
-            <w:r>
-              <w:rPr>
-                <w:rFonts w:ascii="Consolas" w:eastAsia="Times New Roman" w:hAnsi="Consolas" w:cs="Times New Roman"/>
-                <w:color w:val="22863A"/>
-                <w:sz w:val="24"/>
-                <w:szCs w:val="24"/>
-                <w:lang w:eastAsia="en-IN"/>
-              </w:rPr>
-              <w:t>footer</w:t>
-            </w:r>
-            <w:r>
-              <w:rPr>
-                <w:rFonts w:ascii="Consolas" w:eastAsia="Times New Roman" w:hAnsi="Consolas" w:cs="Times New Roman"/>
-                <w:color w:val="24292E"/>
-                <w:sz w:val="24"/>
-                <w:szCs w:val="24"/>
-                <w:lang w:eastAsia="en-IN"/>
-              </w:rPr>
-              <w:t>&gt;</w:t>
-            </w:r>
-          </w:p>
-          <w:p>
-            <w:pPr>
-              <w:shd w:val="clear" w:color="auto" w:fill="FFFFFF"/>
-              <w:spacing w:line="330" w:lineRule="atLeast"/>
-              <w:rPr>
-                <w:rFonts w:ascii="Consolas" w:eastAsia="Times New Roman" w:hAnsi="Consolas" w:cs="Times New Roman"/>
-                <w:color w:val="24292E"/>
-                <w:sz w:val="24"/>
-                <w:szCs w:val="24"/>
-                <w:lang w:eastAsia="en-IN"/>
-              </w:rPr>
-            </w:pPr>
-            <w:r>
-              <w:rPr>
-                <w:rFonts w:ascii="Consolas" w:eastAsia="Times New Roman" w:hAnsi="Consolas" w:cs="Times New Roman"/>
-                <w:color w:val="24292E"/>
-                <w:sz w:val="24"/>
-                <w:szCs w:val="24"/>
-                <w:lang w:eastAsia="en-IN"/>
-              </w:rPr>
-              <w:t>      &lt;</w:t>
-            </w:r>
-            <w:r>
-              <w:rPr>
-                <w:rFonts w:ascii="Consolas" w:eastAsia="Times New Roman" w:hAnsi="Consolas" w:cs="Times New Roman"/>
-                <w:color w:val="22863A"/>
-                <w:sz w:val="24"/>
-                <w:szCs w:val="24"/>
-                <w:lang w:eastAsia="en-IN"/>
-              </w:rPr>
-              <w:t>div</w:t>
-            </w:r>
-            <w:r>
-              <w:rPr>
-                <w:rFonts w:ascii="Consolas" w:eastAsia="Times New Roman" w:hAnsi="Consolas" w:cs="Times New Roman"/>
-                <w:color w:val="24292E"/>
-                <w:sz w:val="24"/>
-                <w:szCs w:val="24"/>
-                <w:lang w:eastAsia="en-IN"/>
-              </w:rPr>
-              <w:t xml:space="preserve"> </w:t>
-            </w:r>
-            <w:r>
-              <w:rPr>
-                <w:rFonts w:ascii="Consolas" w:eastAsia="Times New Roman" w:hAnsi="Consolas" w:cs="Times New Roman"/>
-                <w:color w:val="6F42C1"/>
-                <w:sz w:val="24"/>
-                <w:szCs w:val="24"/>
-                <w:lang w:eastAsia="en-IN"/>
-              </w:rPr>
-              <w:t>style</w:t>
-            </w:r>
-            <w:r>
-              <w:rPr>
-                <w:rFonts w:ascii="Consolas" w:eastAsia="Times New Roman" w:hAnsi="Consolas" w:cs="Times New Roman"/>
-                <w:color w:val="24292E"/>
-                <w:sz w:val="24"/>
-                <w:szCs w:val="24"/>
-                <w:lang w:eastAsia="en-IN"/>
-              </w:rPr>
-              <w:t>=</w:t>
-            </w:r>
-            <w:r>
-              <w:rPr>
-                <w:rFonts w:ascii="Consolas" w:eastAsia="Times New Roman" w:hAnsi="Consolas" w:cs="Times New Roman"/>
-                <w:color w:val="032F62"/>
-                <w:sz w:val="24"/>
-                <w:szCs w:val="24"/>
-                <w:lang w:eastAsia="en-IN"/>
-              </w:rPr>
-              <w:t>"background-color: aquamarine"</w:t>
-            </w:r>
-            <w:r>
-              <w:rPr>
-                <w:rFonts w:ascii="Consolas" w:eastAsia="Times New Roman" w:hAnsi="Consolas" w:cs="Times New Roman"/>
-                <w:color w:val="24292E"/>
-                <w:sz w:val="24"/>
-                <w:szCs w:val="24"/>
-                <w:lang w:eastAsia="en-IN"/>
-              </w:rPr>
-              <w:t>&gt;</w:t>
-            </w:r>
-          </w:p>
-          <w:p>
-            <w:pPr>
-              <w:shd w:val="clear" w:color="auto" w:fill="FFFFFF"/>
-              <w:spacing w:line="330" w:lineRule="atLeast"/>
-              <w:rPr>
-                <w:rFonts w:ascii="Consolas" w:eastAsia="Times New Roman" w:hAnsi="Consolas" w:cs="Times New Roman"/>
-                <w:color w:val="24292E"/>
-                <w:sz w:val="24"/>
-                <w:szCs w:val="24"/>
-                <w:lang w:eastAsia="en-IN"/>
-              </w:rPr>
-            </w:pPr>
-            <w:r>
-              <w:rPr>
-                <w:rFonts w:ascii="Consolas" w:eastAsia="Times New Roman" w:hAnsi="Consolas" w:cs="Times New Roman"/>
-                <w:color w:val="24292E"/>
-                <w:sz w:val="24"/>
-                <w:szCs w:val="24"/>
-                <w:lang w:eastAsia="en-IN"/>
-              </w:rPr>
-              <w:t>        He is the man born for healthy india</w:t>
-            </w:r>
-          </w:p>
-          <w:p>
-            <w:pPr>
-              <w:shd w:val="clear" w:color="auto" w:fill="FFFFFF"/>
-              <w:spacing w:line="330" w:lineRule="atLeast"/>
-              <w:rPr>
-                <w:rFonts w:ascii="Consolas" w:eastAsia="Times New Roman" w:hAnsi="Consolas" w:cs="Times New Roman"/>
-                <w:color w:val="24292E"/>
-                <w:sz w:val="24"/>
-                <w:szCs w:val="24"/>
-                <w:lang w:eastAsia="en-IN"/>
-              </w:rPr>
-            </w:pPr>
-            <w:r>
-              <w:rPr>
-                <w:rFonts w:ascii="Consolas" w:eastAsia="Times New Roman" w:hAnsi="Consolas" w:cs="Times New Roman"/>
-                <w:color w:val="24292E"/>
-                <w:sz w:val="24"/>
-                <w:szCs w:val="24"/>
-                <w:lang w:eastAsia="en-IN"/>
-              </w:rPr>
-              <w:t>      &lt;/</w:t>
-            </w:r>
-            <w:r>
-              <w:rPr>
-                <w:rFonts w:ascii="Consolas" w:eastAsia="Times New Roman" w:hAnsi="Consolas" w:cs="Times New Roman"/>
-                <w:color w:val="22863A"/>
-                <w:sz w:val="24"/>
-                <w:szCs w:val="24"/>
-                <w:lang w:eastAsia="en-IN"/>
-              </w:rPr>
-              <w:t>div</w:t>
-            </w:r>
-            <w:r>
-              <w:rPr>
-                <w:rFonts w:ascii="Consolas" w:eastAsia="Times New Roman" w:hAnsi="Consolas" w:cs="Times New Roman"/>
-                <w:color w:val="24292E"/>
-                <w:sz w:val="24"/>
-                <w:szCs w:val="24"/>
-                <w:lang w:eastAsia="en-IN"/>
-              </w:rPr>
-              <w:t>&gt;</w:t>
-            </w:r>
-          </w:p>
-          <w:p>
-            <w:pPr>
-              <w:shd w:val="clear" w:color="auto" w:fill="FFFFFF"/>
-              <w:spacing w:line="330" w:lineRule="atLeast"/>
-              <w:rPr>
-                <w:rFonts w:ascii="Consolas" w:eastAsia="Times New Roman" w:hAnsi="Consolas" w:cs="Times New Roman"/>
-                <w:color w:val="24292E"/>
-                <w:sz w:val="24"/>
-                <w:szCs w:val="24"/>
-                <w:lang w:eastAsia="en-IN"/>
-              </w:rPr>
-            </w:pPr>
-            <w:r>
-              <w:rPr>
-                <w:rFonts w:ascii="Consolas" w:eastAsia="Times New Roman" w:hAnsi="Consolas" w:cs="Times New Roman"/>
-                <w:color w:val="24292E"/>
-                <w:sz w:val="24"/>
-                <w:szCs w:val="24"/>
-                <w:lang w:eastAsia="en-IN"/>
-              </w:rPr>
-              <w:t>    &lt;/</w:t>
-            </w:r>
-            <w:r>
-              <w:rPr>
-                <w:rFonts w:ascii="Consolas" w:eastAsia="Times New Roman" w:hAnsi="Consolas" w:cs="Times New Roman"/>
-                <w:color w:val="22863A"/>
-                <w:sz w:val="24"/>
-                <w:szCs w:val="24"/>
-                <w:lang w:eastAsia="en-IN"/>
-              </w:rPr>
-              <w:t>footer</w:t>
-            </w:r>
-            <w:r>
-              <w:rPr>
-                <w:rFonts w:ascii="Consolas" w:eastAsia="Times New Roman" w:hAnsi="Consolas" w:cs="Times New Roman"/>
-                <w:color w:val="24292E"/>
-                <w:sz w:val="24"/>
-                <w:szCs w:val="24"/>
-                <w:lang w:eastAsia="en-IN"/>
-              </w:rPr>
-              <w:t>&gt;</w:t>
-            </w:r>
-          </w:p>
-          <w:p>
-            <w:pPr>
-              <w:shd w:val="clear" w:color="auto" w:fill="FFFFFF"/>
-              <w:spacing w:line="330" w:lineRule="atLeast"/>
-              <w:rPr>
-                <w:rFonts w:ascii="Consolas" w:eastAsia="Times New Roman" w:hAnsi="Consolas" w:cs="Times New Roman"/>
-                <w:color w:val="24292F"/>
-                <w:sz w:val="24"/>
-                <w:szCs w:val="24"/>
-                <w:lang w:eastAsia="en-IN"/>
-              </w:rPr>
-            </w:pPr>
-          </w:p>
-        </w:tc>
-      </w:tr>
-      <w:tr>
-        <w:tc>
-          <w:tcPr>
-            <w:tcW w:w="9493" w:type="dxa"/>
-          </w:tcPr>
-          <w:p>
-            <w:pPr>
-              <w:rPr>
-                <w:rStyle w:val="tagcolor"/>
-                <w:rFonts w:ascii="Verdana" w:hAnsi="Verdana"/>
-                <w:color w:val="0000CD"/>
-                <w:szCs w:val="28"/>
-              </w:rPr>
-            </w:pPr>
-            <w:r>
-              <w:rPr>
-                <w:rStyle w:val="tagcolor"/>
-                <w:rFonts w:ascii="Verdana" w:hAnsi="Verdana"/>
-                <w:color w:val="0000CD"/>
-                <w:szCs w:val="28"/>
-              </w:rPr>
-              <w:lastRenderedPageBreak/>
               <w:t>Marquee</w:t>
             </w:r>
           </w:p>
@@ -11033,6 +11200,7 @@
           <w:noProof/>
           <w:lang w:eastAsia="en-IN"/>
         </w:rPr>
+        <w:lastRenderedPageBreak/>
         <w:drawing>
           <wp:inline distT="0" distB="0" distL="0" distR="0" wp14:anchorId="721B991D" wp14:editId="7102112B">
             <wp:extent cx="5600700" cy="6067425"/>
@@ -11049,7 +11217,7 @@
                     <pic:cNvPicPr/>
                   </pic:nvPicPr>
                   <pic:blipFill>
-                    <a:blip r:embed="rId15"/>
+                    <a:blip r:embed="rId14"/>
                     <a:stretch>
                       <a:fillRect/>
                     </a:stretch>
@@ -11088,7 +11256,6 @@
     </w:p>
     <w:p>
       <w:r>
-        <w:lastRenderedPageBreak/>
         <w:t>You can edit and style the contents of a cell without disturbing the arrangement off the other table elements</w:t>
       </w:r>
     </w:p>
@@ -11524,6 +11691,7 @@
                 <w:szCs w:val="24"/>
                 <w:lang w:eastAsia="en-IN"/>
               </w:rPr>
+              <w:lastRenderedPageBreak/>
               <w:t>    &lt;/</w:t>
             </w:r>
             <w:r>
@@ -12155,6 +12323,7 @@
                 <w:szCs w:val="24"/>
                 <w:lang w:eastAsia="en-IN"/>
               </w:rPr>
+              <w:lastRenderedPageBreak/>
               <w:t>// its always best to include inside thead and tbody</w:t>
             </w:r>
           </w:p>
@@ -12327,6 +12496,7 @@
                 <w:szCs w:val="24"/>
                 <w:lang w:eastAsia="en-IN"/>
               </w:rPr>
+              <w:lastRenderedPageBreak/>
               <w:t>    &lt;</w:t>
             </w:r>
             <w:r>
@@ -13064,6 +13234,7 @@
                 <w:szCs w:val="24"/>
                 <w:lang w:eastAsia="en-IN"/>
               </w:rPr>
+              <w:lastRenderedPageBreak/>
               <w:t>  &lt;</w:t>
             </w:r>
             <w:r>
@@ -13319,6 +13490,7 @@
                 <w:szCs w:val="24"/>
                 <w:lang w:eastAsia="en-IN"/>
               </w:rPr>
+              <w:lastRenderedPageBreak/>
               <w:t>      &lt;</w:t>
             </w:r>
             <w:r>
@@ -14113,7 +14285,7 @@
                           <pic:cNvPicPr/>
                         </pic:nvPicPr>
                         <pic:blipFill>
-                          <a:blip r:embed="rId16"/>
+                          <a:blip r:embed="rId15"/>
                           <a:stretch>
                             <a:fillRect/>
                           </a:stretch>
@@ -14199,6 +14371,7 @@
                 <w:szCs w:val="24"/>
                 <w:lang w:eastAsia="en-IN"/>
               </w:rPr>
+              <w:lastRenderedPageBreak/>
               <w:t>&lt;table&gt;</w:t>
             </w:r>
           </w:p>
@@ -14291,6 +14464,7 @@
                 <w:szCs w:val="24"/>
                 <w:lang w:eastAsia="en-IN"/>
               </w:rPr>
+              <w:lastRenderedPageBreak/>
               <w:t xml:space="preserve">      &lt;thead&gt;</w:t>
             </w:r>
           </w:p>
@@ -15038,7 +15212,6 @@
                 <w:szCs w:val="24"/>
                 <w:lang w:eastAsia="en-IN"/>
               </w:rPr>
-              <w:lastRenderedPageBreak/>
               <w:t xml:space="preserve">        &lt;/tr&gt;</w:t>
             </w:r>
           </w:p>
@@ -15202,6 +15375,7 @@
           <w:noProof/>
           <w:lang w:eastAsia="en-IN"/>
         </w:rPr>
+        <w:lastRenderedPageBreak/>
         <w:drawing>
           <wp:inline distT="0" distB="0" distL="0" distR="0">
             <wp:extent cx="9267825" cy="1009650"/>
@@ -15220,7 +15394,7 @@
                     </pic:cNvPicPr>
                   </pic:nvPicPr>
                   <pic:blipFill>
-                    <a:blip r:embed="rId17">
+                    <a:blip r:embed="rId16">
                       <a:extLst>
                         <a:ext uri="{28A0092B-C50C-407E-A947-70E740481C1C}">
                           <a14:useLocalDpi xmlns:a14="http://schemas.microsoft.com/office/drawing/2010/main" val="0"/>
@@ -15287,7 +15461,7 @@
                     <pic:cNvPicPr/>
                   </pic:nvPicPr>
                   <pic:blipFill>
-                    <a:blip r:embed="rId18"/>
+                    <a:blip r:embed="rId17"/>
                     <a:stretch>
                       <a:fillRect/>
                     </a:stretch>
@@ -16337,6 +16511,453 @@
     </w:lvl>
   </w:abstractNum>
   <w:abstractNum w:abstractNumId="3">
+    <w:nsid w:val="39507C9A"/>
+    <w:multiLevelType w:val="multilevel"/>
+    <w:tmpl w:val="05969184"/>
+    <w:lvl w:ilvl="0">
+      <w:start w:val="1"/>
+      <w:numFmt w:val="bullet"/>
+      <w:lvlText w:val=""/>
+      <w:lvlJc w:val="left"/>
+      <w:pPr>
+        <w:tabs>
+          <w:tab w:val="num" w:pos="720"/>
+        </w:tabs>
+        <w:ind w:left="720" w:hanging="360"/>
+      </w:pPr>
+      <w:rPr>
+        <w:rFonts w:ascii="Symbol" w:hAnsi="Symbol" w:hint="default"/>
+        <w:sz w:val="20"/>
+      </w:rPr>
+    </w:lvl>
+    <w:lvl w:ilvl="1" w:tentative="1">
+      <w:start w:val="1"/>
+      <w:numFmt w:val="bullet"/>
+      <w:lvlText w:val="o"/>
+      <w:lvlJc w:val="left"/>
+      <w:pPr>
+        <w:tabs>
+          <w:tab w:val="num" w:pos="1440"/>
+        </w:tabs>
+        <w:ind w:left="1440" w:hanging="360"/>
+      </w:pPr>
+      <w:rPr>
+        <w:rFonts w:ascii="Courier New" w:hAnsi="Courier New" w:hint="default"/>
+        <w:sz w:val="20"/>
+      </w:rPr>
+    </w:lvl>
+    <w:lvl w:ilvl="2" w:tentative="1">
+      <w:start w:val="1"/>
+      <w:numFmt w:val="bullet"/>
+      <w:lvlText w:val=""/>
+      <w:lvlJc w:val="left"/>
+      <w:pPr>
+        <w:tabs>
+          <w:tab w:val="num" w:pos="2160"/>
+        </w:tabs>
+        <w:ind w:left="2160" w:hanging="360"/>
+      </w:pPr>
+      <w:rPr>
+        <w:rFonts w:ascii="Wingdings" w:hAnsi="Wingdings" w:hint="default"/>
+        <w:sz w:val="20"/>
+      </w:rPr>
+    </w:lvl>
+    <w:lvl w:ilvl="3" w:tentative="1">
+      <w:start w:val="1"/>
+      <w:numFmt w:val="bullet"/>
+      <w:lvlText w:val=""/>
+      <w:lvlJc w:val="left"/>
+      <w:pPr>
+        <w:tabs>
+          <w:tab w:val="num" w:pos="2880"/>
+        </w:tabs>
+        <w:ind w:left="2880" w:hanging="360"/>
+      </w:pPr>
+      <w:rPr>
+        <w:rFonts w:ascii="Wingdings" w:hAnsi="Wingdings" w:hint="default"/>
+        <w:sz w:val="20"/>
+      </w:rPr>
+    </w:lvl>
+    <w:lvl w:ilvl="4" w:tentative="1">
+      <w:start w:val="1"/>
+      <w:numFmt w:val="bullet"/>
+      <w:lvlText w:val=""/>
+      <w:lvlJc w:val="left"/>
+      <w:pPr>
+        <w:tabs>
+          <w:tab w:val="num" w:pos="3600"/>
+        </w:tabs>
+        <w:ind w:left="3600" w:hanging="360"/>
+      </w:pPr>
+      <w:rPr>
+        <w:rFonts w:ascii="Wingdings" w:hAnsi="Wingdings" w:hint="default"/>
+        <w:sz w:val="20"/>
+      </w:rPr>
+    </w:lvl>
+    <w:lvl w:ilvl="5" w:tentative="1">
+      <w:start w:val="1"/>
+      <w:numFmt w:val="bullet"/>
+      <w:lvlText w:val=""/>
+      <w:lvlJc w:val="left"/>
+      <w:pPr>
+        <w:tabs>
+          <w:tab w:val="num" w:pos="4320"/>
+        </w:tabs>
+        <w:ind w:left="4320" w:hanging="360"/>
+      </w:pPr>
+      <w:rPr>
+        <w:rFonts w:ascii="Wingdings" w:hAnsi="Wingdings" w:hint="default"/>
+        <w:sz w:val="20"/>
+      </w:rPr>
+    </w:lvl>
+    <w:lvl w:ilvl="6" w:tentative="1">
+      <w:start w:val="1"/>
+      <w:numFmt w:val="bullet"/>
+      <w:lvlText w:val=""/>
+      <w:lvlJc w:val="left"/>
+      <w:pPr>
+        <w:tabs>
+          <w:tab w:val="num" w:pos="5040"/>
+        </w:tabs>
+        <w:ind w:left="5040" w:hanging="360"/>
+      </w:pPr>
+      <w:rPr>
+        <w:rFonts w:ascii="Wingdings" w:hAnsi="Wingdings" w:hint="default"/>
+        <w:sz w:val="20"/>
+      </w:rPr>
+    </w:lvl>
+    <w:lvl w:ilvl="7" w:tentative="1">
+      <w:start w:val="1"/>
+      <w:numFmt w:val="bullet"/>
+      <w:lvlText w:val=""/>
+      <w:lvlJc w:val="left"/>
+      <w:pPr>
+        <w:tabs>
+          <w:tab w:val="num" w:pos="5760"/>
+        </w:tabs>
+        <w:ind w:left="5760" w:hanging="360"/>
+      </w:pPr>
+      <w:rPr>
+        <w:rFonts w:ascii="Wingdings" w:hAnsi="Wingdings" w:hint="default"/>
+        <w:sz w:val="20"/>
+      </w:rPr>
+    </w:lvl>
+    <w:lvl w:ilvl="8" w:tentative="1">
+      <w:start w:val="1"/>
+      <w:numFmt w:val="bullet"/>
+      <w:lvlText w:val=""/>
+      <w:lvlJc w:val="left"/>
+      <w:pPr>
+        <w:tabs>
+          <w:tab w:val="num" w:pos="6480"/>
+        </w:tabs>
+        <w:ind w:left="6480" w:hanging="360"/>
+      </w:pPr>
+      <w:rPr>
+        <w:rFonts w:ascii="Wingdings" w:hAnsi="Wingdings" w:hint="default"/>
+        <w:sz w:val="20"/>
+      </w:rPr>
+    </w:lvl>
+  </w:abstractNum>
+  <w:abstractNum w:abstractNumId="4">
+    <w:nsid w:val="40BA5655"/>
+    <w:multiLevelType w:val="multilevel"/>
+    <w:tmpl w:val="8D0A4C04"/>
+    <w:lvl w:ilvl="0">
+      <w:start w:val="1"/>
+      <w:numFmt w:val="bullet"/>
+      <w:lvlText w:val=""/>
+      <w:lvlJc w:val="left"/>
+      <w:pPr>
+        <w:tabs>
+          <w:tab w:val="num" w:pos="720"/>
+        </w:tabs>
+        <w:ind w:left="720" w:hanging="360"/>
+      </w:pPr>
+      <w:rPr>
+        <w:rFonts w:ascii="Symbol" w:hAnsi="Symbol" w:hint="default"/>
+        <w:sz w:val="20"/>
+      </w:rPr>
+    </w:lvl>
+    <w:lvl w:ilvl="1" w:tentative="1">
+      <w:start w:val="1"/>
+      <w:numFmt w:val="bullet"/>
+      <w:lvlText w:val="o"/>
+      <w:lvlJc w:val="left"/>
+      <w:pPr>
+        <w:tabs>
+          <w:tab w:val="num" w:pos="1440"/>
+        </w:tabs>
+        <w:ind w:left="1440" w:hanging="360"/>
+      </w:pPr>
+      <w:rPr>
+        <w:rFonts w:ascii="Courier New" w:hAnsi="Courier New" w:hint="default"/>
+        <w:sz w:val="20"/>
+      </w:rPr>
+    </w:lvl>
+    <w:lvl w:ilvl="2" w:tentative="1">
+      <w:start w:val="1"/>
+      <w:numFmt w:val="bullet"/>
+      <w:lvlText w:val=""/>
+      <w:lvlJc w:val="left"/>
+      <w:pPr>
+        <w:tabs>
+          <w:tab w:val="num" w:pos="2160"/>
+        </w:tabs>
+        <w:ind w:left="2160" w:hanging="360"/>
+      </w:pPr>
+      <w:rPr>
+        <w:rFonts w:ascii="Wingdings" w:hAnsi="Wingdings" w:hint="default"/>
+        <w:sz w:val="20"/>
+      </w:rPr>
+    </w:lvl>
+    <w:lvl w:ilvl="3" w:tentative="1">
+      <w:start w:val="1"/>
+      <w:numFmt w:val="bullet"/>
+      <w:lvlText w:val=""/>
+      <w:lvlJc w:val="left"/>
+      <w:pPr>
+        <w:tabs>
+          <w:tab w:val="num" w:pos="2880"/>
+        </w:tabs>
+        <w:ind w:left="2880" w:hanging="360"/>
+      </w:pPr>
+      <w:rPr>
+        <w:rFonts w:ascii="Wingdings" w:hAnsi="Wingdings" w:hint="default"/>
+        <w:sz w:val="20"/>
+      </w:rPr>
+    </w:lvl>
+    <w:lvl w:ilvl="4" w:tentative="1">
+      <w:start w:val="1"/>
+      <w:numFmt w:val="bullet"/>
+      <w:lvlText w:val=""/>
+      <w:lvlJc w:val="left"/>
+      <w:pPr>
+        <w:tabs>
+          <w:tab w:val="num" w:pos="3600"/>
+        </w:tabs>
+        <w:ind w:left="3600" w:hanging="360"/>
+      </w:pPr>
+      <w:rPr>
+        <w:rFonts w:ascii="Wingdings" w:hAnsi="Wingdings" w:hint="default"/>
+        <w:sz w:val="20"/>
+      </w:rPr>
+    </w:lvl>
+    <w:lvl w:ilvl="5" w:tentative="1">
+      <w:start w:val="1"/>
+      <w:numFmt w:val="bullet"/>
+      <w:lvlText w:val=""/>
+      <w:lvlJc w:val="left"/>
+      <w:pPr>
+        <w:tabs>
+          <w:tab w:val="num" w:pos="4320"/>
+        </w:tabs>
+        <w:ind w:left="4320" w:hanging="360"/>
+      </w:pPr>
+      <w:rPr>
+        <w:rFonts w:ascii="Wingdings" w:hAnsi="Wingdings" w:hint="default"/>
+        <w:sz w:val="20"/>
+      </w:rPr>
+    </w:lvl>
+    <w:lvl w:ilvl="6" w:tentative="1">
+      <w:start w:val="1"/>
+      <w:numFmt w:val="bullet"/>
+      <w:lvlText w:val=""/>
+      <w:lvlJc w:val="left"/>
+      <w:pPr>
+        <w:tabs>
+          <w:tab w:val="num" w:pos="5040"/>
+        </w:tabs>
+        <w:ind w:left="5040" w:hanging="360"/>
+      </w:pPr>
+      <w:rPr>
+        <w:rFonts w:ascii="Wingdings" w:hAnsi="Wingdings" w:hint="default"/>
+        <w:sz w:val="20"/>
+      </w:rPr>
+    </w:lvl>
+    <w:lvl w:ilvl="7" w:tentative="1">
+      <w:start w:val="1"/>
+      <w:numFmt w:val="bullet"/>
+      <w:lvlText w:val=""/>
+      <w:lvlJc w:val="left"/>
+      <w:pPr>
+        <w:tabs>
+          <w:tab w:val="num" w:pos="5760"/>
+        </w:tabs>
+        <w:ind w:left="5760" w:hanging="360"/>
+      </w:pPr>
+      <w:rPr>
+        <w:rFonts w:ascii="Wingdings" w:hAnsi="Wingdings" w:hint="default"/>
+        <w:sz w:val="20"/>
+      </w:rPr>
+    </w:lvl>
+    <w:lvl w:ilvl="8" w:tentative="1">
+      <w:start w:val="1"/>
+      <w:numFmt w:val="bullet"/>
+      <w:lvlText w:val=""/>
+      <w:lvlJc w:val="left"/>
+      <w:pPr>
+        <w:tabs>
+          <w:tab w:val="num" w:pos="6480"/>
+        </w:tabs>
+        <w:ind w:left="6480" w:hanging="360"/>
+      </w:pPr>
+      <w:rPr>
+        <w:rFonts w:ascii="Wingdings" w:hAnsi="Wingdings" w:hint="default"/>
+        <w:sz w:val="20"/>
+      </w:rPr>
+    </w:lvl>
+  </w:abstractNum>
+  <w:abstractNum w:abstractNumId="5">
+    <w:nsid w:val="43F97B58"/>
+    <w:multiLevelType w:val="multilevel"/>
+    <w:tmpl w:val="82F0C0C4"/>
+    <w:lvl w:ilvl="0">
+      <w:start w:val="1"/>
+      <w:numFmt w:val="bullet"/>
+      <w:lvlText w:val=""/>
+      <w:lvlJc w:val="left"/>
+      <w:pPr>
+        <w:tabs>
+          <w:tab w:val="num" w:pos="720"/>
+        </w:tabs>
+        <w:ind w:left="720" w:hanging="360"/>
+      </w:pPr>
+      <w:rPr>
+        <w:rFonts w:ascii="Symbol" w:hAnsi="Symbol" w:hint="default"/>
+        <w:sz w:val="20"/>
+      </w:rPr>
+    </w:lvl>
+    <w:lvl w:ilvl="1" w:tentative="1">
+      <w:start w:val="1"/>
+      <w:numFmt w:val="bullet"/>
+      <w:lvlText w:val="o"/>
+      <w:lvlJc w:val="left"/>
+      <w:pPr>
+        <w:tabs>
+          <w:tab w:val="num" w:pos="1440"/>
+        </w:tabs>
+        <w:ind w:left="1440" w:hanging="360"/>
+      </w:pPr>
+      <w:rPr>
+        <w:rFonts w:ascii="Courier New" w:hAnsi="Courier New" w:hint="default"/>
+        <w:sz w:val="20"/>
+      </w:rPr>
+    </w:lvl>
+    <w:lvl w:ilvl="2" w:tentative="1">
+      <w:start w:val="1"/>
+      <w:numFmt w:val="bullet"/>
+      <w:lvlText w:val=""/>
+      <w:lvlJc w:val="left"/>
+      <w:pPr>
+        <w:tabs>
+          <w:tab w:val="num" w:pos="2160"/>
+        </w:tabs>
+        <w:ind w:left="2160" w:hanging="360"/>
+      </w:pPr>
+      <w:rPr>
+        <w:rFonts w:ascii="Wingdings" w:hAnsi="Wingdings" w:hint="default"/>
+        <w:sz w:val="20"/>
+      </w:rPr>
+    </w:lvl>
+    <w:lvl w:ilvl="3" w:tentative="1">
+      <w:start w:val="1"/>
+      <w:numFmt w:val="bullet"/>
+      <w:lvlText w:val=""/>
+      <w:lvlJc w:val="left"/>
+      <w:pPr>
+        <w:tabs>
+          <w:tab w:val="num" w:pos="2880"/>
+        </w:tabs>
+        <w:ind w:left="2880" w:hanging="360"/>
+      </w:pPr>
+      <w:rPr>
+        <w:rFonts w:ascii="Wingdings" w:hAnsi="Wingdings" w:hint="default"/>
+        <w:sz w:val="20"/>
+      </w:rPr>
+    </w:lvl>
+    <w:lvl w:ilvl="4" w:tentative="1">
+      <w:start w:val="1"/>
+      <w:numFmt w:val="bullet"/>
+      <w:lvlText w:val=""/>
+      <w:lvlJc w:val="left"/>
+      <w:pPr>
+        <w:tabs>
+          <w:tab w:val="num" w:pos="3600"/>
+        </w:tabs>
+        <w:ind w:left="3600" w:hanging="360"/>
+      </w:pPr>
+      <w:rPr>
+        <w:rFonts w:ascii="Wingdings" w:hAnsi="Wingdings" w:hint="default"/>
+        <w:sz w:val="20"/>
+      </w:rPr>
+    </w:lvl>
+    <w:lvl w:ilvl="5" w:tentative="1">
+      <w:start w:val="1"/>
+      <w:numFmt w:val="bullet"/>
+      <w:lvlText w:val=""/>
+      <w:lvlJc w:val="left"/>
+      <w:pPr>
+        <w:tabs>
+          <w:tab w:val="num" w:pos="4320"/>
+        </w:tabs>
+        <w:ind w:left="4320" w:hanging="360"/>
+      </w:pPr>
+      <w:rPr>
+        <w:rFonts w:ascii="Wingdings" w:hAnsi="Wingdings" w:hint="default"/>
+        <w:sz w:val="20"/>
+      </w:rPr>
+    </w:lvl>
+    <w:lvl w:ilvl="6" w:tentative="1">
+      <w:start w:val="1"/>
+      <w:numFmt w:val="bullet"/>
+      <w:lvlText w:val=""/>
+      <w:lvlJc w:val="left"/>
+      <w:pPr>
+        <w:tabs>
+          <w:tab w:val="num" w:pos="5040"/>
+        </w:tabs>
+        <w:ind w:left="5040" w:hanging="360"/>
+      </w:pPr>
+      <w:rPr>
+        <w:rFonts w:ascii="Wingdings" w:hAnsi="Wingdings" w:hint="default"/>
+        <w:sz w:val="20"/>
+      </w:rPr>
+    </w:lvl>
+    <w:lvl w:ilvl="7" w:tentative="1">
+      <w:start w:val="1"/>
+      <w:numFmt w:val="bullet"/>
+      <w:lvlText w:val=""/>
+      <w:lvlJc w:val="left"/>
+      <w:pPr>
+        <w:tabs>
+          <w:tab w:val="num" w:pos="5760"/>
+        </w:tabs>
+        <w:ind w:left="5760" w:hanging="360"/>
+      </w:pPr>
+      <w:rPr>
+        <w:rFonts w:ascii="Wingdings" w:hAnsi="Wingdings" w:hint="default"/>
+        <w:sz w:val="20"/>
+      </w:rPr>
+    </w:lvl>
+    <w:lvl w:ilvl="8" w:tentative="1">
+      <w:start w:val="1"/>
+      <w:numFmt w:val="bullet"/>
+      <w:lvlText w:val=""/>
+      <w:lvlJc w:val="left"/>
+      <w:pPr>
+        <w:tabs>
+          <w:tab w:val="num" w:pos="6480"/>
+        </w:tabs>
+        <w:ind w:left="6480" w:hanging="360"/>
+      </w:pPr>
+      <w:rPr>
+        <w:rFonts w:ascii="Wingdings" w:hAnsi="Wingdings" w:hint="default"/>
+        <w:sz w:val="20"/>
+      </w:rPr>
+    </w:lvl>
+  </w:abstractNum>
+  <w:abstractNum w:abstractNumId="6">
     <w:nsid w:val="48E00AD0"/>
     <w:multiLevelType w:val="multilevel"/>
     <w:tmpl w:val="FFDC3CE2"/>
@@ -16485,7 +17106,7 @@
       </w:rPr>
     </w:lvl>
   </w:abstractNum>
-  <w:abstractNum w:abstractNumId="4">
+  <w:abstractNum w:abstractNumId="7">
     <w:nsid w:val="649F797A"/>
     <w:multiLevelType w:val="hybridMultilevel"/>
     <w:tmpl w:val="8E90B562"/>
@@ -16574,7 +17195,7 @@
       </w:pPr>
     </w:lvl>
   </w:abstractNum>
-  <w:abstractNum w:abstractNumId="5">
+  <w:abstractNum w:abstractNumId="8">
     <w:nsid w:val="7B0C4CC4"/>
     <w:multiLevelType w:val="multilevel"/>
     <w:tmpl w:val="8334DFF2"/>
@@ -16727,19 +17348,28 @@
     <w:abstractNumId w:val="0"/>
   </w:num>
   <w:num w:numId="2">
-    <w:abstractNumId w:val="3"/>
+    <w:abstractNumId w:val="6"/>
   </w:num>
   <w:num w:numId="3">
     <w:abstractNumId w:val="1"/>
   </w:num>
   <w:num w:numId="4">
-    <w:abstractNumId w:val="5"/>
+    <w:abstractNumId w:val="8"/>
   </w:num>
   <w:num w:numId="5">
     <w:abstractNumId w:val="2"/>
   </w:num>
   <w:num w:numId="6">
+    <w:abstractNumId w:val="7"/>
+  </w:num>
+  <w:num w:numId="7">
     <w:abstractNumId w:val="4"/>
+  </w:num>
+  <w:num w:numId="8">
+    <w:abstractNumId w:val="5"/>
+  </w:num>
+  <w:num w:numId="9">
+    <w:abstractNumId w:val="3"/>
   </w:num>
 </w:numbering>
 </file>
@@ -17234,7 +17864,6 @@
   <w:style w:type="character" w:default="1" w:styleId="DefaultParagraphFont">
     <w:name w:val="Default Paragraph Font"/>
     <w:uiPriority w:val="1"/>
-    <w:semiHidden/>
     <w:unhideWhenUsed/>
   </w:style>
   <w:style w:type="table" w:default="1" w:styleId="TableNormal">

--- a/my notes paints/1.HTML My notes.docx
+++ b/my notes paints/1.HTML My notes.docx
@@ -4304,6 +4304,131 @@
           <w:p/>
         </w:tc>
       </w:tr>
+      <w:tr>
+        <w:trPr>
+          <w:trHeight w:val="1851"/>
+        </w:trPr>
+        <w:tc>
+          <w:tcPr>
+            <w:tcW w:w="9493" w:type="dxa"/>
+          </w:tcPr>
+          <w:p>
+            <w:pPr>
+              <w:shd w:val="clear" w:color="auto" w:fill="FFFFFF"/>
+              <w:spacing w:line="285" w:lineRule="atLeast"/>
+              <w:rPr>
+                <w:rFonts w:ascii="Consolas" w:eastAsia="Times New Roman" w:hAnsi="Consolas" w:cs="Times New Roman"/>
+                <w:color w:val="0000FF"/>
+                <w:sz w:val="21"/>
+                <w:szCs w:val="21"/>
+                <w:lang w:eastAsia="en-IN"/>
+              </w:rPr>
+            </w:pPr>
+            <w:r>
+              <w:rPr>
+                <w:rFonts w:ascii="Consolas" w:eastAsia="Times New Roman" w:hAnsi="Consolas" w:cs="Times New Roman"/>
+                <w:color w:val="000000"/>
+                <w:sz w:val="21"/>
+                <w:szCs w:val="21"/>
+                <w:lang w:eastAsia="en-IN"/>
+              </w:rPr>
+              <w:t> </w:t>
+            </w:r>
+            <w:r>
+              <w:rPr>
+                <w:rFonts w:ascii="Consolas" w:eastAsia="Times New Roman" w:hAnsi="Consolas" w:cs="Times New Roman"/>
+                <w:color w:val="800000"/>
+                <w:sz w:val="21"/>
+                <w:szCs w:val="21"/>
+                <w:lang w:eastAsia="en-IN"/>
+              </w:rPr>
+              <w:t>&lt;button</w:t>
+            </w:r>
+            <w:r>
+              <w:rPr>
+                <w:rFonts w:ascii="Consolas" w:eastAsia="Times New Roman" w:hAnsi="Consolas" w:cs="Times New Roman"/>
+                <w:color w:val="000000"/>
+                <w:sz w:val="21"/>
+                <w:szCs w:val="21"/>
+                <w:lang w:eastAsia="en-IN"/>
+              </w:rPr>
+              <w:t xml:space="preserve"> </w:t>
+            </w:r>
+            <w:r>
+              <w:rPr>
+                <w:rFonts w:ascii="Consolas" w:eastAsia="Times New Roman" w:hAnsi="Consolas" w:cs="Times New Roman"/>
+                <w:color w:val="E50000"/>
+                <w:sz w:val="21"/>
+                <w:szCs w:val="21"/>
+                <w:lang w:eastAsia="en-IN"/>
+              </w:rPr>
+              <w:t>disabled</w:t>
+            </w:r>
+            <w:r>
+              <w:rPr>
+                <w:rFonts w:ascii="Consolas" w:eastAsia="Times New Roman" w:hAnsi="Consolas" w:cs="Times New Roman"/>
+                <w:color w:val="000000"/>
+                <w:sz w:val="21"/>
+                <w:szCs w:val="21"/>
+                <w:lang w:eastAsia="en-IN"/>
+              </w:rPr>
+              <w:t>=</w:t>
+            </w:r>
+            <w:r>
+              <w:rPr>
+                <w:rFonts w:ascii="Consolas" w:eastAsia="Times New Roman" w:hAnsi="Consolas" w:cs="Times New Roman"/>
+                <w:color w:val="0000FF"/>
+                <w:sz w:val="21"/>
+                <w:szCs w:val="21"/>
+                <w:lang w:eastAsia="en-IN"/>
+              </w:rPr>
+              <w:t>true</w:t>
+            </w:r>
+          </w:p>
+          <w:p>
+            <w:pPr>
+              <w:shd w:val="clear" w:color="auto" w:fill="FFFFFF"/>
+              <w:spacing w:line="285" w:lineRule="atLeast"/>
+              <w:rPr>
+                <w:rFonts w:ascii="Consolas" w:eastAsia="Times New Roman" w:hAnsi="Consolas" w:cs="Times New Roman"/>
+                <w:color w:val="000000"/>
+                <w:sz w:val="21"/>
+                <w:szCs w:val="21"/>
+                <w:lang w:eastAsia="en-IN"/>
+              </w:rPr>
+            </w:pPr>
+            <w:r>
+              <w:rPr>
+                <w:rFonts w:ascii="Consolas" w:eastAsia="Times New Roman" w:hAnsi="Consolas" w:cs="Times New Roman"/>
+                <w:color w:val="0000FF"/>
+                <w:sz w:val="21"/>
+                <w:szCs w:val="21"/>
+                <w:lang w:eastAsia="en-IN"/>
+              </w:rPr>
+              <w:t>to disable a button just add disabled attribute</w:t>
+            </w:r>
+            <w:bookmarkStart w:id="0" w:name="_GoBack"/>
+            <w:bookmarkEnd w:id="0"/>
+          </w:p>
+          <w:p>
+            <w:pPr>
+              <w:shd w:val="clear" w:color="auto" w:fill="FFFFFF"/>
+              <w:spacing w:line="330" w:lineRule="atLeast"/>
+            </w:pPr>
+          </w:p>
+        </w:tc>
+        <w:tc>
+          <w:tcPr>
+            <w:tcW w:w="13537" w:type="dxa"/>
+          </w:tcPr>
+          <w:p>
+            <w:pPr>
+              <w:shd w:val="clear" w:color="auto" w:fill="FFFFFF"/>
+              <w:spacing w:line="285" w:lineRule="atLeast"/>
+            </w:pPr>
+          </w:p>
+        </w:tc>
+      </w:tr>
     </w:tbl>
     <w:p/>
     <w:p/>
@@ -4380,6 +4505,7 @@
               </w:numPr>
             </w:pPr>
             <w:r>
+              <w:lastRenderedPageBreak/>
               <w:t xml:space="preserve">Allows users to click the label to focus/select the input </w:t>
             </w:r>
           </w:p>
@@ -4425,7 +4551,7 @@
           <w:p>
             <w:r>
               <w:pict>
-                <v:rect id="_x0000_i1028" style="width:0;height:1.5pt" o:hralign="center" o:hrstd="t" o:hr="t" fillcolor="#a0a0a0" stroked="f"/>
+                <v:rect id="_x0000_i1026" style="width:0;height:1.5pt" o:hralign="center" o:hrstd="t" o:hr="t" fillcolor="#a0a0a0" stroked="f"/>
               </w:pict>
             </w:r>
           </w:p>
@@ -4442,7 +4568,6 @@
                 <w:b/>
                 <w:bCs/>
               </w:rPr>
-              <w:lastRenderedPageBreak/>
               <w:t>🔹</w:t>
             </w:r>
             <w:r>
@@ -4514,7 +4639,6 @@
                 <w:color w:val="5B9BD5" w:themeColor="accent1"/>
               </w:rPr>
             </w:pPr>
-            <w:bookmarkStart w:id="0" w:name="_GoBack"/>
             <w:r>
               <w:rPr>
                 <w:b/>
@@ -4524,7 +4648,6 @@
               <w:t>2. Wrapping the input inside &lt;label&gt;</w:t>
             </w:r>
           </w:p>
-          <w:bookmarkEnd w:id="0"/>
           <w:p>
             <w:r>
               <w:t>&lt;label&gt;</w:t>
@@ -4547,6 +4670,7 @@
               <w:rPr>
                 <w:rFonts w:ascii="Segoe UI Symbol" w:hAnsi="Segoe UI Symbol" w:cs="Segoe UI Symbol"/>
               </w:rPr>
+              <w:lastRenderedPageBreak/>
               <w:t>👉</w:t>
             </w:r>
             <w:r>
@@ -4556,7 +4680,7 @@
           <w:p>
             <w:r>
               <w:pict>
-                <v:rect id="_x0000_i1026" style="width:0;height:1.5pt" o:hralign="center" o:hrstd="t" o:hr="t" fillcolor="#a0a0a0" stroked="f"/>
+                <v:rect id="_x0000_i1027" style="width:0;height:1.5pt" o:hralign="center" o:hrstd="t" o:hr="t" fillcolor="#a0a0a0" stroked="f"/>
               </w:pict>
             </w:r>
           </w:p>
@@ -4585,7 +4709,6 @@
           </w:p>
           <w:p>
             <w:r>
-              <w:lastRenderedPageBreak/>
               <w:t>&lt;label for="agree"&gt;</w:t>
             </w:r>
             <w:r>
@@ -4611,7 +4734,7 @@
           <w:p>
             <w:r>
               <w:pict>
-                <v:rect id="_x0000_i1027" style="width:0;height:1.5pt" o:hralign="center" o:hrstd="t" o:hr="t" fillcolor="#a0a0a0" stroked="f"/>
+                <v:rect id="_x0000_i1028" style="width:0;height:1.5pt" o:hralign="center" o:hrstd="t" o:hr="t" fillcolor="#a0a0a0" stroked="f"/>
               </w:pict>
             </w:r>
           </w:p>
@@ -6103,6 +6226,7 @@
                 </w:tcPr>
                 <w:p>
                   <w:r>
+                    <w:lastRenderedPageBreak/>
                     <w:t>Result</w:t>
                   </w:r>
                 </w:p>
@@ -8687,6 +8811,7 @@
                 <w:color w:val="0000CD"/>
                 <w:szCs w:val="28"/>
               </w:rPr>
+              <w:lastRenderedPageBreak/>
               <w:t>Linking images</w:t>
             </w:r>
           </w:p>
@@ -8739,7 +8864,6 @@
                 <w:szCs w:val="24"/>
                 <w:lang w:eastAsia="en-IN"/>
               </w:rPr>
-              <w:lastRenderedPageBreak/>
               <w:t>  &lt;</w:t>
             </w:r>
             <w:r>
@@ -8904,7 +9028,6 @@
                 <w:szCs w:val="24"/>
                 <w:lang w:eastAsia="en-IN"/>
               </w:rPr>
-              <w:lastRenderedPageBreak/>
               <w:t> &lt;</w:t>
             </w:r>
             <w:r>
@@ -9274,7 +9397,6 @@
                 <w:szCs w:val="24"/>
                 <w:lang w:eastAsia="en-IN"/>
               </w:rPr>
-              <w:lastRenderedPageBreak/>
               <w:t xml:space="preserve">      </w:t>
             </w:r>
             <w:r>
@@ -9408,7 +9530,6 @@
                 <w:color w:val="0000CD"/>
                 <w:szCs w:val="28"/>
               </w:rPr>
-              <w:lastRenderedPageBreak/>
               <w:t>&lt;header&gt;</w:t>
             </w:r>
             <w:r>
@@ -11200,7 +11321,6 @@
           <w:noProof/>
           <w:lang w:eastAsia="en-IN"/>
         </w:rPr>
-        <w:lastRenderedPageBreak/>
         <w:drawing>
           <wp:inline distT="0" distB="0" distL="0" distR="0" wp14:anchorId="721B991D" wp14:editId="7102112B">
             <wp:extent cx="5600700" cy="6067425"/>
@@ -11628,6 +11748,7 @@
                 <w:szCs w:val="24"/>
                 <w:lang w:eastAsia="en-IN"/>
               </w:rPr>
+              <w:lastRenderedPageBreak/>
               <w:t>      &lt;</w:t>
             </w:r>
             <w:r>
@@ -11691,7 +11812,6 @@
                 <w:szCs w:val="24"/>
                 <w:lang w:eastAsia="en-IN"/>
               </w:rPr>
-              <w:lastRenderedPageBreak/>
               <w:t>    &lt;/</w:t>
             </w:r>
             <w:r>
@@ -12453,6 +12573,7 @@
                 <w:szCs w:val="24"/>
                 <w:lang w:eastAsia="en-IN"/>
               </w:rPr>
+              <w:lastRenderedPageBreak/>
               <w:t>    &lt;</w:t>
             </w:r>
             <w:r>
@@ -12496,7 +12617,6 @@
                 <w:szCs w:val="24"/>
                 <w:lang w:eastAsia="en-IN"/>
               </w:rPr>
-              <w:lastRenderedPageBreak/>
               <w:t>    &lt;</w:t>
             </w:r>
             <w:r>
@@ -13427,6 +13547,7 @@
                 <w:szCs w:val="24"/>
                 <w:lang w:eastAsia="en-IN"/>
               </w:rPr>
+              <w:lastRenderedPageBreak/>
               <w:t>      &lt;</w:t>
             </w:r>
             <w:r>
@@ -13490,7 +13611,6 @@
                 <w:szCs w:val="24"/>
                 <w:lang w:eastAsia="en-IN"/>
               </w:rPr>
-              <w:lastRenderedPageBreak/>
               <w:t>      &lt;</w:t>
             </w:r>
             <w:r>
@@ -14441,6 +14561,7 @@
                 <w:szCs w:val="24"/>
                 <w:lang w:eastAsia="en-IN"/>
               </w:rPr>
+              <w:lastRenderedPageBreak/>
               <w:t xml:space="preserve">      &lt;/caption&gt;</w:t>
             </w:r>
           </w:p>
@@ -14464,7 +14585,6 @@
                 <w:szCs w:val="24"/>
                 <w:lang w:eastAsia="en-IN"/>
               </w:rPr>
-              <w:lastRenderedPageBreak/>
               <w:t xml:space="preserve">      &lt;thead&gt;</w:t>
             </w:r>
           </w:p>
@@ -17864,6 +17984,7 @@
   <w:style w:type="character" w:default="1" w:styleId="DefaultParagraphFont">
     <w:name w:val="Default Paragraph Font"/>
     <w:uiPriority w:val="1"/>
+    <w:semiHidden/>
     <w:unhideWhenUsed/>
   </w:style>
   <w:style w:type="table" w:default="1" w:styleId="TableNormal">

--- a/my notes paints/1.HTML My notes.docx
+++ b/my notes paints/1.HTML My notes.docx
@@ -4244,13 +4244,6 @@
             <w:pPr>
               <w:shd w:val="clear" w:color="auto" w:fill="FFFFFF"/>
               <w:spacing w:line="330" w:lineRule="atLeast"/>
-              <w:rPr>
-                <w:rFonts w:ascii="Consolas" w:eastAsia="Times New Roman" w:hAnsi="Consolas" w:cs="Times New Roman"/>
-                <w:color w:val="24292F"/>
-                <w:sz w:val="24"/>
-                <w:szCs w:val="24"/>
-                <w:lang w:eastAsia="en-IN"/>
-              </w:rPr>
             </w:pPr>
             <w:r>
               <w:t>like &lt;</w:t>
@@ -4277,8 +4270,165 @@
               <w:t>color</w:t>
             </w:r>
             <w:r>
-              <w:t>”&gt;</w:t>
-            </w:r>
+              <w:t>”</w:t>
+            </w:r>
+            <w:r>
+              <w:t xml:space="preserve"> </w:t>
+            </w:r>
+            <w:r>
+              <w:t>&gt;</w:t>
+            </w:r>
+          </w:p>
+          <w:p>
+            <w:pPr>
+              <w:shd w:val="clear" w:color="auto" w:fill="FFFFFF"/>
+              <w:spacing w:line="285" w:lineRule="atLeast"/>
+              <w:rPr>
+                <w:rFonts w:ascii="Consolas" w:eastAsia="Times New Roman" w:hAnsi="Consolas" w:cs="Times New Roman"/>
+                <w:color w:val="A31515"/>
+                <w:sz w:val="21"/>
+                <w:szCs w:val="21"/>
+                <w:lang w:eastAsia="en-IN"/>
+              </w:rPr>
+            </w:pPr>
+            <w:r>
+              <w:rPr>
+                <w:rFonts w:ascii="Consolas" w:eastAsia="Times New Roman" w:hAnsi="Consolas" w:cs="Times New Roman"/>
+                <w:color w:val="800000"/>
+                <w:sz w:val="21"/>
+                <w:szCs w:val="21"/>
+                <w:lang w:eastAsia="en-IN"/>
+              </w:rPr>
+              <w:t>&lt;input</w:t>
+            </w:r>
+            <w:r>
+              <w:rPr>
+                <w:rFonts w:ascii="Consolas" w:eastAsia="Times New Roman" w:hAnsi="Consolas" w:cs="Times New Roman"/>
+                <w:color w:val="800000"/>
+                <w:sz w:val="21"/>
+                <w:szCs w:val="21"/>
+                <w:lang w:eastAsia="en-IN"/>
+              </w:rPr>
+              <w:t xml:space="preserve"> </w:t>
+            </w:r>
+            <w:r>
+              <w:rPr>
+                <w:rFonts w:ascii="Consolas" w:eastAsia="Times New Roman" w:hAnsi="Consolas" w:cs="Times New Roman"/>
+                <w:color w:val="E50000"/>
+                <w:sz w:val="21"/>
+                <w:szCs w:val="21"/>
+                <w:lang w:eastAsia="en-IN"/>
+              </w:rPr>
+              <w:t>type</w:t>
+            </w:r>
+            <w:r>
+              <w:rPr>
+                <w:rFonts w:ascii="Consolas" w:eastAsia="Times New Roman" w:hAnsi="Consolas" w:cs="Times New Roman"/>
+                <w:color w:val="000000"/>
+                <w:sz w:val="21"/>
+                <w:szCs w:val="21"/>
+                <w:lang w:eastAsia="en-IN"/>
+              </w:rPr>
+              <w:t>=</w:t>
+            </w:r>
+            <w:r>
+              <w:rPr>
+                <w:rFonts w:ascii="Consolas" w:eastAsia="Times New Roman" w:hAnsi="Consolas" w:cs="Times New Roman"/>
+                <w:color w:val="A31515"/>
+                <w:sz w:val="21"/>
+                <w:szCs w:val="21"/>
+                <w:lang w:eastAsia="en-IN"/>
+              </w:rPr>
+              <w:t>"text"</w:t>
+            </w:r>
+            <w:r>
+              <w:rPr>
+                <w:rFonts w:ascii="Consolas" w:eastAsia="Times New Roman" w:hAnsi="Consolas" w:cs="Times New Roman"/>
+                <w:color w:val="A31515"/>
+                <w:sz w:val="21"/>
+                <w:szCs w:val="21"/>
+                <w:lang w:eastAsia="en-IN"/>
+              </w:rPr>
+              <w:t xml:space="preserve"> </w:t>
+            </w:r>
+            <w:r>
+              <w:rPr>
+                <w:rFonts w:ascii="Consolas" w:eastAsia="Times New Roman" w:hAnsi="Consolas" w:cs="Times New Roman"/>
+                <w:color w:val="E50000"/>
+                <w:sz w:val="21"/>
+                <w:szCs w:val="21"/>
+                <w:lang w:eastAsia="en-IN"/>
+              </w:rPr>
+              <w:t>placeholder</w:t>
+            </w:r>
+            <w:r>
+              <w:rPr>
+                <w:rFonts w:ascii="Consolas" w:eastAsia="Times New Roman" w:hAnsi="Consolas" w:cs="Times New Roman"/>
+                <w:color w:val="000000"/>
+                <w:sz w:val="21"/>
+                <w:szCs w:val="21"/>
+                <w:lang w:eastAsia="en-IN"/>
+              </w:rPr>
+              <w:t>=</w:t>
+            </w:r>
+            <w:r>
+              <w:rPr>
+                <w:rFonts w:ascii="Consolas" w:eastAsia="Times New Roman" w:hAnsi="Consolas" w:cs="Times New Roman"/>
+                <w:color w:val="A31515"/>
+                <w:sz w:val="21"/>
+                <w:szCs w:val="21"/>
+                <w:lang w:eastAsia="en-IN"/>
+              </w:rPr>
+              <w:t>"Search by title, director, or year..."</w:t>
+            </w:r>
+            <w:r>
+              <w:rPr>
+                <w:rFonts w:ascii="Consolas" w:eastAsia="Times New Roman" w:hAnsi="Consolas" w:cs="Times New Roman"/>
+                <w:color w:val="A31515"/>
+                <w:sz w:val="21"/>
+                <w:szCs w:val="21"/>
+                <w:lang w:eastAsia="en-IN"/>
+              </w:rPr>
+              <w:t xml:space="preserve"> /&gt;</w:t>
+            </w:r>
+          </w:p>
+          <w:p>
+            <w:pPr>
+              <w:shd w:val="clear" w:color="auto" w:fill="FFFFFF"/>
+              <w:spacing w:line="285" w:lineRule="atLeast"/>
+              <w:rPr>
+                <w:rFonts w:ascii="Consolas" w:eastAsia="Times New Roman" w:hAnsi="Consolas" w:cs="Times New Roman"/>
+                <w:color w:val="000000"/>
+                <w:sz w:val="21"/>
+                <w:szCs w:val="21"/>
+                <w:lang w:eastAsia="en-IN"/>
+              </w:rPr>
+            </w:pPr>
+            <w:r>
+              <w:rPr>
+                <w:rFonts w:ascii="Consolas" w:eastAsia="Times New Roman" w:hAnsi="Consolas" w:cs="Times New Roman"/>
+                <w:color w:val="A31515"/>
+                <w:sz w:val="21"/>
+                <w:szCs w:val="21"/>
+                <w:lang w:eastAsia="en-IN"/>
+              </w:rPr>
+              <w:t>placeholder attribute is the pre-defined text</w:t>
+            </w:r>
+            <w:bookmarkStart w:id="0" w:name="_GoBack"/>
+            <w:bookmarkEnd w:id="0"/>
+          </w:p>
+          <w:p>
+            <w:pPr>
+              <w:shd w:val="clear" w:color="auto" w:fill="FFFFFF"/>
+              <w:spacing w:line="330" w:lineRule="atLeast"/>
+              <w:rPr>
+                <w:rFonts w:ascii="Consolas" w:eastAsia="Times New Roman" w:hAnsi="Consolas" w:cs="Times New Roman"/>
+                <w:color w:val="24292F"/>
+                <w:sz w:val="24"/>
+                <w:szCs w:val="24"/>
+                <w:lang w:eastAsia="en-IN"/>
+              </w:rPr>
+            </w:pPr>
           </w:p>
         </w:tc>
         <w:tc>
@@ -4407,8 +4557,6 @@
               </w:rPr>
               <w:t>to disable a button just add disabled attribute</w:t>
             </w:r>
-            <w:bookmarkStart w:id="0" w:name="_GoBack"/>
-            <w:bookmarkEnd w:id="0"/>
           </w:p>
           <w:p>
             <w:pPr>
@@ -8824,6 +8972,19 @@
                 <w:szCs w:val="28"/>
               </w:rPr>
             </w:pPr>
+            <w:r>
+              <w:t xml:space="preserve">in HTML/React, </w:t>
+            </w:r>
+            <w:r>
+              <w:rPr>
+                <w:rStyle w:val="HTMLCode"/>
+                <w:rFonts w:eastAsiaTheme="minorHAnsi"/>
+              </w:rPr>
+              <w:t>img</w:t>
+            </w:r>
+            <w:r>
+              <w:t xml:space="preserve"> is a self-closing tag:</w:t>
+            </w:r>
           </w:p>
           <w:p>
             <w:pPr>
@@ -8992,6 +9153,43 @@
               </w:rPr>
               <w:t>            /&gt;</w:t>
             </w:r>
+          </w:p>
+          <w:p>
+            <w:pPr>
+              <w:shd w:val="clear" w:color="auto" w:fill="FFFFFF"/>
+              <w:spacing w:line="330" w:lineRule="atLeast"/>
+            </w:pPr>
+            <w:r>
+              <w:t>object-fit: cover</w:t>
+            </w:r>
+            <w:r>
+              <w:t xml:space="preserve"> //for image we can apply this class</w:t>
+            </w:r>
+          </w:p>
+          <w:p>
+            <w:pPr>
+              <w:shd w:val="clear" w:color="auto" w:fill="FFFFFF"/>
+              <w:spacing w:line="330" w:lineRule="atLeast"/>
+            </w:pPr>
+            <w:r>
+              <w:t xml:space="preserve">this style we can use of image, </w:t>
+            </w:r>
+            <w:r>
+              <w:t>object-fit: cover is very commonly used so movie posters don't look stretched.</w:t>
+            </w:r>
+          </w:p>
+          <w:p>
+            <w:pPr>
+              <w:shd w:val="clear" w:color="auto" w:fill="FFFFFF"/>
+              <w:spacing w:line="330" w:lineRule="atLeast"/>
+              <w:rPr>
+                <w:rFonts w:ascii="Consolas" w:eastAsia="Times New Roman" w:hAnsi="Consolas" w:cs="Times New Roman"/>
+                <w:color w:val="24292E"/>
+                <w:sz w:val="24"/>
+                <w:szCs w:val="24"/>
+                <w:lang w:eastAsia="en-IN"/>
+              </w:rPr>
+            </w:pPr>
           </w:p>
           <w:p>
             <w:pPr>
@@ -11189,6 +11387,7 @@
                 <w:szCs w:val="24"/>
                 <w:lang w:eastAsia="en-IN"/>
               </w:rPr>
+              <w:lastRenderedPageBreak/>
               <w:t xml:space="preserve">              </w:t>
             </w:r>
             <w:r>
@@ -11536,6 +11735,7 @@
                 <w:szCs w:val="24"/>
                 <w:lang w:eastAsia="en-IN"/>
               </w:rPr>
+              <w:lastRenderedPageBreak/>
               <w:t>&lt;</w:t>
             </w:r>
             <w:r>
@@ -11748,7 +11948,6 @@
                 <w:szCs w:val="24"/>
                 <w:lang w:eastAsia="en-IN"/>
               </w:rPr>
-              <w:lastRenderedPageBreak/>
               <w:t>      &lt;</w:t>
             </w:r>
             <w:r>
@@ -12443,7 +12642,6 @@
                 <w:szCs w:val="24"/>
                 <w:lang w:eastAsia="en-IN"/>
               </w:rPr>
-              <w:lastRenderedPageBreak/>
               <w:t>// its always best to include inside thead and tbody</w:t>
             </w:r>
           </w:p>
@@ -12573,7 +12771,6 @@
                 <w:szCs w:val="24"/>
                 <w:lang w:eastAsia="en-IN"/>
               </w:rPr>
-              <w:lastRenderedPageBreak/>
               <w:t>    &lt;</w:t>
             </w:r>
             <w:r>
@@ -13354,7 +13551,6 @@
                 <w:szCs w:val="24"/>
                 <w:lang w:eastAsia="en-IN"/>
               </w:rPr>
-              <w:lastRenderedPageBreak/>
               <w:t>  &lt;</w:t>
             </w:r>
             <w:r>
@@ -13547,7 +13743,6 @@
                 <w:szCs w:val="24"/>
                 <w:lang w:eastAsia="en-IN"/>
               </w:rPr>
-              <w:lastRenderedPageBreak/>
               <w:t>      &lt;</w:t>
             </w:r>
             <w:r>
@@ -14491,7 +14686,6 @@
                 <w:szCs w:val="24"/>
                 <w:lang w:eastAsia="en-IN"/>
               </w:rPr>
-              <w:lastRenderedPageBreak/>
               <w:t>&lt;table&gt;</w:t>
             </w:r>
           </w:p>
@@ -14561,7 +14755,6 @@
                 <w:szCs w:val="24"/>
                 <w:lang w:eastAsia="en-IN"/>
               </w:rPr>
-              <w:lastRenderedPageBreak/>
               <w:t xml:space="preserve">      &lt;/caption&gt;</w:t>
             </w:r>
           </w:p>
@@ -15476,6 +15669,7 @@
         <w:rPr>
           <w:rStyle w:val="Hyperlink"/>
         </w:rPr>
+        <w:lastRenderedPageBreak/>
         <w:t>4) HTML forms</w:t>
       </w:r>
     </w:p>
@@ -15495,7 +15689,6 @@
           <w:noProof/>
           <w:lang w:eastAsia="en-IN"/>
         </w:rPr>
-        <w:lastRenderedPageBreak/>
         <w:drawing>
           <wp:inline distT="0" distB="0" distL="0" distR="0">
             <wp:extent cx="9267825" cy="1009650"/>
